--- a/Prosjektdel 3.docx
+++ b/Prosjektdel 3.docx
@@ -10,13 +10,41 @@
           <w:szCs w:val="24"/>
         </w:rPr>
       </w:pPr>
-      <w:r>
-        <w:rPr>
-          <w:rFonts w:ascii="Times New Roman" w:hAnsi="Times New Roman" w:cs="Times New Roman"/>
-          <w:sz w:val="24"/>
-          <w:szCs w:val="24"/>
-        </w:rPr>
-        <w:t>Kledeli -sprintplan-</w:t>
+      <w:proofErr w:type="spellStart"/>
+      <w:r>
+        <w:rPr>
+          <w:rFonts w:ascii="Times New Roman" w:hAnsi="Times New Roman" w:cs="Times New Roman"/>
+          <w:sz w:val="24"/>
+          <w:szCs w:val="24"/>
+        </w:rPr>
+        <w:t>Kledeli</w:t>
+      </w:r>
+      <w:proofErr w:type="spellEnd"/>
+      <w:r>
+        <w:rPr>
+          <w:rFonts w:ascii="Times New Roman" w:hAnsi="Times New Roman" w:cs="Times New Roman"/>
+          <w:sz w:val="24"/>
+          <w:szCs w:val="24"/>
+        </w:rPr>
+        <w:t xml:space="preserve"> -</w:t>
+      </w:r>
+      <w:proofErr w:type="spellStart"/>
+      <w:r>
+        <w:rPr>
+          <w:rFonts w:ascii="Times New Roman" w:hAnsi="Times New Roman" w:cs="Times New Roman"/>
+          <w:sz w:val="24"/>
+          <w:szCs w:val="24"/>
+        </w:rPr>
+        <w:t>sprintplan</w:t>
+      </w:r>
+      <w:proofErr w:type="spellEnd"/>
+      <w:r>
+        <w:rPr>
+          <w:rFonts w:ascii="Times New Roman" w:hAnsi="Times New Roman" w:cs="Times New Roman"/>
+          <w:sz w:val="24"/>
+          <w:szCs w:val="24"/>
+        </w:rPr>
+        <w:t>-</w:t>
       </w:r>
     </w:p>
     <w:p>
@@ -42,7 +70,79 @@
           <w:sz w:val="24"/>
           <w:szCs w:val="24"/>
         </w:rPr>
-        <w:t>Vi skal svare på to store spørsmål,</w:t>
+        <w:t xml:space="preserve">Vi </w:t>
+      </w:r>
+      <w:proofErr w:type="spellStart"/>
+      <w:r>
+        <w:rPr>
+          <w:rFonts w:ascii="Times New Roman" w:hAnsi="Times New Roman" w:cs="Times New Roman"/>
+          <w:sz w:val="24"/>
+          <w:szCs w:val="24"/>
+        </w:rPr>
+        <w:t>skal</w:t>
+      </w:r>
+      <w:proofErr w:type="spellEnd"/>
+      <w:r>
+        <w:rPr>
+          <w:rFonts w:ascii="Times New Roman" w:hAnsi="Times New Roman" w:cs="Times New Roman"/>
+          <w:sz w:val="24"/>
+          <w:szCs w:val="24"/>
+        </w:rPr>
+        <w:t xml:space="preserve"> </w:t>
+      </w:r>
+      <w:proofErr w:type="spellStart"/>
+      <w:r>
+        <w:rPr>
+          <w:rFonts w:ascii="Times New Roman" w:hAnsi="Times New Roman" w:cs="Times New Roman"/>
+          <w:sz w:val="24"/>
+          <w:szCs w:val="24"/>
+        </w:rPr>
+        <w:t>svare</w:t>
+      </w:r>
+      <w:proofErr w:type="spellEnd"/>
+      <w:r>
+        <w:rPr>
+          <w:rFonts w:ascii="Times New Roman" w:hAnsi="Times New Roman" w:cs="Times New Roman"/>
+          <w:sz w:val="24"/>
+          <w:szCs w:val="24"/>
+        </w:rPr>
+        <w:t xml:space="preserve"> </w:t>
+      </w:r>
+      <w:proofErr w:type="spellStart"/>
+      <w:r>
+        <w:rPr>
+          <w:rFonts w:ascii="Times New Roman" w:hAnsi="Times New Roman" w:cs="Times New Roman"/>
+          <w:sz w:val="24"/>
+          <w:szCs w:val="24"/>
+        </w:rPr>
+        <w:t>på</w:t>
+      </w:r>
+      <w:proofErr w:type="spellEnd"/>
+      <w:r>
+        <w:rPr>
+          <w:rFonts w:ascii="Times New Roman" w:hAnsi="Times New Roman" w:cs="Times New Roman"/>
+          <w:sz w:val="24"/>
+          <w:szCs w:val="24"/>
+        </w:rPr>
+        <w:t xml:space="preserve"> to store </w:t>
+      </w:r>
+      <w:proofErr w:type="spellStart"/>
+      <w:r>
+        <w:rPr>
+          <w:rFonts w:ascii="Times New Roman" w:hAnsi="Times New Roman" w:cs="Times New Roman"/>
+          <w:sz w:val="24"/>
+          <w:szCs w:val="24"/>
+        </w:rPr>
+        <w:t>spørsmål</w:t>
+      </w:r>
+      <w:proofErr w:type="spellEnd"/>
+      <w:r>
+        <w:rPr>
+          <w:rFonts w:ascii="Times New Roman" w:hAnsi="Times New Roman" w:cs="Times New Roman"/>
+          <w:sz w:val="24"/>
+          <w:szCs w:val="24"/>
+        </w:rPr>
+        <w:t>,</w:t>
       </w:r>
     </w:p>
     <w:p>
@@ -59,7 +159,151 @@
           <w:sz w:val="24"/>
           <w:szCs w:val="24"/>
         </w:rPr>
-        <w:t>- Hvilket arbeid kan vi få gjort i denne sprinten?</w:t>
+        <w:t xml:space="preserve">- </w:t>
+      </w:r>
+      <w:proofErr w:type="spellStart"/>
+      <w:r>
+        <w:rPr>
+          <w:rFonts w:ascii="Times New Roman" w:hAnsi="Times New Roman" w:cs="Times New Roman"/>
+          <w:sz w:val="24"/>
+          <w:szCs w:val="24"/>
+        </w:rPr>
+        <w:t>Hvilket</w:t>
+      </w:r>
+      <w:proofErr w:type="spellEnd"/>
+      <w:r>
+        <w:rPr>
+          <w:rFonts w:ascii="Times New Roman" w:hAnsi="Times New Roman" w:cs="Times New Roman"/>
+          <w:sz w:val="24"/>
+          <w:szCs w:val="24"/>
+        </w:rPr>
+        <w:t xml:space="preserve"> </w:t>
+      </w:r>
+      <w:proofErr w:type="spellStart"/>
+      <w:r>
+        <w:rPr>
+          <w:rFonts w:ascii="Times New Roman" w:hAnsi="Times New Roman" w:cs="Times New Roman"/>
+          <w:sz w:val="24"/>
+          <w:szCs w:val="24"/>
+        </w:rPr>
+        <w:t>arbeid</w:t>
+      </w:r>
+      <w:proofErr w:type="spellEnd"/>
+      <w:r>
+        <w:rPr>
+          <w:rFonts w:ascii="Times New Roman" w:hAnsi="Times New Roman" w:cs="Times New Roman"/>
+          <w:sz w:val="24"/>
+          <w:szCs w:val="24"/>
+        </w:rPr>
+        <w:t xml:space="preserve"> </w:t>
+      </w:r>
+      <w:proofErr w:type="spellStart"/>
+      <w:r>
+        <w:rPr>
+          <w:rFonts w:ascii="Times New Roman" w:hAnsi="Times New Roman" w:cs="Times New Roman"/>
+          <w:sz w:val="24"/>
+          <w:szCs w:val="24"/>
+        </w:rPr>
+        <w:t>kan</w:t>
+      </w:r>
+      <w:proofErr w:type="spellEnd"/>
+      <w:r>
+        <w:rPr>
+          <w:rFonts w:ascii="Times New Roman" w:hAnsi="Times New Roman" w:cs="Times New Roman"/>
+          <w:sz w:val="24"/>
+          <w:szCs w:val="24"/>
+        </w:rPr>
+        <w:t xml:space="preserve"> vi </w:t>
+      </w:r>
+      <w:proofErr w:type="spellStart"/>
+      <w:r>
+        <w:rPr>
+          <w:rFonts w:ascii="Times New Roman" w:hAnsi="Times New Roman" w:cs="Times New Roman"/>
+          <w:sz w:val="24"/>
+          <w:szCs w:val="24"/>
+        </w:rPr>
+        <w:t>få</w:t>
+      </w:r>
+      <w:proofErr w:type="spellEnd"/>
+      <w:r>
+        <w:rPr>
+          <w:rFonts w:ascii="Times New Roman" w:hAnsi="Times New Roman" w:cs="Times New Roman"/>
+          <w:sz w:val="24"/>
+          <w:szCs w:val="24"/>
+        </w:rPr>
+        <w:t xml:space="preserve"> </w:t>
+      </w:r>
+      <w:proofErr w:type="spellStart"/>
+      <w:r>
+        <w:rPr>
+          <w:rFonts w:ascii="Times New Roman" w:hAnsi="Times New Roman" w:cs="Times New Roman"/>
+          <w:sz w:val="24"/>
+          <w:szCs w:val="24"/>
+        </w:rPr>
+        <w:t>gjort</w:t>
+      </w:r>
+      <w:proofErr w:type="spellEnd"/>
+      <w:r>
+        <w:rPr>
+          <w:rFonts w:ascii="Times New Roman" w:hAnsi="Times New Roman" w:cs="Times New Roman"/>
+          <w:sz w:val="24"/>
+          <w:szCs w:val="24"/>
+        </w:rPr>
+        <w:t xml:space="preserve"> </w:t>
+      </w:r>
+      <w:proofErr w:type="spellStart"/>
+      <w:r>
+        <w:rPr>
+          <w:rFonts w:ascii="Times New Roman" w:hAnsi="Times New Roman" w:cs="Times New Roman"/>
+          <w:sz w:val="24"/>
+          <w:szCs w:val="24"/>
+        </w:rPr>
+        <w:t>i</w:t>
+      </w:r>
+      <w:proofErr w:type="spellEnd"/>
+      <w:r>
+        <w:rPr>
+          <w:rFonts w:ascii="Times New Roman" w:hAnsi="Times New Roman" w:cs="Times New Roman"/>
+          <w:sz w:val="24"/>
+          <w:szCs w:val="24"/>
+        </w:rPr>
+        <w:t xml:space="preserve"> </w:t>
+      </w:r>
+      <w:proofErr w:type="spellStart"/>
+      <w:r>
+        <w:rPr>
+          <w:rFonts w:ascii="Times New Roman" w:hAnsi="Times New Roman" w:cs="Times New Roman"/>
+          <w:sz w:val="24"/>
+          <w:szCs w:val="24"/>
+        </w:rPr>
+        <w:t>denne</w:t>
+      </w:r>
+      <w:proofErr w:type="spellEnd"/>
+      <w:r>
+        <w:rPr>
+          <w:rFonts w:ascii="Times New Roman" w:hAnsi="Times New Roman" w:cs="Times New Roman"/>
+          <w:sz w:val="24"/>
+          <w:szCs w:val="24"/>
+        </w:rPr>
+        <w:t xml:space="preserve"> </w:t>
+      </w:r>
+      <w:proofErr w:type="spellStart"/>
+      <w:r>
+        <w:rPr>
+          <w:rFonts w:ascii="Times New Roman" w:hAnsi="Times New Roman" w:cs="Times New Roman"/>
+          <w:sz w:val="24"/>
+          <w:szCs w:val="24"/>
+        </w:rPr>
+        <w:t>sprinten</w:t>
+      </w:r>
+      <w:proofErr w:type="spellEnd"/>
+      <w:r>
+        <w:rPr>
+          <w:rFonts w:ascii="Times New Roman" w:hAnsi="Times New Roman" w:cs="Times New Roman"/>
+          <w:sz w:val="24"/>
+          <w:szCs w:val="24"/>
+        </w:rPr>
+        <w:t>?</w:t>
       </w:r>
     </w:p>
     <w:p>
@@ -76,7 +320,97 @@
           <w:sz w:val="24"/>
           <w:szCs w:val="24"/>
         </w:rPr>
-        <w:t>- Hvordan skal vi få gjort det arbeidet?</w:t>
+        <w:t xml:space="preserve">- </w:t>
+      </w:r>
+      <w:proofErr w:type="spellStart"/>
+      <w:r>
+        <w:rPr>
+          <w:rFonts w:ascii="Times New Roman" w:hAnsi="Times New Roman" w:cs="Times New Roman"/>
+          <w:sz w:val="24"/>
+          <w:szCs w:val="24"/>
+        </w:rPr>
+        <w:t>Hvordan</w:t>
+      </w:r>
+      <w:proofErr w:type="spellEnd"/>
+      <w:r>
+        <w:rPr>
+          <w:rFonts w:ascii="Times New Roman" w:hAnsi="Times New Roman" w:cs="Times New Roman"/>
+          <w:sz w:val="24"/>
+          <w:szCs w:val="24"/>
+        </w:rPr>
+        <w:t xml:space="preserve"> </w:t>
+      </w:r>
+      <w:proofErr w:type="spellStart"/>
+      <w:r>
+        <w:rPr>
+          <w:rFonts w:ascii="Times New Roman" w:hAnsi="Times New Roman" w:cs="Times New Roman"/>
+          <w:sz w:val="24"/>
+          <w:szCs w:val="24"/>
+        </w:rPr>
+        <w:t>skal</w:t>
+      </w:r>
+      <w:proofErr w:type="spellEnd"/>
+      <w:r>
+        <w:rPr>
+          <w:rFonts w:ascii="Times New Roman" w:hAnsi="Times New Roman" w:cs="Times New Roman"/>
+          <w:sz w:val="24"/>
+          <w:szCs w:val="24"/>
+        </w:rPr>
+        <w:t xml:space="preserve"> vi </w:t>
+      </w:r>
+      <w:proofErr w:type="spellStart"/>
+      <w:r>
+        <w:rPr>
+          <w:rFonts w:ascii="Times New Roman" w:hAnsi="Times New Roman" w:cs="Times New Roman"/>
+          <w:sz w:val="24"/>
+          <w:szCs w:val="24"/>
+        </w:rPr>
+        <w:t>få</w:t>
+      </w:r>
+      <w:proofErr w:type="spellEnd"/>
+      <w:r>
+        <w:rPr>
+          <w:rFonts w:ascii="Times New Roman" w:hAnsi="Times New Roman" w:cs="Times New Roman"/>
+          <w:sz w:val="24"/>
+          <w:szCs w:val="24"/>
+        </w:rPr>
+        <w:t xml:space="preserve"> </w:t>
+      </w:r>
+      <w:proofErr w:type="spellStart"/>
+      <w:r>
+        <w:rPr>
+          <w:rFonts w:ascii="Times New Roman" w:hAnsi="Times New Roman" w:cs="Times New Roman"/>
+          <w:sz w:val="24"/>
+          <w:szCs w:val="24"/>
+        </w:rPr>
+        <w:t>gjort</w:t>
+      </w:r>
+      <w:proofErr w:type="spellEnd"/>
+      <w:r>
+        <w:rPr>
+          <w:rFonts w:ascii="Times New Roman" w:hAnsi="Times New Roman" w:cs="Times New Roman"/>
+          <w:sz w:val="24"/>
+          <w:szCs w:val="24"/>
+        </w:rPr>
+        <w:t xml:space="preserve"> det </w:t>
+      </w:r>
+      <w:proofErr w:type="spellStart"/>
+      <w:r>
+        <w:rPr>
+          <w:rFonts w:ascii="Times New Roman" w:hAnsi="Times New Roman" w:cs="Times New Roman"/>
+          <w:sz w:val="24"/>
+          <w:szCs w:val="24"/>
+        </w:rPr>
+        <w:t>arbeidet</w:t>
+      </w:r>
+      <w:proofErr w:type="spellEnd"/>
+      <w:r>
+        <w:rPr>
+          <w:rFonts w:ascii="Times New Roman" w:hAnsi="Times New Roman" w:cs="Times New Roman"/>
+          <w:sz w:val="24"/>
+          <w:szCs w:val="24"/>
+        </w:rPr>
+        <w:t>?</w:t>
       </w:r>
     </w:p>
     <w:p>
@@ -93,8 +427,72 @@
           <w:sz w:val="24"/>
           <w:szCs w:val="24"/>
         </w:rPr>
-        <w:t>Disse temaene er på agendaen for sprinten</w:t>
-      </w:r>
+        <w:t xml:space="preserve">Disse </w:t>
+      </w:r>
+      <w:proofErr w:type="spellStart"/>
+      <w:r>
+        <w:rPr>
+          <w:rFonts w:ascii="Times New Roman" w:hAnsi="Times New Roman" w:cs="Times New Roman"/>
+          <w:sz w:val="24"/>
+          <w:szCs w:val="24"/>
+        </w:rPr>
+        <w:t>temaene</w:t>
+      </w:r>
+      <w:proofErr w:type="spellEnd"/>
+      <w:r>
+        <w:rPr>
+          <w:rFonts w:ascii="Times New Roman" w:hAnsi="Times New Roman" w:cs="Times New Roman"/>
+          <w:sz w:val="24"/>
+          <w:szCs w:val="24"/>
+        </w:rPr>
+        <w:t xml:space="preserve"> er </w:t>
+      </w:r>
+      <w:proofErr w:type="spellStart"/>
+      <w:r>
+        <w:rPr>
+          <w:rFonts w:ascii="Times New Roman" w:hAnsi="Times New Roman" w:cs="Times New Roman"/>
+          <w:sz w:val="24"/>
+          <w:szCs w:val="24"/>
+        </w:rPr>
+        <w:t>på</w:t>
+      </w:r>
+      <w:proofErr w:type="spellEnd"/>
+      <w:r>
+        <w:rPr>
+          <w:rFonts w:ascii="Times New Roman" w:hAnsi="Times New Roman" w:cs="Times New Roman"/>
+          <w:sz w:val="24"/>
+          <w:szCs w:val="24"/>
+        </w:rPr>
+        <w:t xml:space="preserve"> </w:t>
+      </w:r>
+      <w:proofErr w:type="spellStart"/>
+      <w:r>
+        <w:rPr>
+          <w:rFonts w:ascii="Times New Roman" w:hAnsi="Times New Roman" w:cs="Times New Roman"/>
+          <w:sz w:val="24"/>
+          <w:szCs w:val="24"/>
+        </w:rPr>
+        <w:t>agendaen</w:t>
+      </w:r>
+      <w:proofErr w:type="spellEnd"/>
+      <w:r>
+        <w:rPr>
+          <w:rFonts w:ascii="Times New Roman" w:hAnsi="Times New Roman" w:cs="Times New Roman"/>
+          <w:sz w:val="24"/>
+          <w:szCs w:val="24"/>
+        </w:rPr>
+        <w:t xml:space="preserve"> for </w:t>
+      </w:r>
+      <w:proofErr w:type="spellStart"/>
+      <w:r>
+        <w:rPr>
+          <w:rFonts w:ascii="Times New Roman" w:hAnsi="Times New Roman" w:cs="Times New Roman"/>
+          <w:sz w:val="24"/>
+          <w:szCs w:val="24"/>
+        </w:rPr>
+        <w:t>sprinten</w:t>
+      </w:r>
+      <w:proofErr w:type="spellEnd"/>
     </w:p>
     <w:tbl>
       <w:tblPr>
@@ -227,16 +625,40 @@
                 <w14:ligatures w14:val="none"/>
               </w:rPr>
             </w:pPr>
-            <w:r>
-              <w:rPr>
-                <w:rFonts w:ascii="Calibri" w:eastAsia="Times New Roman" w:hAnsi="Calibri" w:cs="Calibri"/>
-                <w:color w:val="000000"/>
-                <w:kern w:val="0"/>
-                <w:lang w:eastAsia="en-GB"/>
-                <w14:ligatures w14:val="none"/>
-              </w:rPr>
-              <w:t>Estimert Gjennstående</w:t>
-            </w:r>
+            <w:proofErr w:type="spellStart"/>
+            <w:r>
+              <w:rPr>
+                <w:rFonts w:ascii="Calibri" w:eastAsia="Times New Roman" w:hAnsi="Calibri" w:cs="Calibri"/>
+                <w:color w:val="000000"/>
+                <w:kern w:val="0"/>
+                <w:lang w:eastAsia="en-GB"/>
+                <w14:ligatures w14:val="none"/>
+              </w:rPr>
+              <w:t>Estimert</w:t>
+            </w:r>
+            <w:proofErr w:type="spellEnd"/>
+            <w:r>
+              <w:rPr>
+                <w:rFonts w:ascii="Calibri" w:eastAsia="Times New Roman" w:hAnsi="Calibri" w:cs="Calibri"/>
+                <w:color w:val="000000"/>
+                <w:kern w:val="0"/>
+                <w:lang w:eastAsia="en-GB"/>
+                <w14:ligatures w14:val="none"/>
+              </w:rPr>
+              <w:t xml:space="preserve"> </w:t>
+            </w:r>
+            <w:proofErr w:type="spellStart"/>
+            <w:r>
+              <w:rPr>
+                <w:rFonts w:ascii="Calibri" w:eastAsia="Times New Roman" w:hAnsi="Calibri" w:cs="Calibri"/>
+                <w:color w:val="000000"/>
+                <w:kern w:val="0"/>
+                <w:lang w:eastAsia="en-GB"/>
+                <w14:ligatures w14:val="none"/>
+              </w:rPr>
+              <w:t>Gjennstående</w:t>
+            </w:r>
+            <w:proofErr w:type="spellEnd"/>
           </w:p>
         </w:tc>
       </w:tr>
@@ -269,6 +691,7 @@
                 <w14:ligatures w14:val="none"/>
               </w:rPr>
             </w:pPr>
+            <w:proofErr w:type="spellStart"/>
             <w:r>
               <w:rPr>
                 <w:rFonts w:ascii="Calibri" w:eastAsia="Times New Roman" w:hAnsi="Calibri" w:cs="Calibri"/>
@@ -279,6 +702,7 @@
               </w:rPr>
               <w:t>Prioritet</w:t>
             </w:r>
+            <w:proofErr w:type="spellEnd"/>
           </w:p>
         </w:tc>
         <w:tc>
@@ -308,6 +732,7 @@
                 <w14:ligatures w14:val="none"/>
               </w:rPr>
             </w:pPr>
+            <w:proofErr w:type="spellStart"/>
             <w:r>
               <w:rPr>
                 <w:rFonts w:ascii="Calibri" w:eastAsia="Times New Roman" w:hAnsi="Calibri" w:cs="Calibri"/>
@@ -318,6 +743,7 @@
               </w:rPr>
               <w:t>Oppgave</w:t>
             </w:r>
+            <w:proofErr w:type="spellEnd"/>
           </w:p>
         </w:tc>
         <w:tc>
@@ -345,15 +771,27 @@
                 <w14:ligatures w14:val="none"/>
               </w:rPr>
             </w:pPr>
-            <w:r>
-              <w:rPr>
-                <w:rFonts w:ascii="Calibri" w:eastAsia="Times New Roman" w:hAnsi="Calibri" w:cs="Calibri"/>
-                <w:color w:val="000000"/>
-                <w:kern w:val="0"/>
-                <w:lang w:eastAsia="en-GB"/>
-                <w14:ligatures w14:val="none"/>
-              </w:rPr>
-              <w:t>Estimat(timer)</w:t>
+            <w:proofErr w:type="spellStart"/>
+            <w:r>
+              <w:rPr>
+                <w:rFonts w:ascii="Calibri" w:eastAsia="Times New Roman" w:hAnsi="Calibri" w:cs="Calibri"/>
+                <w:color w:val="000000"/>
+                <w:kern w:val="0"/>
+                <w:lang w:eastAsia="en-GB"/>
+                <w14:ligatures w14:val="none"/>
+              </w:rPr>
+              <w:t>Estimat</w:t>
+            </w:r>
+            <w:proofErr w:type="spellEnd"/>
+            <w:r>
+              <w:rPr>
+                <w:rFonts w:ascii="Calibri" w:eastAsia="Times New Roman" w:hAnsi="Calibri" w:cs="Calibri"/>
+                <w:color w:val="000000"/>
+                <w:kern w:val="0"/>
+                <w:lang w:eastAsia="en-GB"/>
+                <w14:ligatures w14:val="none"/>
+              </w:rPr>
+              <w:t>(timer)</w:t>
             </w:r>
           </w:p>
         </w:tc>
@@ -624,8 +1062,22 @@
                 <w:lang w:eastAsia="en-GB"/>
                 <w14:ligatures w14:val="none"/>
               </w:rPr>
-              <w:t xml:space="preserve"> Registreringsskjema</w:t>
-            </w:r>
+              <w:t xml:space="preserve"> </w:t>
+            </w:r>
+            <w:proofErr w:type="spellStart"/>
+            <w:r>
+              <w:rPr>
+                <w:rFonts w:ascii="Times New Roman" w:eastAsia="Times New Roman" w:hAnsi="Times New Roman" w:cs="Times New Roman"/>
+                <w:color w:val="000000"/>
+                <w:kern w:val="0"/>
+                <w:sz w:val="24"/>
+                <w:szCs w:val="24"/>
+                <w:lang w:eastAsia="en-GB"/>
+                <w14:ligatures w14:val="none"/>
+              </w:rPr>
+              <w:t>Registreringsskjema</w:t>
+            </w:r>
+            <w:proofErr w:type="spellEnd"/>
           </w:p>
         </w:tc>
         <w:tc>
@@ -938,8 +1390,22 @@
                 <w:lang w:eastAsia="en-GB"/>
                 <w14:ligatures w14:val="none"/>
               </w:rPr>
-              <w:t xml:space="preserve"> Lage handlekurv</w:t>
-            </w:r>
+              <w:t xml:space="preserve"> Lage </w:t>
+            </w:r>
+            <w:proofErr w:type="spellStart"/>
+            <w:r>
+              <w:rPr>
+                <w:rFonts w:ascii="Times New Roman" w:eastAsia="Times New Roman" w:hAnsi="Times New Roman" w:cs="Times New Roman"/>
+                <w:color w:val="000000"/>
+                <w:kern w:val="0"/>
+                <w:sz w:val="24"/>
+                <w:szCs w:val="24"/>
+                <w:lang w:eastAsia="en-GB"/>
+                <w14:ligatures w14:val="none"/>
+              </w:rPr>
+              <w:t>handlekurv</w:t>
+            </w:r>
+            <w:proofErr w:type="spellEnd"/>
           </w:p>
         </w:tc>
         <w:tc>
@@ -1252,8 +1718,22 @@
                 <w:lang w:eastAsia="en-GB"/>
                 <w14:ligatures w14:val="none"/>
               </w:rPr>
-              <w:t xml:space="preserve"> Kategorier</w:t>
-            </w:r>
+              <w:t xml:space="preserve"> </w:t>
+            </w:r>
+            <w:proofErr w:type="spellStart"/>
+            <w:r>
+              <w:rPr>
+                <w:rFonts w:ascii="Times New Roman" w:eastAsia="Times New Roman" w:hAnsi="Times New Roman" w:cs="Times New Roman"/>
+                <w:color w:val="000000"/>
+                <w:kern w:val="0"/>
+                <w:sz w:val="24"/>
+                <w:szCs w:val="24"/>
+                <w:lang w:eastAsia="en-GB"/>
+                <w14:ligatures w14:val="none"/>
+              </w:rPr>
+              <w:t>Kategorier</w:t>
+            </w:r>
+            <w:proofErr w:type="spellEnd"/>
           </w:p>
         </w:tc>
         <w:tc>
@@ -1566,8 +2046,48 @@
                 <w:lang w:eastAsia="en-GB"/>
                 <w14:ligatures w14:val="none"/>
               </w:rPr>
-              <w:t xml:space="preserve"> Css for produktvisning</w:t>
-            </w:r>
+              <w:t xml:space="preserve"> </w:t>
+            </w:r>
+            <w:proofErr w:type="spellStart"/>
+            <w:r>
+              <w:rPr>
+                <w:rFonts w:ascii="Times New Roman" w:eastAsia="Times New Roman" w:hAnsi="Times New Roman" w:cs="Times New Roman"/>
+                <w:color w:val="000000"/>
+                <w:kern w:val="0"/>
+                <w:sz w:val="24"/>
+                <w:szCs w:val="24"/>
+                <w:lang w:eastAsia="en-GB"/>
+                <w14:ligatures w14:val="none"/>
+              </w:rPr>
+              <w:t>Css</w:t>
+            </w:r>
+            <w:proofErr w:type="spellEnd"/>
+            <w:r>
+              <w:rPr>
+                <w:rFonts w:ascii="Times New Roman" w:eastAsia="Times New Roman" w:hAnsi="Times New Roman" w:cs="Times New Roman"/>
+                <w:color w:val="000000"/>
+                <w:kern w:val="0"/>
+                <w:sz w:val="24"/>
+                <w:szCs w:val="24"/>
+                <w:lang w:eastAsia="en-GB"/>
+                <w14:ligatures w14:val="none"/>
+              </w:rPr>
+              <w:t xml:space="preserve"> for </w:t>
+            </w:r>
+            <w:proofErr w:type="spellStart"/>
+            <w:r>
+              <w:rPr>
+                <w:rFonts w:ascii="Times New Roman" w:eastAsia="Times New Roman" w:hAnsi="Times New Roman" w:cs="Times New Roman"/>
+                <w:color w:val="000000"/>
+                <w:kern w:val="0"/>
+                <w:sz w:val="24"/>
+                <w:szCs w:val="24"/>
+                <w:lang w:eastAsia="en-GB"/>
+                <w14:ligatures w14:val="none"/>
+              </w:rPr>
+              <w:t>produktvisning</w:t>
+            </w:r>
+            <w:proofErr w:type="spellEnd"/>
           </w:p>
         </w:tc>
         <w:tc>
@@ -2507,8 +3027,100 @@
                 <w:lang w:eastAsia="en-GB"/>
                 <w14:ligatures w14:val="none"/>
               </w:rPr>
-              <w:t xml:space="preserve"> Fikse rød bakgrunn på høyresiden</w:t>
-            </w:r>
+              <w:t xml:space="preserve"> Fikse </w:t>
+            </w:r>
+            <w:proofErr w:type="spellStart"/>
+            <w:r>
+              <w:rPr>
+                <w:rFonts w:ascii="Times New Roman" w:eastAsia="Times New Roman" w:hAnsi="Times New Roman" w:cs="Times New Roman"/>
+                <w:color w:val="000000"/>
+                <w:kern w:val="0"/>
+                <w:sz w:val="24"/>
+                <w:szCs w:val="24"/>
+                <w:lang w:eastAsia="en-GB"/>
+                <w14:ligatures w14:val="none"/>
+              </w:rPr>
+              <w:t>rød</w:t>
+            </w:r>
+            <w:proofErr w:type="spellEnd"/>
+            <w:r>
+              <w:rPr>
+                <w:rFonts w:ascii="Times New Roman" w:eastAsia="Times New Roman" w:hAnsi="Times New Roman" w:cs="Times New Roman"/>
+                <w:color w:val="000000"/>
+                <w:kern w:val="0"/>
+                <w:sz w:val="24"/>
+                <w:szCs w:val="24"/>
+                <w:lang w:eastAsia="en-GB"/>
+                <w14:ligatures w14:val="none"/>
+              </w:rPr>
+              <w:t xml:space="preserve"> </w:t>
+            </w:r>
+            <w:proofErr w:type="spellStart"/>
+            <w:r>
+              <w:rPr>
+                <w:rFonts w:ascii="Times New Roman" w:eastAsia="Times New Roman" w:hAnsi="Times New Roman" w:cs="Times New Roman"/>
+                <w:color w:val="000000"/>
+                <w:kern w:val="0"/>
+                <w:sz w:val="24"/>
+                <w:szCs w:val="24"/>
+                <w:lang w:eastAsia="en-GB"/>
+                <w14:ligatures w14:val="none"/>
+              </w:rPr>
+              <w:t>bakgrunn</w:t>
+            </w:r>
+            <w:proofErr w:type="spellEnd"/>
+            <w:r>
+              <w:rPr>
+                <w:rFonts w:ascii="Times New Roman" w:eastAsia="Times New Roman" w:hAnsi="Times New Roman" w:cs="Times New Roman"/>
+                <w:color w:val="000000"/>
+                <w:kern w:val="0"/>
+                <w:sz w:val="24"/>
+                <w:szCs w:val="24"/>
+                <w:lang w:eastAsia="en-GB"/>
+                <w14:ligatures w14:val="none"/>
+              </w:rPr>
+              <w:t xml:space="preserve"> </w:t>
+            </w:r>
+            <w:proofErr w:type="spellStart"/>
+            <w:r>
+              <w:rPr>
+                <w:rFonts w:ascii="Times New Roman" w:eastAsia="Times New Roman" w:hAnsi="Times New Roman" w:cs="Times New Roman"/>
+                <w:color w:val="000000"/>
+                <w:kern w:val="0"/>
+                <w:sz w:val="24"/>
+                <w:szCs w:val="24"/>
+                <w:lang w:eastAsia="en-GB"/>
+                <w14:ligatures w14:val="none"/>
+              </w:rPr>
+              <w:t>på</w:t>
+            </w:r>
+            <w:proofErr w:type="spellEnd"/>
+            <w:r>
+              <w:rPr>
+                <w:rFonts w:ascii="Times New Roman" w:eastAsia="Times New Roman" w:hAnsi="Times New Roman" w:cs="Times New Roman"/>
+                <w:color w:val="000000"/>
+                <w:kern w:val="0"/>
+                <w:sz w:val="24"/>
+                <w:szCs w:val="24"/>
+                <w:lang w:eastAsia="en-GB"/>
+                <w14:ligatures w14:val="none"/>
+              </w:rPr>
+              <w:t xml:space="preserve"> </w:t>
+            </w:r>
+            <w:proofErr w:type="spellStart"/>
+            <w:r>
+              <w:rPr>
+                <w:rFonts w:ascii="Times New Roman" w:eastAsia="Times New Roman" w:hAnsi="Times New Roman" w:cs="Times New Roman"/>
+                <w:color w:val="000000"/>
+                <w:kern w:val="0"/>
+                <w:sz w:val="24"/>
+                <w:szCs w:val="24"/>
+                <w:lang w:eastAsia="en-GB"/>
+                <w14:ligatures w14:val="none"/>
+              </w:rPr>
+              <w:t>høyresiden</w:t>
+            </w:r>
+            <w:proofErr w:type="spellEnd"/>
           </w:p>
         </w:tc>
         <w:tc>
@@ -2810,6 +3422,7 @@
                 <w14:ligatures w14:val="none"/>
               </w:rPr>
             </w:pPr>
+            <w:proofErr w:type="spellStart"/>
             <w:r>
               <w:rPr>
                 <w:rFonts w:ascii="Times New Roman" w:eastAsia="Times New Roman" w:hAnsi="Times New Roman" w:cs="Times New Roman"/>
@@ -2820,8 +3433,61 @@
                 <w:lang w:eastAsia="en-GB"/>
                 <w14:ligatures w14:val="none"/>
               </w:rPr>
-              <w:t>Lagring av innlogging</w:t>
-            </w:r>
+              <w:t>Lagring</w:t>
+            </w:r>
+            <w:proofErr w:type="spellEnd"/>
+            <w:r>
+              <w:rPr>
+                <w:rFonts w:ascii="Times New Roman" w:eastAsia="Times New Roman" w:hAnsi="Times New Roman" w:cs="Times New Roman"/>
+                <w:color w:val="000000"/>
+                <w:kern w:val="0"/>
+                <w:sz w:val="24"/>
+                <w:szCs w:val="24"/>
+                <w:lang w:eastAsia="en-GB"/>
+                <w14:ligatures w14:val="none"/>
+              </w:rPr>
+              <w:t xml:space="preserve"> </w:t>
+            </w:r>
+            <w:proofErr w:type="spellStart"/>
+            <w:r>
+              <w:rPr>
+                <w:rFonts w:ascii="Times New Roman" w:eastAsia="Times New Roman" w:hAnsi="Times New Roman" w:cs="Times New Roman"/>
+                <w:color w:val="000000"/>
+                <w:kern w:val="0"/>
+                <w:sz w:val="24"/>
+                <w:szCs w:val="24"/>
+                <w:lang w:eastAsia="en-GB"/>
+                <w14:ligatures w14:val="none"/>
+              </w:rPr>
+              <w:t>av</w:t>
+            </w:r>
+            <w:proofErr w:type="spellEnd"/>
+            <w:r>
+              <w:rPr>
+                <w:rFonts w:ascii="Times New Roman" w:eastAsia="Times New Roman" w:hAnsi="Times New Roman" w:cs="Times New Roman"/>
+                <w:color w:val="000000"/>
+                <w:kern w:val="0"/>
+                <w:sz w:val="24"/>
+                <w:szCs w:val="24"/>
+                <w:lang w:eastAsia="en-GB"/>
+                <w14:ligatures w14:val="none"/>
+              </w:rPr>
+              <w:t xml:space="preserve"> </w:t>
+            </w:r>
+            <w:proofErr w:type="spellStart"/>
+            <w:r>
+              <w:rPr>
+                <w:rFonts w:ascii="Times New Roman" w:eastAsia="Times New Roman" w:hAnsi="Times New Roman" w:cs="Times New Roman"/>
+                <w:color w:val="000000"/>
+                <w:kern w:val="0"/>
+                <w:sz w:val="24"/>
+                <w:szCs w:val="24"/>
+                <w:lang w:eastAsia="en-GB"/>
+                <w14:ligatures w14:val="none"/>
+              </w:rPr>
+              <w:t>innlogging</w:t>
+            </w:r>
+            <w:proofErr w:type="spellEnd"/>
           </w:p>
         </w:tc>
         <w:tc>
@@ -3123,6 +3789,7 @@
                 <w14:ligatures w14:val="none"/>
               </w:rPr>
             </w:pPr>
+            <w:proofErr w:type="spellStart"/>
             <w:r>
               <w:rPr>
                 <w:rFonts w:ascii="Times New Roman" w:eastAsia="Times New Roman" w:hAnsi="Times New Roman" w:cs="Times New Roman"/>
@@ -3133,8 +3800,61 @@
                 <w:lang w:eastAsia="en-GB"/>
                 <w14:ligatures w14:val="none"/>
               </w:rPr>
-              <w:t>Gjør varevisning mindre</w:t>
-            </w:r>
+              <w:t>Gjør</w:t>
+            </w:r>
+            <w:proofErr w:type="spellEnd"/>
+            <w:r>
+              <w:rPr>
+                <w:rFonts w:ascii="Times New Roman" w:eastAsia="Times New Roman" w:hAnsi="Times New Roman" w:cs="Times New Roman"/>
+                <w:color w:val="000000"/>
+                <w:kern w:val="0"/>
+                <w:sz w:val="24"/>
+                <w:szCs w:val="24"/>
+                <w:lang w:eastAsia="en-GB"/>
+                <w14:ligatures w14:val="none"/>
+              </w:rPr>
+              <w:t xml:space="preserve"> </w:t>
+            </w:r>
+            <w:proofErr w:type="spellStart"/>
+            <w:r>
+              <w:rPr>
+                <w:rFonts w:ascii="Times New Roman" w:eastAsia="Times New Roman" w:hAnsi="Times New Roman" w:cs="Times New Roman"/>
+                <w:color w:val="000000"/>
+                <w:kern w:val="0"/>
+                <w:sz w:val="24"/>
+                <w:szCs w:val="24"/>
+                <w:lang w:eastAsia="en-GB"/>
+                <w14:ligatures w14:val="none"/>
+              </w:rPr>
+              <w:t>varevisning</w:t>
+            </w:r>
+            <w:proofErr w:type="spellEnd"/>
+            <w:r>
+              <w:rPr>
+                <w:rFonts w:ascii="Times New Roman" w:eastAsia="Times New Roman" w:hAnsi="Times New Roman" w:cs="Times New Roman"/>
+                <w:color w:val="000000"/>
+                <w:kern w:val="0"/>
+                <w:sz w:val="24"/>
+                <w:szCs w:val="24"/>
+                <w:lang w:eastAsia="en-GB"/>
+                <w14:ligatures w14:val="none"/>
+              </w:rPr>
+              <w:t xml:space="preserve"> </w:t>
+            </w:r>
+            <w:proofErr w:type="spellStart"/>
+            <w:r>
+              <w:rPr>
+                <w:rFonts w:ascii="Times New Roman" w:eastAsia="Times New Roman" w:hAnsi="Times New Roman" w:cs="Times New Roman"/>
+                <w:color w:val="000000"/>
+                <w:kern w:val="0"/>
+                <w:sz w:val="24"/>
+                <w:szCs w:val="24"/>
+                <w:lang w:eastAsia="en-GB"/>
+                <w14:ligatures w14:val="none"/>
+              </w:rPr>
+              <w:t>mindre</w:t>
+            </w:r>
+            <w:proofErr w:type="spellEnd"/>
           </w:p>
         </w:tc>
         <w:tc>
@@ -3760,7 +4480,33 @@
                 <w:lang w:eastAsia="en-GB"/>
                 <w14:ligatures w14:val="none"/>
               </w:rPr>
-              <w:t>Lage handlekurv ikon</w:t>
+              <w:t xml:space="preserve">Lage </w:t>
+            </w:r>
+            <w:proofErr w:type="spellStart"/>
+            <w:r>
+              <w:rPr>
+                <w:rFonts w:ascii="Times New Roman" w:eastAsia="Times New Roman" w:hAnsi="Times New Roman" w:cs="Times New Roman"/>
+                <w:color w:val="000000"/>
+                <w:kern w:val="0"/>
+                <w:sz w:val="24"/>
+                <w:szCs w:val="24"/>
+                <w:lang w:eastAsia="en-GB"/>
+                <w14:ligatures w14:val="none"/>
+              </w:rPr>
+              <w:t>handlekurv</w:t>
+            </w:r>
+            <w:proofErr w:type="spellEnd"/>
+            <w:r>
+              <w:rPr>
+                <w:rFonts w:ascii="Times New Roman" w:eastAsia="Times New Roman" w:hAnsi="Times New Roman" w:cs="Times New Roman"/>
+                <w:color w:val="000000"/>
+                <w:kern w:val="0"/>
+                <w:sz w:val="24"/>
+                <w:szCs w:val="24"/>
+                <w:lang w:eastAsia="en-GB"/>
+                <w14:ligatures w14:val="none"/>
+              </w:rPr>
+              <w:t xml:space="preserve"> ikon</w:t>
             </w:r>
           </w:p>
         </w:tc>
@@ -4073,7 +4819,241 @@
                 <w:lang w:eastAsia="en-GB"/>
                 <w14:ligatures w14:val="none"/>
               </w:rPr>
-              <w:t xml:space="preserve">"Hjelp og kontakt" på din konto leder til om oss siden </w:t>
+              <w:t>"</w:t>
+            </w:r>
+            <w:proofErr w:type="spellStart"/>
+            <w:r>
+              <w:rPr>
+                <w:rFonts w:ascii="Times New Roman" w:eastAsia="Times New Roman" w:hAnsi="Times New Roman" w:cs="Times New Roman"/>
+                <w:color w:val="000000"/>
+                <w:kern w:val="0"/>
+                <w:sz w:val="24"/>
+                <w:szCs w:val="24"/>
+                <w:lang w:eastAsia="en-GB"/>
+                <w14:ligatures w14:val="none"/>
+              </w:rPr>
+              <w:t>Hjelp</w:t>
+            </w:r>
+            <w:proofErr w:type="spellEnd"/>
+            <w:r>
+              <w:rPr>
+                <w:rFonts w:ascii="Times New Roman" w:eastAsia="Times New Roman" w:hAnsi="Times New Roman" w:cs="Times New Roman"/>
+                <w:color w:val="000000"/>
+                <w:kern w:val="0"/>
+                <w:sz w:val="24"/>
+                <w:szCs w:val="24"/>
+                <w:lang w:eastAsia="en-GB"/>
+                <w14:ligatures w14:val="none"/>
+              </w:rPr>
+              <w:t xml:space="preserve"> </w:t>
+            </w:r>
+            <w:proofErr w:type="spellStart"/>
+            <w:r>
+              <w:rPr>
+                <w:rFonts w:ascii="Times New Roman" w:eastAsia="Times New Roman" w:hAnsi="Times New Roman" w:cs="Times New Roman"/>
+                <w:color w:val="000000"/>
+                <w:kern w:val="0"/>
+                <w:sz w:val="24"/>
+                <w:szCs w:val="24"/>
+                <w:lang w:eastAsia="en-GB"/>
+                <w14:ligatures w14:val="none"/>
+              </w:rPr>
+              <w:t>og</w:t>
+            </w:r>
+            <w:proofErr w:type="spellEnd"/>
+            <w:r>
+              <w:rPr>
+                <w:rFonts w:ascii="Times New Roman" w:eastAsia="Times New Roman" w:hAnsi="Times New Roman" w:cs="Times New Roman"/>
+                <w:color w:val="000000"/>
+                <w:kern w:val="0"/>
+                <w:sz w:val="24"/>
+                <w:szCs w:val="24"/>
+                <w:lang w:eastAsia="en-GB"/>
+                <w14:ligatures w14:val="none"/>
+              </w:rPr>
+              <w:t xml:space="preserve"> </w:t>
+            </w:r>
+            <w:proofErr w:type="spellStart"/>
+            <w:r>
+              <w:rPr>
+                <w:rFonts w:ascii="Times New Roman" w:eastAsia="Times New Roman" w:hAnsi="Times New Roman" w:cs="Times New Roman"/>
+                <w:color w:val="000000"/>
+                <w:kern w:val="0"/>
+                <w:sz w:val="24"/>
+                <w:szCs w:val="24"/>
+                <w:lang w:eastAsia="en-GB"/>
+                <w14:ligatures w14:val="none"/>
+              </w:rPr>
+              <w:t>kontakt</w:t>
+            </w:r>
+            <w:proofErr w:type="spellEnd"/>
+            <w:r>
+              <w:rPr>
+                <w:rFonts w:ascii="Times New Roman" w:eastAsia="Times New Roman" w:hAnsi="Times New Roman" w:cs="Times New Roman"/>
+                <w:color w:val="000000"/>
+                <w:kern w:val="0"/>
+                <w:sz w:val="24"/>
+                <w:szCs w:val="24"/>
+                <w:lang w:eastAsia="en-GB"/>
+                <w14:ligatures w14:val="none"/>
+              </w:rPr>
+              <w:t xml:space="preserve">" </w:t>
+            </w:r>
+            <w:proofErr w:type="spellStart"/>
+            <w:r>
+              <w:rPr>
+                <w:rFonts w:ascii="Times New Roman" w:eastAsia="Times New Roman" w:hAnsi="Times New Roman" w:cs="Times New Roman"/>
+                <w:color w:val="000000"/>
+                <w:kern w:val="0"/>
+                <w:sz w:val="24"/>
+                <w:szCs w:val="24"/>
+                <w:lang w:eastAsia="en-GB"/>
+                <w14:ligatures w14:val="none"/>
+              </w:rPr>
+              <w:t>på</w:t>
+            </w:r>
+            <w:proofErr w:type="spellEnd"/>
+            <w:r>
+              <w:rPr>
+                <w:rFonts w:ascii="Times New Roman" w:eastAsia="Times New Roman" w:hAnsi="Times New Roman" w:cs="Times New Roman"/>
+                <w:color w:val="000000"/>
+                <w:kern w:val="0"/>
+                <w:sz w:val="24"/>
+                <w:szCs w:val="24"/>
+                <w:lang w:eastAsia="en-GB"/>
+                <w14:ligatures w14:val="none"/>
+              </w:rPr>
+              <w:t xml:space="preserve"> din </w:t>
+            </w:r>
+            <w:proofErr w:type="spellStart"/>
+            <w:r>
+              <w:rPr>
+                <w:rFonts w:ascii="Times New Roman" w:eastAsia="Times New Roman" w:hAnsi="Times New Roman" w:cs="Times New Roman"/>
+                <w:color w:val="000000"/>
+                <w:kern w:val="0"/>
+                <w:sz w:val="24"/>
+                <w:szCs w:val="24"/>
+                <w:lang w:eastAsia="en-GB"/>
+                <w14:ligatures w14:val="none"/>
+              </w:rPr>
+              <w:t>konto</w:t>
+            </w:r>
+            <w:proofErr w:type="spellEnd"/>
+            <w:r>
+              <w:rPr>
+                <w:rFonts w:ascii="Times New Roman" w:eastAsia="Times New Roman" w:hAnsi="Times New Roman" w:cs="Times New Roman"/>
+                <w:color w:val="000000"/>
+                <w:kern w:val="0"/>
+                <w:sz w:val="24"/>
+                <w:szCs w:val="24"/>
+                <w:lang w:eastAsia="en-GB"/>
+                <w14:ligatures w14:val="none"/>
+              </w:rPr>
+              <w:t xml:space="preserve"> </w:t>
+            </w:r>
+            <w:proofErr w:type="spellStart"/>
+            <w:r>
+              <w:rPr>
+                <w:rFonts w:ascii="Times New Roman" w:eastAsia="Times New Roman" w:hAnsi="Times New Roman" w:cs="Times New Roman"/>
+                <w:color w:val="000000"/>
+                <w:kern w:val="0"/>
+                <w:sz w:val="24"/>
+                <w:szCs w:val="24"/>
+                <w:lang w:eastAsia="en-GB"/>
+                <w14:ligatures w14:val="none"/>
+              </w:rPr>
+              <w:t>leder</w:t>
+            </w:r>
+            <w:proofErr w:type="spellEnd"/>
+            <w:r>
+              <w:rPr>
+                <w:rFonts w:ascii="Times New Roman" w:eastAsia="Times New Roman" w:hAnsi="Times New Roman" w:cs="Times New Roman"/>
+                <w:color w:val="000000"/>
+                <w:kern w:val="0"/>
+                <w:sz w:val="24"/>
+                <w:szCs w:val="24"/>
+                <w:lang w:eastAsia="en-GB"/>
+                <w14:ligatures w14:val="none"/>
+              </w:rPr>
+              <w:t xml:space="preserve"> </w:t>
+            </w:r>
+            <w:proofErr w:type="spellStart"/>
+            <w:r>
+              <w:rPr>
+                <w:rFonts w:ascii="Times New Roman" w:eastAsia="Times New Roman" w:hAnsi="Times New Roman" w:cs="Times New Roman"/>
+                <w:color w:val="000000"/>
+                <w:kern w:val="0"/>
+                <w:sz w:val="24"/>
+                <w:szCs w:val="24"/>
+                <w:lang w:eastAsia="en-GB"/>
+                <w14:ligatures w14:val="none"/>
+              </w:rPr>
+              <w:t>til</w:t>
+            </w:r>
+            <w:proofErr w:type="spellEnd"/>
+            <w:r>
+              <w:rPr>
+                <w:rFonts w:ascii="Times New Roman" w:eastAsia="Times New Roman" w:hAnsi="Times New Roman" w:cs="Times New Roman"/>
+                <w:color w:val="000000"/>
+                <w:kern w:val="0"/>
+                <w:sz w:val="24"/>
+                <w:szCs w:val="24"/>
+                <w:lang w:eastAsia="en-GB"/>
+                <w14:ligatures w14:val="none"/>
+              </w:rPr>
+              <w:t xml:space="preserve"> om </w:t>
+            </w:r>
+            <w:proofErr w:type="spellStart"/>
+            <w:r>
+              <w:rPr>
+                <w:rFonts w:ascii="Times New Roman" w:eastAsia="Times New Roman" w:hAnsi="Times New Roman" w:cs="Times New Roman"/>
+                <w:color w:val="000000"/>
+                <w:kern w:val="0"/>
+                <w:sz w:val="24"/>
+                <w:szCs w:val="24"/>
+                <w:lang w:eastAsia="en-GB"/>
+                <w14:ligatures w14:val="none"/>
+              </w:rPr>
+              <w:t>oss</w:t>
+            </w:r>
+            <w:proofErr w:type="spellEnd"/>
+            <w:r>
+              <w:rPr>
+                <w:rFonts w:ascii="Times New Roman" w:eastAsia="Times New Roman" w:hAnsi="Times New Roman" w:cs="Times New Roman"/>
+                <w:color w:val="000000"/>
+                <w:kern w:val="0"/>
+                <w:sz w:val="24"/>
+                <w:szCs w:val="24"/>
+                <w:lang w:eastAsia="en-GB"/>
+                <w14:ligatures w14:val="none"/>
+              </w:rPr>
+              <w:t xml:space="preserve"> </w:t>
+            </w:r>
+            <w:proofErr w:type="spellStart"/>
+            <w:r>
+              <w:rPr>
+                <w:rFonts w:ascii="Times New Roman" w:eastAsia="Times New Roman" w:hAnsi="Times New Roman" w:cs="Times New Roman"/>
+                <w:color w:val="000000"/>
+                <w:kern w:val="0"/>
+                <w:sz w:val="24"/>
+                <w:szCs w:val="24"/>
+                <w:lang w:eastAsia="en-GB"/>
+                <w14:ligatures w14:val="none"/>
+              </w:rPr>
+              <w:t>siden</w:t>
+            </w:r>
+            <w:proofErr w:type="spellEnd"/>
+            <w:r>
+              <w:rPr>
+                <w:rFonts w:ascii="Times New Roman" w:eastAsia="Times New Roman" w:hAnsi="Times New Roman" w:cs="Times New Roman"/>
+                <w:color w:val="000000"/>
+                <w:kern w:val="0"/>
+                <w:sz w:val="24"/>
+                <w:szCs w:val="24"/>
+                <w:lang w:eastAsia="en-GB"/>
+                <w14:ligatures w14:val="none"/>
+              </w:rPr>
+              <w:t xml:space="preserve"> </w:t>
             </w:r>
           </w:p>
         </w:tc>
@@ -4409,15 +5389,27 @@
                 <w14:ligatures w14:val="none"/>
               </w:rPr>
             </w:pPr>
-            <w:r>
-              <w:rPr>
-                <w:rFonts w:ascii="Calibri" w:eastAsia="Times New Roman" w:hAnsi="Calibri" w:cs="Calibri"/>
-                <w:color w:val="000000"/>
-                <w:kern w:val="0"/>
-                <w:lang w:eastAsia="en-GB"/>
-                <w14:ligatures w14:val="none"/>
-              </w:rPr>
-              <w:t>SumTid:</w:t>
+            <w:proofErr w:type="spellStart"/>
+            <w:r>
+              <w:rPr>
+                <w:rFonts w:ascii="Calibri" w:eastAsia="Times New Roman" w:hAnsi="Calibri" w:cs="Calibri"/>
+                <w:color w:val="000000"/>
+                <w:kern w:val="0"/>
+                <w:lang w:eastAsia="en-GB"/>
+                <w14:ligatures w14:val="none"/>
+              </w:rPr>
+              <w:t>SumTid</w:t>
+            </w:r>
+            <w:proofErr w:type="spellEnd"/>
+            <w:r>
+              <w:rPr>
+                <w:rFonts w:ascii="Calibri" w:eastAsia="Times New Roman" w:hAnsi="Calibri" w:cs="Calibri"/>
+                <w:color w:val="000000"/>
+                <w:kern w:val="0"/>
+                <w:lang w:eastAsia="en-GB"/>
+                <w14:ligatures w14:val="none"/>
+              </w:rPr>
+              <w:t>:</w:t>
             </w:r>
           </w:p>
         </w:tc>
@@ -4683,7 +5675,169 @@
           <w:sz w:val="24"/>
           <w:szCs w:val="24"/>
         </w:rPr>
-        <w:t xml:space="preserve">Vi deler opp temaene gjevt til gruppemedlemmene så esimatene er ganke like </w:t>
+        <w:t xml:space="preserve">Vi </w:t>
+      </w:r>
+      <w:proofErr w:type="spellStart"/>
+      <w:r>
+        <w:rPr>
+          <w:rFonts w:ascii="Times New Roman" w:hAnsi="Times New Roman" w:cs="Times New Roman"/>
+          <w:sz w:val="24"/>
+          <w:szCs w:val="24"/>
+        </w:rPr>
+        <w:t>deler</w:t>
+      </w:r>
+      <w:proofErr w:type="spellEnd"/>
+      <w:r>
+        <w:rPr>
+          <w:rFonts w:ascii="Times New Roman" w:hAnsi="Times New Roman" w:cs="Times New Roman"/>
+          <w:sz w:val="24"/>
+          <w:szCs w:val="24"/>
+        </w:rPr>
+        <w:t xml:space="preserve"> </w:t>
+      </w:r>
+      <w:proofErr w:type="spellStart"/>
+      <w:r>
+        <w:rPr>
+          <w:rFonts w:ascii="Times New Roman" w:hAnsi="Times New Roman" w:cs="Times New Roman"/>
+          <w:sz w:val="24"/>
+          <w:szCs w:val="24"/>
+        </w:rPr>
+        <w:t>opp</w:t>
+      </w:r>
+      <w:proofErr w:type="spellEnd"/>
+      <w:r>
+        <w:rPr>
+          <w:rFonts w:ascii="Times New Roman" w:hAnsi="Times New Roman" w:cs="Times New Roman"/>
+          <w:sz w:val="24"/>
+          <w:szCs w:val="24"/>
+        </w:rPr>
+        <w:t xml:space="preserve"> </w:t>
+      </w:r>
+      <w:proofErr w:type="spellStart"/>
+      <w:r>
+        <w:rPr>
+          <w:rFonts w:ascii="Times New Roman" w:hAnsi="Times New Roman" w:cs="Times New Roman"/>
+          <w:sz w:val="24"/>
+          <w:szCs w:val="24"/>
+        </w:rPr>
+        <w:t>temaene</w:t>
+      </w:r>
+      <w:proofErr w:type="spellEnd"/>
+      <w:r>
+        <w:rPr>
+          <w:rFonts w:ascii="Times New Roman" w:hAnsi="Times New Roman" w:cs="Times New Roman"/>
+          <w:sz w:val="24"/>
+          <w:szCs w:val="24"/>
+        </w:rPr>
+        <w:t xml:space="preserve"> </w:t>
+      </w:r>
+      <w:proofErr w:type="spellStart"/>
+      <w:r>
+        <w:rPr>
+          <w:rFonts w:ascii="Times New Roman" w:hAnsi="Times New Roman" w:cs="Times New Roman"/>
+          <w:sz w:val="24"/>
+          <w:szCs w:val="24"/>
+        </w:rPr>
+        <w:t>gjevt</w:t>
+      </w:r>
+      <w:proofErr w:type="spellEnd"/>
+      <w:r>
+        <w:rPr>
+          <w:rFonts w:ascii="Times New Roman" w:hAnsi="Times New Roman" w:cs="Times New Roman"/>
+          <w:sz w:val="24"/>
+          <w:szCs w:val="24"/>
+        </w:rPr>
+        <w:t xml:space="preserve"> </w:t>
+      </w:r>
+      <w:proofErr w:type="spellStart"/>
+      <w:r>
+        <w:rPr>
+          <w:rFonts w:ascii="Times New Roman" w:hAnsi="Times New Roman" w:cs="Times New Roman"/>
+          <w:sz w:val="24"/>
+          <w:szCs w:val="24"/>
+        </w:rPr>
+        <w:t>til</w:t>
+      </w:r>
+      <w:proofErr w:type="spellEnd"/>
+      <w:r>
+        <w:rPr>
+          <w:rFonts w:ascii="Times New Roman" w:hAnsi="Times New Roman" w:cs="Times New Roman"/>
+          <w:sz w:val="24"/>
+          <w:szCs w:val="24"/>
+        </w:rPr>
+        <w:t xml:space="preserve"> </w:t>
+      </w:r>
+      <w:proofErr w:type="spellStart"/>
+      <w:r>
+        <w:rPr>
+          <w:rFonts w:ascii="Times New Roman" w:hAnsi="Times New Roman" w:cs="Times New Roman"/>
+          <w:sz w:val="24"/>
+          <w:szCs w:val="24"/>
+        </w:rPr>
+        <w:t>gruppemedlemmene</w:t>
+      </w:r>
+      <w:proofErr w:type="spellEnd"/>
+      <w:r>
+        <w:rPr>
+          <w:rFonts w:ascii="Times New Roman" w:hAnsi="Times New Roman" w:cs="Times New Roman"/>
+          <w:sz w:val="24"/>
+          <w:szCs w:val="24"/>
+        </w:rPr>
+        <w:t xml:space="preserve"> </w:t>
+      </w:r>
+      <w:proofErr w:type="spellStart"/>
+      <w:r>
+        <w:rPr>
+          <w:rFonts w:ascii="Times New Roman" w:hAnsi="Times New Roman" w:cs="Times New Roman"/>
+          <w:sz w:val="24"/>
+          <w:szCs w:val="24"/>
+        </w:rPr>
+        <w:t>så</w:t>
+      </w:r>
+      <w:proofErr w:type="spellEnd"/>
+      <w:r>
+        <w:rPr>
+          <w:rFonts w:ascii="Times New Roman" w:hAnsi="Times New Roman" w:cs="Times New Roman"/>
+          <w:sz w:val="24"/>
+          <w:szCs w:val="24"/>
+        </w:rPr>
+        <w:t xml:space="preserve"> </w:t>
+      </w:r>
+      <w:proofErr w:type="spellStart"/>
+      <w:r>
+        <w:rPr>
+          <w:rFonts w:ascii="Times New Roman" w:hAnsi="Times New Roman" w:cs="Times New Roman"/>
+          <w:sz w:val="24"/>
+          <w:szCs w:val="24"/>
+        </w:rPr>
+        <w:t>esimatene</w:t>
+      </w:r>
+      <w:proofErr w:type="spellEnd"/>
+      <w:r>
+        <w:rPr>
+          <w:rFonts w:ascii="Times New Roman" w:hAnsi="Times New Roman" w:cs="Times New Roman"/>
+          <w:sz w:val="24"/>
+          <w:szCs w:val="24"/>
+        </w:rPr>
+        <w:t xml:space="preserve"> er </w:t>
+      </w:r>
+      <w:proofErr w:type="spellStart"/>
+      <w:r>
+        <w:rPr>
+          <w:rFonts w:ascii="Times New Roman" w:hAnsi="Times New Roman" w:cs="Times New Roman"/>
+          <w:sz w:val="24"/>
+          <w:szCs w:val="24"/>
+        </w:rPr>
+        <w:t>ganke</w:t>
+      </w:r>
+      <w:proofErr w:type="spellEnd"/>
+      <w:r>
+        <w:rPr>
+          <w:rFonts w:ascii="Times New Roman" w:hAnsi="Times New Roman" w:cs="Times New Roman"/>
+          <w:sz w:val="24"/>
+          <w:szCs w:val="24"/>
+        </w:rPr>
+        <w:t xml:space="preserve"> like </w:t>
       </w:r>
     </w:p>
     <w:p>
@@ -4694,13 +5848,95 @@
           <w:szCs w:val="24"/>
         </w:rPr>
       </w:pPr>
-      <w:r>
-        <w:rPr>
-          <w:rFonts w:ascii="Times New Roman" w:hAnsi="Times New Roman" w:cs="Times New Roman"/>
-          <w:sz w:val="24"/>
-          <w:szCs w:val="24"/>
-        </w:rPr>
-        <w:t>planen er og være ferdig med alt innen 2</w:t>
+      <w:proofErr w:type="spellStart"/>
+      <w:r>
+        <w:rPr>
+          <w:rFonts w:ascii="Times New Roman" w:hAnsi="Times New Roman" w:cs="Times New Roman"/>
+          <w:sz w:val="24"/>
+          <w:szCs w:val="24"/>
+        </w:rPr>
+        <w:t>planen</w:t>
+      </w:r>
+      <w:proofErr w:type="spellEnd"/>
+      <w:r>
+        <w:rPr>
+          <w:rFonts w:ascii="Times New Roman" w:hAnsi="Times New Roman" w:cs="Times New Roman"/>
+          <w:sz w:val="24"/>
+          <w:szCs w:val="24"/>
+        </w:rPr>
+        <w:t xml:space="preserve"> er </w:t>
+      </w:r>
+      <w:proofErr w:type="spellStart"/>
+      <w:r>
+        <w:rPr>
+          <w:rFonts w:ascii="Times New Roman" w:hAnsi="Times New Roman" w:cs="Times New Roman"/>
+          <w:sz w:val="24"/>
+          <w:szCs w:val="24"/>
+        </w:rPr>
+        <w:t>og</w:t>
+      </w:r>
+      <w:proofErr w:type="spellEnd"/>
+      <w:r>
+        <w:rPr>
+          <w:rFonts w:ascii="Times New Roman" w:hAnsi="Times New Roman" w:cs="Times New Roman"/>
+          <w:sz w:val="24"/>
+          <w:szCs w:val="24"/>
+        </w:rPr>
+        <w:t xml:space="preserve"> </w:t>
+      </w:r>
+      <w:proofErr w:type="spellStart"/>
+      <w:r>
+        <w:rPr>
+          <w:rFonts w:ascii="Times New Roman" w:hAnsi="Times New Roman" w:cs="Times New Roman"/>
+          <w:sz w:val="24"/>
+          <w:szCs w:val="24"/>
+        </w:rPr>
+        <w:t>være</w:t>
+      </w:r>
+      <w:proofErr w:type="spellEnd"/>
+      <w:r>
+        <w:rPr>
+          <w:rFonts w:ascii="Times New Roman" w:hAnsi="Times New Roman" w:cs="Times New Roman"/>
+          <w:sz w:val="24"/>
+          <w:szCs w:val="24"/>
+        </w:rPr>
+        <w:t xml:space="preserve"> </w:t>
+      </w:r>
+      <w:proofErr w:type="spellStart"/>
+      <w:r>
+        <w:rPr>
+          <w:rFonts w:ascii="Times New Roman" w:hAnsi="Times New Roman" w:cs="Times New Roman"/>
+          <w:sz w:val="24"/>
+          <w:szCs w:val="24"/>
+        </w:rPr>
+        <w:t>ferdig</w:t>
+      </w:r>
+      <w:proofErr w:type="spellEnd"/>
+      <w:r>
+        <w:rPr>
+          <w:rFonts w:ascii="Times New Roman" w:hAnsi="Times New Roman" w:cs="Times New Roman"/>
+          <w:sz w:val="24"/>
+          <w:szCs w:val="24"/>
+        </w:rPr>
+        <w:t xml:space="preserve"> med alt </w:t>
+      </w:r>
+      <w:proofErr w:type="spellStart"/>
+      <w:r>
+        <w:rPr>
+          <w:rFonts w:ascii="Times New Roman" w:hAnsi="Times New Roman" w:cs="Times New Roman"/>
+          <w:sz w:val="24"/>
+          <w:szCs w:val="24"/>
+        </w:rPr>
+        <w:t>innen</w:t>
+      </w:r>
+      <w:proofErr w:type="spellEnd"/>
+      <w:r>
+        <w:rPr>
+          <w:rFonts w:ascii="Times New Roman" w:hAnsi="Times New Roman" w:cs="Times New Roman"/>
+          <w:sz w:val="24"/>
+          <w:szCs w:val="24"/>
+        </w:rPr>
+        <w:t xml:space="preserve"> 2</w:t>
       </w:r>
       <w:r>
         <w:rPr>
@@ -4716,7 +5952,61 @@
           <w:sz w:val="24"/>
           <w:szCs w:val="24"/>
         </w:rPr>
-        <w:t>.10 med en endelig produkt 2</w:t>
+        <w:t xml:space="preserve">.10 med </w:t>
+      </w:r>
+      <w:proofErr w:type="spellStart"/>
+      <w:r>
+        <w:rPr>
+          <w:rFonts w:ascii="Times New Roman" w:hAnsi="Times New Roman" w:cs="Times New Roman"/>
+          <w:sz w:val="24"/>
+          <w:szCs w:val="24"/>
+        </w:rPr>
+        <w:t>en</w:t>
+      </w:r>
+      <w:proofErr w:type="spellEnd"/>
+      <w:r>
+        <w:rPr>
+          <w:rFonts w:ascii="Times New Roman" w:hAnsi="Times New Roman" w:cs="Times New Roman"/>
+          <w:sz w:val="24"/>
+          <w:szCs w:val="24"/>
+        </w:rPr>
+        <w:t xml:space="preserve"> </w:t>
+      </w:r>
+      <w:proofErr w:type="spellStart"/>
+      <w:r>
+        <w:rPr>
+          <w:rFonts w:ascii="Times New Roman" w:hAnsi="Times New Roman" w:cs="Times New Roman"/>
+          <w:sz w:val="24"/>
+          <w:szCs w:val="24"/>
+        </w:rPr>
+        <w:t>endelig</w:t>
+      </w:r>
+      <w:proofErr w:type="spellEnd"/>
+      <w:r>
+        <w:rPr>
+          <w:rFonts w:ascii="Times New Roman" w:hAnsi="Times New Roman" w:cs="Times New Roman"/>
+          <w:sz w:val="24"/>
+          <w:szCs w:val="24"/>
+        </w:rPr>
+        <w:t xml:space="preserve"> </w:t>
+      </w:r>
+      <w:proofErr w:type="spellStart"/>
+      <w:r>
+        <w:rPr>
+          <w:rFonts w:ascii="Times New Roman" w:hAnsi="Times New Roman" w:cs="Times New Roman"/>
+          <w:sz w:val="24"/>
+          <w:szCs w:val="24"/>
+        </w:rPr>
+        <w:t>produkt</w:t>
+      </w:r>
+      <w:proofErr w:type="spellEnd"/>
+      <w:r>
+        <w:rPr>
+          <w:rFonts w:ascii="Times New Roman" w:hAnsi="Times New Roman" w:cs="Times New Roman"/>
+          <w:sz w:val="24"/>
+          <w:szCs w:val="24"/>
+        </w:rPr>
+        <w:t xml:space="preserve"> 2</w:t>
       </w:r>
       <w:r>
         <w:rPr>
@@ -4743,14 +6033,124 @@
           <w:szCs w:val="24"/>
         </w:rPr>
       </w:pPr>
-      <w:r>
-        <w:rPr>
-          <w:rFonts w:ascii="Times New Roman" w:hAnsi="Times New Roman" w:cs="Times New Roman"/>
-          <w:sz w:val="24"/>
-          <w:szCs w:val="24"/>
-        </w:rPr>
-        <w:t>Gjevnlig som en del av sprinten har vi sprint standup to ganger ukenlig</w:t>
-      </w:r>
+      <w:proofErr w:type="spellStart"/>
+      <w:r>
+        <w:rPr>
+          <w:rFonts w:ascii="Times New Roman" w:hAnsi="Times New Roman" w:cs="Times New Roman"/>
+          <w:sz w:val="24"/>
+          <w:szCs w:val="24"/>
+        </w:rPr>
+        <w:t>Gjevnlig</w:t>
+      </w:r>
+      <w:proofErr w:type="spellEnd"/>
+      <w:r>
+        <w:rPr>
+          <w:rFonts w:ascii="Times New Roman" w:hAnsi="Times New Roman" w:cs="Times New Roman"/>
+          <w:sz w:val="24"/>
+          <w:szCs w:val="24"/>
+        </w:rPr>
+        <w:t xml:space="preserve"> </w:t>
+      </w:r>
+      <w:proofErr w:type="spellStart"/>
+      <w:r>
+        <w:rPr>
+          <w:rFonts w:ascii="Times New Roman" w:hAnsi="Times New Roman" w:cs="Times New Roman"/>
+          <w:sz w:val="24"/>
+          <w:szCs w:val="24"/>
+        </w:rPr>
+        <w:t>som</w:t>
+      </w:r>
+      <w:proofErr w:type="spellEnd"/>
+      <w:r>
+        <w:rPr>
+          <w:rFonts w:ascii="Times New Roman" w:hAnsi="Times New Roman" w:cs="Times New Roman"/>
+          <w:sz w:val="24"/>
+          <w:szCs w:val="24"/>
+        </w:rPr>
+        <w:t xml:space="preserve"> </w:t>
+      </w:r>
+      <w:proofErr w:type="spellStart"/>
+      <w:r>
+        <w:rPr>
+          <w:rFonts w:ascii="Times New Roman" w:hAnsi="Times New Roman" w:cs="Times New Roman"/>
+          <w:sz w:val="24"/>
+          <w:szCs w:val="24"/>
+        </w:rPr>
+        <w:t>en</w:t>
+      </w:r>
+      <w:proofErr w:type="spellEnd"/>
+      <w:r>
+        <w:rPr>
+          <w:rFonts w:ascii="Times New Roman" w:hAnsi="Times New Roman" w:cs="Times New Roman"/>
+          <w:sz w:val="24"/>
+          <w:szCs w:val="24"/>
+        </w:rPr>
+        <w:t xml:space="preserve"> del </w:t>
+      </w:r>
+      <w:proofErr w:type="spellStart"/>
+      <w:r>
+        <w:rPr>
+          <w:rFonts w:ascii="Times New Roman" w:hAnsi="Times New Roman" w:cs="Times New Roman"/>
+          <w:sz w:val="24"/>
+          <w:szCs w:val="24"/>
+        </w:rPr>
+        <w:t>av</w:t>
+      </w:r>
+      <w:proofErr w:type="spellEnd"/>
+      <w:r>
+        <w:rPr>
+          <w:rFonts w:ascii="Times New Roman" w:hAnsi="Times New Roman" w:cs="Times New Roman"/>
+          <w:sz w:val="24"/>
+          <w:szCs w:val="24"/>
+        </w:rPr>
+        <w:t xml:space="preserve"> </w:t>
+      </w:r>
+      <w:proofErr w:type="spellStart"/>
+      <w:r>
+        <w:rPr>
+          <w:rFonts w:ascii="Times New Roman" w:hAnsi="Times New Roman" w:cs="Times New Roman"/>
+          <w:sz w:val="24"/>
+          <w:szCs w:val="24"/>
+        </w:rPr>
+        <w:t>sprinten</w:t>
+      </w:r>
+      <w:proofErr w:type="spellEnd"/>
+      <w:r>
+        <w:rPr>
+          <w:rFonts w:ascii="Times New Roman" w:hAnsi="Times New Roman" w:cs="Times New Roman"/>
+          <w:sz w:val="24"/>
+          <w:szCs w:val="24"/>
+        </w:rPr>
+        <w:t xml:space="preserve"> </w:t>
+      </w:r>
+      <w:proofErr w:type="spellStart"/>
+      <w:r>
+        <w:rPr>
+          <w:rFonts w:ascii="Times New Roman" w:hAnsi="Times New Roman" w:cs="Times New Roman"/>
+          <w:sz w:val="24"/>
+          <w:szCs w:val="24"/>
+        </w:rPr>
+        <w:t>har</w:t>
+      </w:r>
+      <w:proofErr w:type="spellEnd"/>
+      <w:r>
+        <w:rPr>
+          <w:rFonts w:ascii="Times New Roman" w:hAnsi="Times New Roman" w:cs="Times New Roman"/>
+          <w:sz w:val="24"/>
+          <w:szCs w:val="24"/>
+        </w:rPr>
+        <w:t xml:space="preserve"> vi sprint standup to ganger </w:t>
+      </w:r>
+      <w:proofErr w:type="spellStart"/>
+      <w:r>
+        <w:rPr>
+          <w:rFonts w:ascii="Times New Roman" w:hAnsi="Times New Roman" w:cs="Times New Roman"/>
+          <w:sz w:val="24"/>
+          <w:szCs w:val="24"/>
+        </w:rPr>
+        <w:t>ukenlig</w:t>
+      </w:r>
+      <w:proofErr w:type="spellEnd"/>
     </w:p>
     <w:p>
       <w:pPr>
@@ -4766,7 +6166,187 @@
           <w:sz w:val="24"/>
           <w:szCs w:val="24"/>
         </w:rPr>
-        <w:t>for og sjekke opp på hvordan vi ligger ann og om vi må endre prioritetsrekkefølge.</w:t>
+        <w:t xml:space="preserve">for </w:t>
+      </w:r>
+      <w:proofErr w:type="spellStart"/>
+      <w:r>
+        <w:rPr>
+          <w:rFonts w:ascii="Times New Roman" w:hAnsi="Times New Roman" w:cs="Times New Roman"/>
+          <w:sz w:val="24"/>
+          <w:szCs w:val="24"/>
+        </w:rPr>
+        <w:t>og</w:t>
+      </w:r>
+      <w:proofErr w:type="spellEnd"/>
+      <w:r>
+        <w:rPr>
+          <w:rFonts w:ascii="Times New Roman" w:hAnsi="Times New Roman" w:cs="Times New Roman"/>
+          <w:sz w:val="24"/>
+          <w:szCs w:val="24"/>
+        </w:rPr>
+        <w:t xml:space="preserve"> </w:t>
+      </w:r>
+      <w:proofErr w:type="spellStart"/>
+      <w:r>
+        <w:rPr>
+          <w:rFonts w:ascii="Times New Roman" w:hAnsi="Times New Roman" w:cs="Times New Roman"/>
+          <w:sz w:val="24"/>
+          <w:szCs w:val="24"/>
+        </w:rPr>
+        <w:t>sjekke</w:t>
+      </w:r>
+      <w:proofErr w:type="spellEnd"/>
+      <w:r>
+        <w:rPr>
+          <w:rFonts w:ascii="Times New Roman" w:hAnsi="Times New Roman" w:cs="Times New Roman"/>
+          <w:sz w:val="24"/>
+          <w:szCs w:val="24"/>
+        </w:rPr>
+        <w:t xml:space="preserve"> </w:t>
+      </w:r>
+      <w:proofErr w:type="spellStart"/>
+      <w:r>
+        <w:rPr>
+          <w:rFonts w:ascii="Times New Roman" w:hAnsi="Times New Roman" w:cs="Times New Roman"/>
+          <w:sz w:val="24"/>
+          <w:szCs w:val="24"/>
+        </w:rPr>
+        <w:t>opp</w:t>
+      </w:r>
+      <w:proofErr w:type="spellEnd"/>
+      <w:r>
+        <w:rPr>
+          <w:rFonts w:ascii="Times New Roman" w:hAnsi="Times New Roman" w:cs="Times New Roman"/>
+          <w:sz w:val="24"/>
+          <w:szCs w:val="24"/>
+        </w:rPr>
+        <w:t xml:space="preserve"> </w:t>
+      </w:r>
+      <w:proofErr w:type="spellStart"/>
+      <w:r>
+        <w:rPr>
+          <w:rFonts w:ascii="Times New Roman" w:hAnsi="Times New Roman" w:cs="Times New Roman"/>
+          <w:sz w:val="24"/>
+          <w:szCs w:val="24"/>
+        </w:rPr>
+        <w:t>på</w:t>
+      </w:r>
+      <w:proofErr w:type="spellEnd"/>
+      <w:r>
+        <w:rPr>
+          <w:rFonts w:ascii="Times New Roman" w:hAnsi="Times New Roman" w:cs="Times New Roman"/>
+          <w:sz w:val="24"/>
+          <w:szCs w:val="24"/>
+        </w:rPr>
+        <w:t xml:space="preserve"> </w:t>
+      </w:r>
+      <w:proofErr w:type="spellStart"/>
+      <w:r>
+        <w:rPr>
+          <w:rFonts w:ascii="Times New Roman" w:hAnsi="Times New Roman" w:cs="Times New Roman"/>
+          <w:sz w:val="24"/>
+          <w:szCs w:val="24"/>
+        </w:rPr>
+        <w:t>hvordan</w:t>
+      </w:r>
+      <w:proofErr w:type="spellEnd"/>
+      <w:r>
+        <w:rPr>
+          <w:rFonts w:ascii="Times New Roman" w:hAnsi="Times New Roman" w:cs="Times New Roman"/>
+          <w:sz w:val="24"/>
+          <w:szCs w:val="24"/>
+        </w:rPr>
+        <w:t xml:space="preserve"> vi ligger </w:t>
+      </w:r>
+      <w:proofErr w:type="spellStart"/>
+      <w:r>
+        <w:rPr>
+          <w:rFonts w:ascii="Times New Roman" w:hAnsi="Times New Roman" w:cs="Times New Roman"/>
+          <w:sz w:val="24"/>
+          <w:szCs w:val="24"/>
+        </w:rPr>
+        <w:t>ann</w:t>
+      </w:r>
+      <w:proofErr w:type="spellEnd"/>
+      <w:r>
+        <w:rPr>
+          <w:rFonts w:ascii="Times New Roman" w:hAnsi="Times New Roman" w:cs="Times New Roman"/>
+          <w:sz w:val="24"/>
+          <w:szCs w:val="24"/>
+        </w:rPr>
+        <w:t xml:space="preserve"> </w:t>
+      </w:r>
+      <w:proofErr w:type="spellStart"/>
+      <w:r>
+        <w:rPr>
+          <w:rFonts w:ascii="Times New Roman" w:hAnsi="Times New Roman" w:cs="Times New Roman"/>
+          <w:sz w:val="24"/>
+          <w:szCs w:val="24"/>
+        </w:rPr>
+        <w:t>og</w:t>
+      </w:r>
+      <w:proofErr w:type="spellEnd"/>
+      <w:r>
+        <w:rPr>
+          <w:rFonts w:ascii="Times New Roman" w:hAnsi="Times New Roman" w:cs="Times New Roman"/>
+          <w:sz w:val="24"/>
+          <w:szCs w:val="24"/>
+        </w:rPr>
+        <w:t xml:space="preserve"> om vi </w:t>
+      </w:r>
+      <w:proofErr w:type="spellStart"/>
+      <w:r>
+        <w:rPr>
+          <w:rFonts w:ascii="Times New Roman" w:hAnsi="Times New Roman" w:cs="Times New Roman"/>
+          <w:sz w:val="24"/>
+          <w:szCs w:val="24"/>
+        </w:rPr>
+        <w:t>må</w:t>
+      </w:r>
+      <w:proofErr w:type="spellEnd"/>
+      <w:r>
+        <w:rPr>
+          <w:rFonts w:ascii="Times New Roman" w:hAnsi="Times New Roman" w:cs="Times New Roman"/>
+          <w:sz w:val="24"/>
+          <w:szCs w:val="24"/>
+        </w:rPr>
+        <w:t xml:space="preserve"> </w:t>
+      </w:r>
+      <w:proofErr w:type="spellStart"/>
+      <w:r>
+        <w:rPr>
+          <w:rFonts w:ascii="Times New Roman" w:hAnsi="Times New Roman" w:cs="Times New Roman"/>
+          <w:sz w:val="24"/>
+          <w:szCs w:val="24"/>
+        </w:rPr>
+        <w:t>endre</w:t>
+      </w:r>
+      <w:proofErr w:type="spellEnd"/>
+      <w:r>
+        <w:rPr>
+          <w:rFonts w:ascii="Times New Roman" w:hAnsi="Times New Roman" w:cs="Times New Roman"/>
+          <w:sz w:val="24"/>
+          <w:szCs w:val="24"/>
+        </w:rPr>
+        <w:t xml:space="preserve"> </w:t>
+      </w:r>
+      <w:proofErr w:type="spellStart"/>
+      <w:r>
+        <w:rPr>
+          <w:rFonts w:ascii="Times New Roman" w:hAnsi="Times New Roman" w:cs="Times New Roman"/>
+          <w:sz w:val="24"/>
+          <w:szCs w:val="24"/>
+        </w:rPr>
+        <w:t>prioritetsrekkefølge</w:t>
+      </w:r>
+      <w:proofErr w:type="spellEnd"/>
+      <w:r>
+        <w:rPr>
+          <w:rFonts w:ascii="Times New Roman" w:hAnsi="Times New Roman" w:cs="Times New Roman"/>
+          <w:sz w:val="24"/>
+          <w:szCs w:val="24"/>
+        </w:rPr>
+        <w:t>.</w:t>
       </w:r>
     </w:p>
     <w:p>
@@ -4777,14 +6357,888 @@
           <w:szCs w:val="24"/>
         </w:rPr>
       </w:pPr>
-      <w:r>
-        <w:rPr>
-          <w:rFonts w:ascii="Times New Roman" w:hAnsi="Times New Roman" w:cs="Times New Roman"/>
-          <w:sz w:val="24"/>
-          <w:szCs w:val="24"/>
-        </w:rPr>
-        <w:t>Slutten av sprinten gjør vi en sprint retrospective for og identifisere, hva som kan forbedres til neste sprinten.</w:t>
-      </w:r>
+      <w:proofErr w:type="spellStart"/>
+      <w:r>
+        <w:rPr>
+          <w:rFonts w:ascii="Times New Roman" w:hAnsi="Times New Roman" w:cs="Times New Roman"/>
+          <w:sz w:val="24"/>
+          <w:szCs w:val="24"/>
+        </w:rPr>
+        <w:t>Slutten</w:t>
+      </w:r>
+      <w:proofErr w:type="spellEnd"/>
+      <w:r>
+        <w:rPr>
+          <w:rFonts w:ascii="Times New Roman" w:hAnsi="Times New Roman" w:cs="Times New Roman"/>
+          <w:sz w:val="24"/>
+          <w:szCs w:val="24"/>
+        </w:rPr>
+        <w:t xml:space="preserve"> </w:t>
+      </w:r>
+      <w:proofErr w:type="spellStart"/>
+      <w:r>
+        <w:rPr>
+          <w:rFonts w:ascii="Times New Roman" w:hAnsi="Times New Roman" w:cs="Times New Roman"/>
+          <w:sz w:val="24"/>
+          <w:szCs w:val="24"/>
+        </w:rPr>
+        <w:t>av</w:t>
+      </w:r>
+      <w:proofErr w:type="spellEnd"/>
+      <w:r>
+        <w:rPr>
+          <w:rFonts w:ascii="Times New Roman" w:hAnsi="Times New Roman" w:cs="Times New Roman"/>
+          <w:sz w:val="24"/>
+          <w:szCs w:val="24"/>
+        </w:rPr>
+        <w:t xml:space="preserve"> </w:t>
+      </w:r>
+      <w:proofErr w:type="spellStart"/>
+      <w:r>
+        <w:rPr>
+          <w:rFonts w:ascii="Times New Roman" w:hAnsi="Times New Roman" w:cs="Times New Roman"/>
+          <w:sz w:val="24"/>
+          <w:szCs w:val="24"/>
+        </w:rPr>
+        <w:t>sprinten</w:t>
+      </w:r>
+      <w:proofErr w:type="spellEnd"/>
+      <w:r>
+        <w:rPr>
+          <w:rFonts w:ascii="Times New Roman" w:hAnsi="Times New Roman" w:cs="Times New Roman"/>
+          <w:sz w:val="24"/>
+          <w:szCs w:val="24"/>
+        </w:rPr>
+        <w:t xml:space="preserve"> </w:t>
+      </w:r>
+      <w:proofErr w:type="spellStart"/>
+      <w:r>
+        <w:rPr>
+          <w:rFonts w:ascii="Times New Roman" w:hAnsi="Times New Roman" w:cs="Times New Roman"/>
+          <w:sz w:val="24"/>
+          <w:szCs w:val="24"/>
+        </w:rPr>
+        <w:t>gjør</w:t>
+      </w:r>
+      <w:proofErr w:type="spellEnd"/>
+      <w:r>
+        <w:rPr>
+          <w:rFonts w:ascii="Times New Roman" w:hAnsi="Times New Roman" w:cs="Times New Roman"/>
+          <w:sz w:val="24"/>
+          <w:szCs w:val="24"/>
+        </w:rPr>
+        <w:t xml:space="preserve"> vi </w:t>
+      </w:r>
+      <w:proofErr w:type="spellStart"/>
+      <w:r>
+        <w:rPr>
+          <w:rFonts w:ascii="Times New Roman" w:hAnsi="Times New Roman" w:cs="Times New Roman"/>
+          <w:sz w:val="24"/>
+          <w:szCs w:val="24"/>
+        </w:rPr>
+        <w:t>en</w:t>
+      </w:r>
+      <w:proofErr w:type="spellEnd"/>
+      <w:r>
+        <w:rPr>
+          <w:rFonts w:ascii="Times New Roman" w:hAnsi="Times New Roman" w:cs="Times New Roman"/>
+          <w:sz w:val="24"/>
+          <w:szCs w:val="24"/>
+        </w:rPr>
+        <w:t xml:space="preserve"> sprint retrospective for </w:t>
+      </w:r>
+      <w:proofErr w:type="spellStart"/>
+      <w:r>
+        <w:rPr>
+          <w:rFonts w:ascii="Times New Roman" w:hAnsi="Times New Roman" w:cs="Times New Roman"/>
+          <w:sz w:val="24"/>
+          <w:szCs w:val="24"/>
+        </w:rPr>
+        <w:t>og</w:t>
+      </w:r>
+      <w:proofErr w:type="spellEnd"/>
+      <w:r>
+        <w:rPr>
+          <w:rFonts w:ascii="Times New Roman" w:hAnsi="Times New Roman" w:cs="Times New Roman"/>
+          <w:sz w:val="24"/>
+          <w:szCs w:val="24"/>
+        </w:rPr>
+        <w:t xml:space="preserve"> </w:t>
+      </w:r>
+      <w:proofErr w:type="spellStart"/>
+      <w:r>
+        <w:rPr>
+          <w:rFonts w:ascii="Times New Roman" w:hAnsi="Times New Roman" w:cs="Times New Roman"/>
+          <w:sz w:val="24"/>
+          <w:szCs w:val="24"/>
+        </w:rPr>
+        <w:t>identifisere</w:t>
+      </w:r>
+      <w:proofErr w:type="spellEnd"/>
+      <w:r>
+        <w:rPr>
+          <w:rFonts w:ascii="Times New Roman" w:hAnsi="Times New Roman" w:cs="Times New Roman"/>
+          <w:sz w:val="24"/>
+          <w:szCs w:val="24"/>
+        </w:rPr>
+        <w:t xml:space="preserve">, </w:t>
+      </w:r>
+      <w:proofErr w:type="spellStart"/>
+      <w:r>
+        <w:rPr>
+          <w:rFonts w:ascii="Times New Roman" w:hAnsi="Times New Roman" w:cs="Times New Roman"/>
+          <w:sz w:val="24"/>
+          <w:szCs w:val="24"/>
+        </w:rPr>
+        <w:t>hva</w:t>
+      </w:r>
+      <w:proofErr w:type="spellEnd"/>
+      <w:r>
+        <w:rPr>
+          <w:rFonts w:ascii="Times New Roman" w:hAnsi="Times New Roman" w:cs="Times New Roman"/>
+          <w:sz w:val="24"/>
+          <w:szCs w:val="24"/>
+        </w:rPr>
+        <w:t xml:space="preserve"> </w:t>
+      </w:r>
+      <w:proofErr w:type="spellStart"/>
+      <w:r>
+        <w:rPr>
+          <w:rFonts w:ascii="Times New Roman" w:hAnsi="Times New Roman" w:cs="Times New Roman"/>
+          <w:sz w:val="24"/>
+          <w:szCs w:val="24"/>
+        </w:rPr>
+        <w:t>som</w:t>
+      </w:r>
+      <w:proofErr w:type="spellEnd"/>
+      <w:r>
+        <w:rPr>
+          <w:rFonts w:ascii="Times New Roman" w:hAnsi="Times New Roman" w:cs="Times New Roman"/>
+          <w:sz w:val="24"/>
+          <w:szCs w:val="24"/>
+        </w:rPr>
+        <w:t xml:space="preserve"> </w:t>
+      </w:r>
+      <w:proofErr w:type="spellStart"/>
+      <w:r>
+        <w:rPr>
+          <w:rFonts w:ascii="Times New Roman" w:hAnsi="Times New Roman" w:cs="Times New Roman"/>
+          <w:sz w:val="24"/>
+          <w:szCs w:val="24"/>
+        </w:rPr>
+        <w:t>kan</w:t>
+      </w:r>
+      <w:proofErr w:type="spellEnd"/>
+      <w:r>
+        <w:rPr>
+          <w:rFonts w:ascii="Times New Roman" w:hAnsi="Times New Roman" w:cs="Times New Roman"/>
+          <w:sz w:val="24"/>
+          <w:szCs w:val="24"/>
+        </w:rPr>
+        <w:t xml:space="preserve"> </w:t>
+      </w:r>
+      <w:proofErr w:type="spellStart"/>
+      <w:r>
+        <w:rPr>
+          <w:rFonts w:ascii="Times New Roman" w:hAnsi="Times New Roman" w:cs="Times New Roman"/>
+          <w:sz w:val="24"/>
+          <w:szCs w:val="24"/>
+        </w:rPr>
+        <w:t>forbedres</w:t>
+      </w:r>
+      <w:proofErr w:type="spellEnd"/>
+      <w:r>
+        <w:rPr>
+          <w:rFonts w:ascii="Times New Roman" w:hAnsi="Times New Roman" w:cs="Times New Roman"/>
+          <w:sz w:val="24"/>
+          <w:szCs w:val="24"/>
+        </w:rPr>
+        <w:t xml:space="preserve"> </w:t>
+      </w:r>
+      <w:proofErr w:type="spellStart"/>
+      <w:r>
+        <w:rPr>
+          <w:rFonts w:ascii="Times New Roman" w:hAnsi="Times New Roman" w:cs="Times New Roman"/>
+          <w:sz w:val="24"/>
+          <w:szCs w:val="24"/>
+        </w:rPr>
+        <w:t>til</w:t>
+      </w:r>
+      <w:proofErr w:type="spellEnd"/>
+      <w:r>
+        <w:rPr>
+          <w:rFonts w:ascii="Times New Roman" w:hAnsi="Times New Roman" w:cs="Times New Roman"/>
+          <w:sz w:val="24"/>
+          <w:szCs w:val="24"/>
+        </w:rPr>
+        <w:t xml:space="preserve"> </w:t>
+      </w:r>
+      <w:proofErr w:type="spellStart"/>
+      <w:r>
+        <w:rPr>
+          <w:rFonts w:ascii="Times New Roman" w:hAnsi="Times New Roman" w:cs="Times New Roman"/>
+          <w:sz w:val="24"/>
+          <w:szCs w:val="24"/>
+        </w:rPr>
+        <w:t>neste</w:t>
+      </w:r>
+      <w:proofErr w:type="spellEnd"/>
+      <w:r>
+        <w:rPr>
+          <w:rFonts w:ascii="Times New Roman" w:hAnsi="Times New Roman" w:cs="Times New Roman"/>
+          <w:sz w:val="24"/>
+          <w:szCs w:val="24"/>
+        </w:rPr>
+        <w:t xml:space="preserve"> </w:t>
+      </w:r>
+      <w:proofErr w:type="spellStart"/>
+      <w:r>
+        <w:rPr>
+          <w:rFonts w:ascii="Times New Roman" w:hAnsi="Times New Roman" w:cs="Times New Roman"/>
+          <w:sz w:val="24"/>
+          <w:szCs w:val="24"/>
+        </w:rPr>
+        <w:t>sprinten</w:t>
+      </w:r>
+      <w:proofErr w:type="spellEnd"/>
+      <w:r>
+        <w:rPr>
+          <w:rFonts w:ascii="Times New Roman" w:hAnsi="Times New Roman" w:cs="Times New Roman"/>
+          <w:sz w:val="24"/>
+          <w:szCs w:val="24"/>
+        </w:rPr>
+        <w:t>.</w:t>
+      </w:r>
+    </w:p>
+    <w:p>
+      <w:pPr>
+        <w:rPr>
+          <w:rFonts w:ascii="Times New Roman" w:hAnsi="Times New Roman" w:cs="Times New Roman"/>
+          <w:sz w:val="24"/>
+          <w:szCs w:val="24"/>
+        </w:rPr>
+      </w:pPr>
+    </w:p>
+    <w:p>
+      <w:pPr>
+        <w:rPr>
+          <w:rFonts w:ascii="Times New Roman" w:hAnsi="Times New Roman" w:cs="Times New Roman"/>
+          <w:sz w:val="24"/>
+          <w:szCs w:val="24"/>
+        </w:rPr>
+      </w:pPr>
+    </w:p>
+    <w:p>
+      <w:pPr>
+        <w:rPr>
+          <w:rFonts w:ascii="Times New Roman" w:hAnsi="Times New Roman" w:cs="Times New Roman"/>
+          <w:sz w:val="24"/>
+          <w:szCs w:val="24"/>
+        </w:rPr>
+      </w:pPr>
+      <w:r>
+        <w:rPr>
+          <w:rFonts w:ascii="Times New Roman" w:hAnsi="Times New Roman" w:cs="Times New Roman"/>
+          <w:sz w:val="24"/>
+          <w:szCs w:val="24"/>
+        </w:rPr>
+        <w:lastRenderedPageBreak/>
+        <w:t>UX-</w:t>
+      </w:r>
+      <w:proofErr w:type="spellStart"/>
+      <w:r>
+        <w:rPr>
+          <w:rFonts w:ascii="Times New Roman" w:hAnsi="Times New Roman" w:cs="Times New Roman"/>
+          <w:sz w:val="24"/>
+          <w:szCs w:val="24"/>
+        </w:rPr>
+        <w:t>Skisser</w:t>
+      </w:r>
+      <w:proofErr w:type="spellEnd"/>
+    </w:p>
+    <w:p>
+      <w:pPr>
+        <w:rPr>
+          <w:rFonts w:ascii="Times New Roman" w:hAnsi="Times New Roman" w:cs="Times New Roman"/>
+          <w:sz w:val="24"/>
+          <w:szCs w:val="24"/>
+        </w:rPr>
+      </w:pPr>
+    </w:p>
+    <w:p>
+      <w:pPr>
+        <w:rPr>
+          <w:rFonts w:ascii="Times New Roman" w:hAnsi="Times New Roman" w:cs="Times New Roman"/>
+          <w:sz w:val="24"/>
+          <w:szCs w:val="24"/>
+        </w:rPr>
+      </w:pPr>
+      <w:r>
+        <w:rPr>
+          <w:rFonts w:ascii="Times New Roman" w:hAnsi="Times New Roman" w:cs="Times New Roman"/>
+          <w:sz w:val="24"/>
+          <w:szCs w:val="24"/>
+        </w:rPr>
+        <w:t>%%2 SIDER</w:t>
+      </w:r>
+    </w:p>
+    <w:p>
+      <w:pPr>
+        <w:rPr>
+          <w:rFonts w:ascii="Times New Roman" w:hAnsi="Times New Roman" w:cs="Times New Roman"/>
+          <w:sz w:val="24"/>
+          <w:szCs w:val="24"/>
+        </w:rPr>
+      </w:pPr>
+    </w:p>
+    <w:p>
+      <w:pPr>
+        <w:rPr>
+          <w:rFonts w:ascii="Times New Roman" w:hAnsi="Times New Roman" w:cs="Times New Roman"/>
+          <w:sz w:val="24"/>
+          <w:szCs w:val="24"/>
+        </w:rPr>
+      </w:pPr>
+    </w:p>
+    <w:p>
+      <w:pPr>
+        <w:rPr>
+          <w:rFonts w:ascii="Times New Roman" w:hAnsi="Times New Roman" w:cs="Times New Roman"/>
+          <w:sz w:val="24"/>
+          <w:szCs w:val="24"/>
+        </w:rPr>
+      </w:pPr>
+    </w:p>
+    <w:p>
+      <w:pPr>
+        <w:rPr>
+          <w:rFonts w:ascii="Times New Roman" w:hAnsi="Times New Roman" w:cs="Times New Roman"/>
+          <w:sz w:val="24"/>
+          <w:szCs w:val="24"/>
+        </w:rPr>
+      </w:pPr>
+    </w:p>
+    <w:p>
+      <w:pPr>
+        <w:rPr>
+          <w:rFonts w:ascii="Times New Roman" w:hAnsi="Times New Roman" w:cs="Times New Roman"/>
+          <w:sz w:val="24"/>
+          <w:szCs w:val="24"/>
+        </w:rPr>
+      </w:pPr>
+    </w:p>
+    <w:p>
+      <w:pPr>
+        <w:rPr>
+          <w:rFonts w:ascii="Times New Roman" w:hAnsi="Times New Roman" w:cs="Times New Roman"/>
+          <w:sz w:val="24"/>
+          <w:szCs w:val="24"/>
+        </w:rPr>
+      </w:pPr>
+    </w:p>
+    <w:p>
+      <w:pPr>
+        <w:rPr>
+          <w:rFonts w:ascii="Times New Roman" w:hAnsi="Times New Roman" w:cs="Times New Roman"/>
+          <w:sz w:val="24"/>
+          <w:szCs w:val="24"/>
+        </w:rPr>
+      </w:pPr>
+    </w:p>
+    <w:p>
+      <w:pPr>
+        <w:rPr>
+          <w:rFonts w:ascii="Times New Roman" w:hAnsi="Times New Roman" w:cs="Times New Roman"/>
+          <w:sz w:val="24"/>
+          <w:szCs w:val="24"/>
+        </w:rPr>
+      </w:pPr>
+    </w:p>
+    <w:p>
+      <w:pPr>
+        <w:rPr>
+          <w:rFonts w:ascii="Times New Roman" w:hAnsi="Times New Roman" w:cs="Times New Roman"/>
+          <w:sz w:val="24"/>
+          <w:szCs w:val="24"/>
+        </w:rPr>
+      </w:pPr>
+    </w:p>
+    <w:p>
+      <w:pPr>
+        <w:rPr>
+          <w:rFonts w:ascii="Times New Roman" w:hAnsi="Times New Roman" w:cs="Times New Roman"/>
+          <w:sz w:val="24"/>
+          <w:szCs w:val="24"/>
+        </w:rPr>
+      </w:pPr>
+    </w:p>
+    <w:p>
+      <w:pPr>
+        <w:rPr>
+          <w:rFonts w:ascii="Times New Roman" w:hAnsi="Times New Roman" w:cs="Times New Roman"/>
+          <w:sz w:val="24"/>
+          <w:szCs w:val="24"/>
+        </w:rPr>
+      </w:pPr>
+    </w:p>
+    <w:p>
+      <w:pPr>
+        <w:rPr>
+          <w:rFonts w:ascii="Times New Roman" w:hAnsi="Times New Roman" w:cs="Times New Roman"/>
+          <w:sz w:val="24"/>
+          <w:szCs w:val="24"/>
+        </w:rPr>
+      </w:pPr>
+    </w:p>
+    <w:p>
+      <w:pPr>
+        <w:rPr>
+          <w:rFonts w:ascii="Times New Roman" w:hAnsi="Times New Roman" w:cs="Times New Roman"/>
+          <w:sz w:val="24"/>
+          <w:szCs w:val="24"/>
+        </w:rPr>
+      </w:pPr>
+    </w:p>
+    <w:p>
+      <w:pPr>
+        <w:rPr>
+          <w:rFonts w:ascii="Times New Roman" w:hAnsi="Times New Roman" w:cs="Times New Roman"/>
+          <w:sz w:val="24"/>
+          <w:szCs w:val="24"/>
+        </w:rPr>
+      </w:pPr>
+    </w:p>
+    <w:p>
+      <w:pPr>
+        <w:rPr>
+          <w:rFonts w:ascii="Times New Roman" w:hAnsi="Times New Roman" w:cs="Times New Roman"/>
+          <w:sz w:val="24"/>
+          <w:szCs w:val="24"/>
+        </w:rPr>
+      </w:pPr>
+    </w:p>
+    <w:p>
+      <w:pPr>
+        <w:rPr>
+          <w:rFonts w:ascii="Times New Roman" w:hAnsi="Times New Roman" w:cs="Times New Roman"/>
+          <w:sz w:val="24"/>
+          <w:szCs w:val="24"/>
+        </w:rPr>
+      </w:pPr>
+    </w:p>
+    <w:p>
+      <w:pPr>
+        <w:rPr>
+          <w:rFonts w:ascii="Times New Roman" w:hAnsi="Times New Roman" w:cs="Times New Roman"/>
+          <w:sz w:val="24"/>
+          <w:szCs w:val="24"/>
+        </w:rPr>
+      </w:pPr>
+    </w:p>
+    <w:p>
+      <w:pPr>
+        <w:rPr>
+          <w:rFonts w:ascii="Times New Roman" w:hAnsi="Times New Roman" w:cs="Times New Roman"/>
+          <w:sz w:val="24"/>
+          <w:szCs w:val="24"/>
+        </w:rPr>
+      </w:pPr>
+    </w:p>
+    <w:p>
+      <w:pPr>
+        <w:rPr>
+          <w:rFonts w:ascii="Times New Roman" w:hAnsi="Times New Roman" w:cs="Times New Roman"/>
+          <w:sz w:val="24"/>
+          <w:szCs w:val="24"/>
+        </w:rPr>
+      </w:pPr>
+    </w:p>
+    <w:p>
+      <w:pPr>
+        <w:rPr>
+          <w:rFonts w:ascii="Times New Roman" w:hAnsi="Times New Roman" w:cs="Times New Roman"/>
+          <w:sz w:val="24"/>
+          <w:szCs w:val="24"/>
+        </w:rPr>
+      </w:pPr>
+    </w:p>
+    <w:p>
+      <w:pPr>
+        <w:rPr>
+          <w:rFonts w:ascii="Times New Roman" w:hAnsi="Times New Roman" w:cs="Times New Roman"/>
+          <w:sz w:val="24"/>
+          <w:szCs w:val="24"/>
+        </w:rPr>
+      </w:pPr>
+    </w:p>
+    <w:p>
+      <w:pPr>
+        <w:rPr>
+          <w:rFonts w:ascii="Times New Roman" w:hAnsi="Times New Roman" w:cs="Times New Roman"/>
+          <w:sz w:val="24"/>
+          <w:szCs w:val="24"/>
+        </w:rPr>
+      </w:pPr>
+    </w:p>
+    <w:p>
+      <w:pPr>
+        <w:rPr>
+          <w:rFonts w:ascii="Times New Roman" w:hAnsi="Times New Roman" w:cs="Times New Roman"/>
+          <w:sz w:val="24"/>
+          <w:szCs w:val="24"/>
+        </w:rPr>
+      </w:pPr>
+    </w:p>
+    <w:p>
+      <w:pPr>
+        <w:rPr>
+          <w:rFonts w:ascii="Times New Roman" w:hAnsi="Times New Roman" w:cs="Times New Roman"/>
+          <w:sz w:val="24"/>
+          <w:szCs w:val="24"/>
+        </w:rPr>
+      </w:pPr>
+    </w:p>
+    <w:p>
+      <w:pPr>
+        <w:rPr>
+          <w:rFonts w:ascii="Times New Roman" w:hAnsi="Times New Roman" w:cs="Times New Roman"/>
+          <w:sz w:val="24"/>
+          <w:szCs w:val="24"/>
+        </w:rPr>
+      </w:pPr>
+    </w:p>
+    <w:p>
+      <w:pPr>
+        <w:rPr>
+          <w:rFonts w:ascii="Times New Roman" w:hAnsi="Times New Roman" w:cs="Times New Roman"/>
+          <w:sz w:val="24"/>
+          <w:szCs w:val="24"/>
+        </w:rPr>
+      </w:pPr>
+    </w:p>
+    <w:p>
+      <w:pPr>
+        <w:rPr>
+          <w:rFonts w:ascii="Times New Roman" w:hAnsi="Times New Roman" w:cs="Times New Roman"/>
+          <w:sz w:val="24"/>
+          <w:szCs w:val="24"/>
+        </w:rPr>
+      </w:pPr>
+    </w:p>
+    <w:p>
+      <w:pPr>
+        <w:rPr>
+          <w:rFonts w:ascii="Times New Roman" w:hAnsi="Times New Roman" w:cs="Times New Roman"/>
+          <w:sz w:val="24"/>
+          <w:szCs w:val="24"/>
+        </w:rPr>
+      </w:pPr>
+    </w:p>
+    <w:p>
+      <w:pPr>
+        <w:rPr>
+          <w:rFonts w:ascii="Times New Roman" w:hAnsi="Times New Roman" w:cs="Times New Roman"/>
+          <w:sz w:val="24"/>
+          <w:szCs w:val="24"/>
+        </w:rPr>
+      </w:pPr>
+      <w:r>
+        <w:rPr>
+          <w:rFonts w:ascii="Times New Roman" w:hAnsi="Times New Roman" w:cs="Times New Roman"/>
+          <w:sz w:val="24"/>
+          <w:szCs w:val="24"/>
+        </w:rPr>
+        <w:t>UX-</w:t>
+      </w:r>
+      <w:proofErr w:type="spellStart"/>
+      <w:r>
+        <w:rPr>
+          <w:rFonts w:ascii="Times New Roman" w:hAnsi="Times New Roman" w:cs="Times New Roman"/>
+          <w:sz w:val="24"/>
+          <w:szCs w:val="24"/>
+        </w:rPr>
+        <w:t>Skisser</w:t>
+      </w:r>
+      <w:proofErr w:type="spellEnd"/>
+    </w:p>
+    <w:p>
+      <w:pPr>
+        <w:rPr>
+          <w:rFonts w:ascii="Times New Roman" w:hAnsi="Times New Roman" w:cs="Times New Roman"/>
+          <w:sz w:val="24"/>
+          <w:szCs w:val="24"/>
+        </w:rPr>
+      </w:pPr>
+    </w:p>
+    <w:p>
+      <w:pPr>
+        <w:rPr>
+          <w:rFonts w:ascii="Times New Roman" w:hAnsi="Times New Roman" w:cs="Times New Roman"/>
+          <w:sz w:val="24"/>
+          <w:szCs w:val="24"/>
+        </w:rPr>
+      </w:pPr>
+    </w:p>
+    <w:p>
+      <w:pPr>
+        <w:rPr>
+          <w:rFonts w:ascii="Times New Roman" w:hAnsi="Times New Roman" w:cs="Times New Roman"/>
+          <w:sz w:val="24"/>
+          <w:szCs w:val="24"/>
+        </w:rPr>
+      </w:pPr>
+    </w:p>
+    <w:p>
+      <w:pPr>
+        <w:rPr>
+          <w:rFonts w:ascii="Times New Roman" w:hAnsi="Times New Roman" w:cs="Times New Roman"/>
+          <w:sz w:val="24"/>
+          <w:szCs w:val="24"/>
+        </w:rPr>
+      </w:pPr>
+    </w:p>
+    <w:p>
+      <w:pPr>
+        <w:rPr>
+          <w:rFonts w:ascii="Times New Roman" w:hAnsi="Times New Roman" w:cs="Times New Roman"/>
+          <w:sz w:val="24"/>
+          <w:szCs w:val="24"/>
+        </w:rPr>
+      </w:pPr>
+    </w:p>
+    <w:p>
+      <w:pPr>
+        <w:rPr>
+          <w:rFonts w:ascii="Times New Roman" w:hAnsi="Times New Roman" w:cs="Times New Roman"/>
+          <w:sz w:val="24"/>
+          <w:szCs w:val="24"/>
+        </w:rPr>
+      </w:pPr>
+    </w:p>
+    <w:p>
+      <w:pPr>
+        <w:rPr>
+          <w:rFonts w:ascii="Times New Roman" w:hAnsi="Times New Roman" w:cs="Times New Roman"/>
+          <w:sz w:val="24"/>
+          <w:szCs w:val="24"/>
+        </w:rPr>
+      </w:pPr>
+    </w:p>
+    <w:p>
+      <w:pPr>
+        <w:rPr>
+          <w:rFonts w:ascii="Times New Roman" w:hAnsi="Times New Roman" w:cs="Times New Roman"/>
+          <w:sz w:val="24"/>
+          <w:szCs w:val="24"/>
+        </w:rPr>
+      </w:pPr>
+    </w:p>
+    <w:p>
+      <w:pPr>
+        <w:rPr>
+          <w:rFonts w:ascii="Times New Roman" w:hAnsi="Times New Roman" w:cs="Times New Roman"/>
+          <w:sz w:val="24"/>
+          <w:szCs w:val="24"/>
+        </w:rPr>
+      </w:pPr>
+    </w:p>
+    <w:p>
+      <w:pPr>
+        <w:rPr>
+          <w:rFonts w:ascii="Times New Roman" w:hAnsi="Times New Roman" w:cs="Times New Roman"/>
+          <w:sz w:val="24"/>
+          <w:szCs w:val="24"/>
+        </w:rPr>
+      </w:pPr>
+    </w:p>
+    <w:p>
+      <w:pPr>
+        <w:rPr>
+          <w:rFonts w:ascii="Times New Roman" w:hAnsi="Times New Roman" w:cs="Times New Roman"/>
+          <w:sz w:val="24"/>
+          <w:szCs w:val="24"/>
+        </w:rPr>
+      </w:pPr>
+    </w:p>
+    <w:p>
+      <w:pPr>
+        <w:rPr>
+          <w:rFonts w:ascii="Times New Roman" w:hAnsi="Times New Roman" w:cs="Times New Roman"/>
+          <w:sz w:val="24"/>
+          <w:szCs w:val="24"/>
+        </w:rPr>
+      </w:pPr>
+    </w:p>
+    <w:p>
+      <w:pPr>
+        <w:rPr>
+          <w:rFonts w:ascii="Times New Roman" w:hAnsi="Times New Roman" w:cs="Times New Roman"/>
+          <w:sz w:val="24"/>
+          <w:szCs w:val="24"/>
+        </w:rPr>
+      </w:pPr>
+    </w:p>
+    <w:p>
+      <w:pPr>
+        <w:rPr>
+          <w:rFonts w:ascii="Times New Roman" w:hAnsi="Times New Roman" w:cs="Times New Roman"/>
+          <w:sz w:val="24"/>
+          <w:szCs w:val="24"/>
+        </w:rPr>
+      </w:pPr>
+    </w:p>
+    <w:p>
+      <w:pPr>
+        <w:rPr>
+          <w:rFonts w:ascii="Times New Roman" w:hAnsi="Times New Roman" w:cs="Times New Roman"/>
+          <w:sz w:val="24"/>
+          <w:szCs w:val="24"/>
+        </w:rPr>
+      </w:pPr>
+    </w:p>
+    <w:p>
+      <w:pPr>
+        <w:rPr>
+          <w:rFonts w:ascii="Times New Roman" w:hAnsi="Times New Roman" w:cs="Times New Roman"/>
+          <w:sz w:val="24"/>
+          <w:szCs w:val="24"/>
+        </w:rPr>
+      </w:pPr>
+    </w:p>
+    <w:p>
+      <w:pPr>
+        <w:rPr>
+          <w:rFonts w:ascii="Times New Roman" w:hAnsi="Times New Roman" w:cs="Times New Roman"/>
+          <w:sz w:val="24"/>
+          <w:szCs w:val="24"/>
+        </w:rPr>
+      </w:pPr>
+    </w:p>
+    <w:p>
+      <w:pPr>
+        <w:rPr>
+          <w:rFonts w:ascii="Times New Roman" w:hAnsi="Times New Roman" w:cs="Times New Roman"/>
+          <w:sz w:val="24"/>
+          <w:szCs w:val="24"/>
+        </w:rPr>
+      </w:pPr>
+    </w:p>
+    <w:p>
+      <w:pPr>
+        <w:rPr>
+          <w:rFonts w:ascii="Times New Roman" w:hAnsi="Times New Roman" w:cs="Times New Roman"/>
+          <w:sz w:val="24"/>
+          <w:szCs w:val="24"/>
+        </w:rPr>
+      </w:pPr>
+    </w:p>
+    <w:p>
+      <w:pPr>
+        <w:rPr>
+          <w:rFonts w:ascii="Times New Roman" w:hAnsi="Times New Roman" w:cs="Times New Roman"/>
+          <w:sz w:val="24"/>
+          <w:szCs w:val="24"/>
+        </w:rPr>
+      </w:pPr>
+    </w:p>
+    <w:p>
+      <w:pPr>
+        <w:rPr>
+          <w:rFonts w:ascii="Times New Roman" w:hAnsi="Times New Roman" w:cs="Times New Roman"/>
+          <w:sz w:val="24"/>
+          <w:szCs w:val="24"/>
+        </w:rPr>
+      </w:pPr>
+    </w:p>
+    <w:p>
+      <w:pPr>
+        <w:rPr>
+          <w:rFonts w:ascii="Times New Roman" w:hAnsi="Times New Roman" w:cs="Times New Roman"/>
+          <w:sz w:val="24"/>
+          <w:szCs w:val="24"/>
+        </w:rPr>
+      </w:pPr>
+    </w:p>
+    <w:p>
+      <w:pPr>
+        <w:rPr>
+          <w:rFonts w:ascii="Times New Roman" w:hAnsi="Times New Roman" w:cs="Times New Roman"/>
+          <w:sz w:val="24"/>
+          <w:szCs w:val="24"/>
+        </w:rPr>
+      </w:pPr>
+    </w:p>
+    <w:p>
+      <w:pPr>
+        <w:rPr>
+          <w:rFonts w:ascii="Times New Roman" w:hAnsi="Times New Roman" w:cs="Times New Roman"/>
+          <w:sz w:val="24"/>
+          <w:szCs w:val="24"/>
+        </w:rPr>
+      </w:pPr>
+    </w:p>
+    <w:p>
+      <w:pPr>
+        <w:rPr>
+          <w:rFonts w:ascii="Times New Roman" w:hAnsi="Times New Roman" w:cs="Times New Roman"/>
+          <w:sz w:val="24"/>
+          <w:szCs w:val="24"/>
+        </w:rPr>
+      </w:pPr>
+    </w:p>
+    <w:p>
+      <w:pPr>
+        <w:rPr>
+          <w:rFonts w:ascii="Times New Roman" w:hAnsi="Times New Roman" w:cs="Times New Roman"/>
+          <w:sz w:val="24"/>
+          <w:szCs w:val="24"/>
+        </w:rPr>
+      </w:pPr>
+    </w:p>
+    <w:p>
+      <w:pPr>
+        <w:rPr>
+          <w:rFonts w:ascii="Times New Roman" w:hAnsi="Times New Roman" w:cs="Times New Roman"/>
+          <w:sz w:val="24"/>
+          <w:szCs w:val="24"/>
+        </w:rPr>
+      </w:pPr>
+    </w:p>
+    <w:p>
+      <w:pPr>
+        <w:rPr>
+          <w:rFonts w:ascii="Times New Roman" w:hAnsi="Times New Roman" w:cs="Times New Roman"/>
+          <w:sz w:val="24"/>
+          <w:szCs w:val="24"/>
+        </w:rPr>
+      </w:pPr>
+    </w:p>
+    <w:p>
+      <w:pPr>
+        <w:rPr>
+          <w:rFonts w:ascii="Times New Roman" w:hAnsi="Times New Roman" w:cs="Times New Roman"/>
+          <w:sz w:val="24"/>
+          <w:szCs w:val="24"/>
+        </w:rPr>
+      </w:pPr>
+      <w:r>
+        <w:rPr>
+          <w:rFonts w:ascii="Times New Roman" w:hAnsi="Times New Roman" w:cs="Times New Roman"/>
+          <w:sz w:val="24"/>
+          <w:szCs w:val="24"/>
+        </w:rPr>
+        <w:lastRenderedPageBreak/>
+        <w:t xml:space="preserve">Sprint rapport </w:t>
+      </w:r>
+    </w:p>
+    <w:p>
+      <w:pPr>
+        <w:rPr>
+          <w:rFonts w:ascii="Times New Roman" w:hAnsi="Times New Roman" w:cs="Times New Roman"/>
+          <w:sz w:val="24"/>
+          <w:szCs w:val="24"/>
+        </w:rPr>
+      </w:pPr>
     </w:p>
     <w:p>
       <w:pPr>

--- a/Prosjektdel 3.docx
+++ b/Prosjektdel 3.docx
@@ -7217,19 +7217,3108 @@
       <w:pPr>
         <w:rPr>
           <w:rFonts w:ascii="Times New Roman" w:hAnsi="Times New Roman" w:cs="Times New Roman"/>
-          <w:sz w:val="24"/>
-          <w:szCs w:val="24"/>
+          <w:b/>
+          <w:bCs/>
+          <w:sz w:val="28"/>
+          <w:szCs w:val="28"/>
         </w:rPr>
       </w:pPr>
       <w:r>
         <w:rPr>
           <w:rFonts w:ascii="Times New Roman" w:hAnsi="Times New Roman" w:cs="Times New Roman"/>
-          <w:sz w:val="24"/>
-          <w:szCs w:val="24"/>
+          <w:b/>
+          <w:bCs/>
+          <w:sz w:val="28"/>
+          <w:szCs w:val="28"/>
         </w:rPr>
         <w:lastRenderedPageBreak/>
-        <w:t xml:space="preserve">Sprint rapport </w:t>
-      </w:r>
+        <w:t>-</w:t>
+      </w:r>
+      <w:proofErr w:type="spellStart"/>
+      <w:r>
+        <w:rPr>
+          <w:rFonts w:ascii="Times New Roman" w:hAnsi="Times New Roman" w:cs="Times New Roman"/>
+          <w:b/>
+          <w:bCs/>
+          <w:sz w:val="28"/>
+          <w:szCs w:val="28"/>
+        </w:rPr>
+        <w:t>Sprintrapport</w:t>
+      </w:r>
+      <w:proofErr w:type="spellEnd"/>
+      <w:r>
+        <w:rPr>
+          <w:rFonts w:ascii="Times New Roman" w:hAnsi="Times New Roman" w:cs="Times New Roman"/>
+          <w:b/>
+          <w:bCs/>
+          <w:sz w:val="28"/>
+          <w:szCs w:val="28"/>
+        </w:rPr>
+        <w:t>-</w:t>
+      </w:r>
+      <w:r>
+        <w:rPr>
+          <w:rFonts w:ascii="Times New Roman" w:hAnsi="Times New Roman" w:cs="Times New Roman"/>
+          <w:b/>
+          <w:bCs/>
+          <w:sz w:val="28"/>
+          <w:szCs w:val="28"/>
+        </w:rPr>
+        <w:t>¨</w:t>
+      </w:r>
+    </w:p>
+    <w:p>
+      <w:pPr>
+        <w:rPr>
+          <w:rFonts w:ascii="Times New Roman" w:hAnsi="Times New Roman" w:cs="Times New Roman"/>
+          <w:b/>
+          <w:bCs/>
+          <w:sz w:val="28"/>
+          <w:szCs w:val="28"/>
+        </w:rPr>
+      </w:pPr>
+    </w:p>
+    <w:p>
+      <w:pPr>
+        <w:rPr>
+          <w:rFonts w:ascii="Times New Roman" w:hAnsi="Times New Roman" w:cs="Times New Roman"/>
+          <w:sz w:val="24"/>
+          <w:szCs w:val="24"/>
+        </w:rPr>
+      </w:pPr>
+      <w:r>
+        <w:rPr>
+          <w:rFonts w:ascii="Times New Roman" w:hAnsi="Times New Roman" w:cs="Times New Roman"/>
+          <w:sz w:val="24"/>
+          <w:szCs w:val="24"/>
+        </w:rPr>
+        <w:t xml:space="preserve">Godt </w:t>
+      </w:r>
+      <w:proofErr w:type="spellStart"/>
+      <w:r>
+        <w:rPr>
+          <w:rFonts w:ascii="Times New Roman" w:hAnsi="Times New Roman" w:cs="Times New Roman"/>
+          <w:sz w:val="24"/>
+          <w:szCs w:val="24"/>
+        </w:rPr>
+        <w:t>gjennomført</w:t>
+      </w:r>
+      <w:proofErr w:type="spellEnd"/>
+      <w:r>
+        <w:rPr>
+          <w:rFonts w:ascii="Times New Roman" w:hAnsi="Times New Roman" w:cs="Times New Roman"/>
+          <w:sz w:val="24"/>
+          <w:szCs w:val="24"/>
+        </w:rPr>
+        <w:t xml:space="preserve">, </w:t>
+      </w:r>
+      <w:proofErr w:type="spellStart"/>
+      <w:r>
+        <w:rPr>
+          <w:rFonts w:ascii="Times New Roman" w:hAnsi="Times New Roman" w:cs="Times New Roman"/>
+          <w:sz w:val="24"/>
+          <w:szCs w:val="24"/>
+        </w:rPr>
+        <w:t>vi</w:t>
+      </w:r>
+      <w:proofErr w:type="spellEnd"/>
+      <w:r>
+        <w:rPr>
+          <w:rFonts w:ascii="Times New Roman" w:hAnsi="Times New Roman" w:cs="Times New Roman"/>
+          <w:sz w:val="24"/>
+          <w:szCs w:val="24"/>
+        </w:rPr>
+        <w:t xml:space="preserve"> </w:t>
+      </w:r>
+      <w:proofErr w:type="spellStart"/>
+      <w:r>
+        <w:rPr>
+          <w:rFonts w:ascii="Times New Roman" w:hAnsi="Times New Roman" w:cs="Times New Roman"/>
+          <w:sz w:val="24"/>
+          <w:szCs w:val="24"/>
+        </w:rPr>
+        <w:t>fikk</w:t>
+      </w:r>
+      <w:proofErr w:type="spellEnd"/>
+      <w:r>
+        <w:rPr>
+          <w:rFonts w:ascii="Times New Roman" w:hAnsi="Times New Roman" w:cs="Times New Roman"/>
+          <w:sz w:val="24"/>
+          <w:szCs w:val="24"/>
+        </w:rPr>
+        <w:t xml:space="preserve"> </w:t>
+      </w:r>
+      <w:proofErr w:type="spellStart"/>
+      <w:r>
+        <w:rPr>
+          <w:rFonts w:ascii="Times New Roman" w:hAnsi="Times New Roman" w:cs="Times New Roman"/>
+          <w:sz w:val="24"/>
+          <w:szCs w:val="24"/>
+        </w:rPr>
+        <w:t>til</w:t>
+      </w:r>
+      <w:proofErr w:type="spellEnd"/>
+      <w:r>
+        <w:rPr>
+          <w:rFonts w:ascii="Times New Roman" w:hAnsi="Times New Roman" w:cs="Times New Roman"/>
+          <w:sz w:val="24"/>
+          <w:szCs w:val="24"/>
+        </w:rPr>
+        <w:t xml:space="preserve"> alle </w:t>
+      </w:r>
+      <w:proofErr w:type="spellStart"/>
+      <w:r>
+        <w:rPr>
+          <w:rFonts w:ascii="Times New Roman" w:hAnsi="Times New Roman" w:cs="Times New Roman"/>
+          <w:sz w:val="24"/>
+          <w:szCs w:val="24"/>
+        </w:rPr>
+        <w:t>målene</w:t>
+      </w:r>
+      <w:proofErr w:type="spellEnd"/>
+      <w:r>
+        <w:rPr>
+          <w:rFonts w:ascii="Times New Roman" w:hAnsi="Times New Roman" w:cs="Times New Roman"/>
+          <w:sz w:val="24"/>
+          <w:szCs w:val="24"/>
+        </w:rPr>
+        <w:t xml:space="preserve"> </w:t>
+      </w:r>
+      <w:proofErr w:type="spellStart"/>
+      <w:r>
+        <w:rPr>
+          <w:rFonts w:ascii="Times New Roman" w:hAnsi="Times New Roman" w:cs="Times New Roman"/>
+          <w:sz w:val="24"/>
+          <w:szCs w:val="24"/>
+        </w:rPr>
+        <w:t>satt</w:t>
+      </w:r>
+      <w:proofErr w:type="spellEnd"/>
+      <w:r>
+        <w:rPr>
+          <w:rFonts w:ascii="Times New Roman" w:hAnsi="Times New Roman" w:cs="Times New Roman"/>
+          <w:sz w:val="24"/>
+          <w:szCs w:val="24"/>
+        </w:rPr>
+        <w:t xml:space="preserve"> </w:t>
+      </w:r>
+      <w:proofErr w:type="spellStart"/>
+      <w:r>
+        <w:rPr>
+          <w:rFonts w:ascii="Times New Roman" w:hAnsi="Times New Roman" w:cs="Times New Roman"/>
+          <w:sz w:val="24"/>
+          <w:szCs w:val="24"/>
+        </w:rPr>
+        <w:t>opp</w:t>
+      </w:r>
+      <w:proofErr w:type="spellEnd"/>
+      <w:r>
+        <w:rPr>
+          <w:rFonts w:ascii="Times New Roman" w:hAnsi="Times New Roman" w:cs="Times New Roman"/>
+          <w:sz w:val="24"/>
+          <w:szCs w:val="24"/>
+        </w:rPr>
+        <w:t xml:space="preserve"> </w:t>
+      </w:r>
+      <w:proofErr w:type="spellStart"/>
+      <w:r>
+        <w:rPr>
+          <w:rFonts w:ascii="Times New Roman" w:hAnsi="Times New Roman" w:cs="Times New Roman"/>
+          <w:sz w:val="24"/>
+          <w:szCs w:val="24"/>
+        </w:rPr>
+        <w:t>på</w:t>
+      </w:r>
+      <w:proofErr w:type="spellEnd"/>
+      <w:r>
+        <w:rPr>
+          <w:rFonts w:ascii="Times New Roman" w:hAnsi="Times New Roman" w:cs="Times New Roman"/>
+          <w:sz w:val="24"/>
+          <w:szCs w:val="24"/>
+        </w:rPr>
+        <w:t xml:space="preserve"> </w:t>
+      </w:r>
+      <w:proofErr w:type="spellStart"/>
+      <w:r>
+        <w:rPr>
+          <w:rFonts w:ascii="Times New Roman" w:hAnsi="Times New Roman" w:cs="Times New Roman"/>
+          <w:sz w:val="24"/>
+          <w:szCs w:val="24"/>
+        </w:rPr>
+        <w:t>bedre</w:t>
+      </w:r>
+      <w:proofErr w:type="spellEnd"/>
+      <w:r>
+        <w:rPr>
+          <w:rFonts w:ascii="Times New Roman" w:hAnsi="Times New Roman" w:cs="Times New Roman"/>
+          <w:sz w:val="24"/>
+          <w:szCs w:val="24"/>
+        </w:rPr>
+        <w:t xml:space="preserve"> </w:t>
+      </w:r>
+      <w:proofErr w:type="spellStart"/>
+      <w:r>
+        <w:rPr>
+          <w:rFonts w:ascii="Times New Roman" w:hAnsi="Times New Roman" w:cs="Times New Roman"/>
+          <w:sz w:val="24"/>
+          <w:szCs w:val="24"/>
+        </w:rPr>
+        <w:t>en</w:t>
+      </w:r>
+      <w:proofErr w:type="spellEnd"/>
+      <w:r>
+        <w:rPr>
+          <w:rFonts w:ascii="Times New Roman" w:hAnsi="Times New Roman" w:cs="Times New Roman"/>
+          <w:sz w:val="24"/>
+          <w:szCs w:val="24"/>
+        </w:rPr>
+        <w:t xml:space="preserve"> </w:t>
+      </w:r>
+      <w:proofErr w:type="spellStart"/>
+      <w:r>
+        <w:rPr>
+          <w:rFonts w:ascii="Times New Roman" w:hAnsi="Times New Roman" w:cs="Times New Roman"/>
+          <w:sz w:val="24"/>
+          <w:szCs w:val="24"/>
+        </w:rPr>
+        <w:t>estimert</w:t>
+      </w:r>
+      <w:proofErr w:type="spellEnd"/>
+      <w:r>
+        <w:rPr>
+          <w:rFonts w:ascii="Times New Roman" w:hAnsi="Times New Roman" w:cs="Times New Roman"/>
+          <w:sz w:val="24"/>
+          <w:szCs w:val="24"/>
+        </w:rPr>
+        <w:t xml:space="preserve"> </w:t>
+      </w:r>
+      <w:proofErr w:type="spellStart"/>
+      <w:r>
+        <w:rPr>
+          <w:rFonts w:ascii="Times New Roman" w:hAnsi="Times New Roman" w:cs="Times New Roman"/>
+          <w:sz w:val="24"/>
+          <w:szCs w:val="24"/>
+        </w:rPr>
+        <w:t>tid</w:t>
+      </w:r>
+      <w:proofErr w:type="spellEnd"/>
+      <w:r>
+        <w:rPr>
+          <w:rFonts w:ascii="Times New Roman" w:hAnsi="Times New Roman" w:cs="Times New Roman"/>
+          <w:sz w:val="24"/>
+          <w:szCs w:val="24"/>
+        </w:rPr>
+        <w:t>.</w:t>
+      </w:r>
+    </w:p>
+    <w:p>
+      <w:pPr>
+        <w:rPr>
+          <w:rFonts w:ascii="Times New Roman" w:hAnsi="Times New Roman" w:cs="Times New Roman"/>
+          <w:b/>
+          <w:bCs/>
+          <w:sz w:val="28"/>
+          <w:szCs w:val="28"/>
+        </w:rPr>
+      </w:pPr>
+    </w:p>
+    <w:tbl>
+      <w:tblPr>
+        <w:tblW w:w="7280" w:type="dxa"/>
+        <w:tblLook w:val="04A0" w:firstRow="1" w:lastRow="0" w:firstColumn="1" w:lastColumn="0" w:noHBand="0" w:noVBand="1"/>
+      </w:tblPr>
+      <w:tblGrid>
+        <w:gridCol w:w="1460"/>
+        <w:gridCol w:w="1440"/>
+        <w:gridCol w:w="1940"/>
+        <w:gridCol w:w="1420"/>
+        <w:gridCol w:w="1020"/>
+      </w:tblGrid>
+      <w:tr>
+        <w:trPr>
+          <w:trHeight w:val="293"/>
+        </w:trPr>
+        <w:tc>
+          <w:tcPr>
+            <w:tcW w:w="1460" w:type="dxa"/>
+            <w:tcBorders>
+              <w:top w:val="nil"/>
+              <w:left w:val="nil"/>
+              <w:bottom w:val="nil"/>
+              <w:right w:val="nil"/>
+            </w:tcBorders>
+            <w:shd w:val="clear" w:color="auto" w:fill="auto"/>
+            <w:noWrap/>
+            <w:vAlign w:val="bottom"/>
+            <w:hideMark/>
+          </w:tcPr>
+          <w:p>
+            <w:pPr>
+              <w:spacing w:after="0" w:line="240" w:lineRule="auto"/>
+              <w:rPr>
+                <w:rFonts w:ascii="Times New Roman" w:eastAsia="Times New Roman" w:hAnsi="Times New Roman" w:cs="Times New Roman"/>
+                <w:kern w:val="0"/>
+                <w:sz w:val="24"/>
+                <w:szCs w:val="24"/>
+                <w:lang w:eastAsia="en-GB"/>
+                <w14:ligatures w14:val="none"/>
+              </w:rPr>
+            </w:pPr>
+          </w:p>
+        </w:tc>
+        <w:tc>
+          <w:tcPr>
+            <w:tcW w:w="3380" w:type="dxa"/>
+            <w:gridSpan w:val="2"/>
+            <w:tcBorders>
+              <w:top w:val="single" w:sz="4" w:space="0" w:color="auto"/>
+              <w:left w:val="single" w:sz="4" w:space="0" w:color="auto"/>
+              <w:bottom w:val="single" w:sz="8" w:space="0" w:color="auto"/>
+              <w:right w:val="single" w:sz="4" w:space="0" w:color="auto"/>
+            </w:tcBorders>
+            <w:shd w:val="clear" w:color="000000" w:fill="BDD7EE"/>
+            <w:noWrap/>
+            <w:vAlign w:val="bottom"/>
+            <w:hideMark/>
+          </w:tcPr>
+          <w:p>
+            <w:pPr>
+              <w:spacing w:after="0" w:line="240" w:lineRule="auto"/>
+              <w:jc w:val="center"/>
+              <w:rPr>
+                <w:rFonts w:ascii="Calibri" w:eastAsia="Times New Roman" w:hAnsi="Calibri" w:cs="Calibri"/>
+                <w:color w:val="000000"/>
+                <w:kern w:val="0"/>
+                <w:lang w:eastAsia="en-GB"/>
+                <w14:ligatures w14:val="none"/>
+              </w:rPr>
+            </w:pPr>
+            <w:r>
+              <w:rPr>
+                <w:rFonts w:ascii="Calibri" w:eastAsia="Times New Roman" w:hAnsi="Calibri" w:cs="Calibri"/>
+                <w:color w:val="000000"/>
+                <w:kern w:val="0"/>
+                <w:lang w:eastAsia="en-GB"/>
+                <w14:ligatures w14:val="none"/>
+              </w:rPr>
+              <w:t>Sprint Rapport</w:t>
+            </w:r>
+          </w:p>
+        </w:tc>
+        <w:tc>
+          <w:tcPr>
+            <w:tcW w:w="1420" w:type="dxa"/>
+            <w:tcBorders>
+              <w:top w:val="nil"/>
+              <w:left w:val="nil"/>
+              <w:bottom w:val="nil"/>
+              <w:right w:val="nil"/>
+            </w:tcBorders>
+            <w:shd w:val="clear" w:color="auto" w:fill="auto"/>
+            <w:noWrap/>
+            <w:vAlign w:val="bottom"/>
+            <w:hideMark/>
+          </w:tcPr>
+          <w:p>
+            <w:pPr>
+              <w:spacing w:after="0" w:line="240" w:lineRule="auto"/>
+              <w:jc w:val="center"/>
+              <w:rPr>
+                <w:rFonts w:ascii="Calibri" w:eastAsia="Times New Roman" w:hAnsi="Calibri" w:cs="Calibri"/>
+                <w:color w:val="000000"/>
+                <w:kern w:val="0"/>
+                <w:lang w:eastAsia="en-GB"/>
+                <w14:ligatures w14:val="none"/>
+              </w:rPr>
+            </w:pPr>
+          </w:p>
+        </w:tc>
+        <w:tc>
+          <w:tcPr>
+            <w:tcW w:w="1020" w:type="dxa"/>
+            <w:tcBorders>
+              <w:top w:val="nil"/>
+              <w:left w:val="nil"/>
+              <w:bottom w:val="nil"/>
+              <w:right w:val="nil"/>
+            </w:tcBorders>
+            <w:shd w:val="clear" w:color="auto" w:fill="auto"/>
+            <w:noWrap/>
+            <w:vAlign w:val="bottom"/>
+            <w:hideMark/>
+          </w:tcPr>
+          <w:p>
+            <w:pPr>
+              <w:spacing w:after="0" w:line="240" w:lineRule="auto"/>
+              <w:rPr>
+                <w:rFonts w:ascii="Times New Roman" w:eastAsia="Times New Roman" w:hAnsi="Times New Roman" w:cs="Times New Roman"/>
+                <w:kern w:val="0"/>
+                <w:sz w:val="20"/>
+                <w:szCs w:val="20"/>
+                <w:lang w:eastAsia="en-GB"/>
+                <w14:ligatures w14:val="none"/>
+              </w:rPr>
+            </w:pPr>
+          </w:p>
+        </w:tc>
+      </w:tr>
+      <w:tr>
+        <w:trPr>
+          <w:trHeight w:val="293"/>
+        </w:trPr>
+        <w:tc>
+          <w:tcPr>
+            <w:tcW w:w="1460" w:type="dxa"/>
+            <w:tcBorders>
+              <w:top w:val="single" w:sz="4" w:space="0" w:color="auto"/>
+              <w:left w:val="single" w:sz="4" w:space="0" w:color="auto"/>
+              <w:bottom w:val="single" w:sz="4" w:space="0" w:color="auto"/>
+              <w:right w:val="single" w:sz="4" w:space="0" w:color="auto"/>
+            </w:tcBorders>
+            <w:shd w:val="clear" w:color="000000" w:fill="BDD7EE"/>
+            <w:noWrap/>
+            <w:vAlign w:val="bottom"/>
+            <w:hideMark/>
+          </w:tcPr>
+          <w:p>
+            <w:pPr>
+              <w:spacing w:after="0" w:line="240" w:lineRule="auto"/>
+              <w:rPr>
+                <w:rFonts w:ascii="Calibri" w:eastAsia="Times New Roman" w:hAnsi="Calibri" w:cs="Calibri"/>
+                <w:color w:val="000000"/>
+                <w:kern w:val="0"/>
+                <w:lang w:eastAsia="en-GB"/>
+                <w14:ligatures w14:val="none"/>
+              </w:rPr>
+            </w:pPr>
+            <w:r>
+              <w:rPr>
+                <w:rFonts w:ascii="Calibri" w:eastAsia="Times New Roman" w:hAnsi="Calibri" w:cs="Calibri"/>
+                <w:color w:val="000000"/>
+                <w:kern w:val="0"/>
+                <w:lang w:eastAsia="en-GB"/>
+                <w14:ligatures w14:val="none"/>
+              </w:rPr>
+              <w:t>Status</w:t>
+            </w:r>
+          </w:p>
+        </w:tc>
+        <w:tc>
+          <w:tcPr>
+            <w:tcW w:w="3380" w:type="dxa"/>
+            <w:gridSpan w:val="2"/>
+            <w:tcBorders>
+              <w:top w:val="nil"/>
+              <w:left w:val="nil"/>
+              <w:bottom w:val="single" w:sz="4" w:space="0" w:color="auto"/>
+              <w:right w:val="nil"/>
+            </w:tcBorders>
+            <w:shd w:val="clear" w:color="000000" w:fill="BDD7EE"/>
+            <w:noWrap/>
+            <w:vAlign w:val="bottom"/>
+            <w:hideMark/>
+          </w:tcPr>
+          <w:p>
+            <w:pPr>
+              <w:spacing w:after="0" w:line="240" w:lineRule="auto"/>
+              <w:jc w:val="center"/>
+              <w:rPr>
+                <w:rFonts w:ascii="Calibri" w:eastAsia="Times New Roman" w:hAnsi="Calibri" w:cs="Calibri"/>
+                <w:color w:val="000000"/>
+                <w:kern w:val="0"/>
+                <w:lang w:eastAsia="en-GB"/>
+                <w14:ligatures w14:val="none"/>
+              </w:rPr>
+            </w:pPr>
+            <w:proofErr w:type="spellStart"/>
+            <w:r>
+              <w:rPr>
+                <w:rFonts w:ascii="Calibri" w:eastAsia="Times New Roman" w:hAnsi="Calibri" w:cs="Calibri"/>
+                <w:color w:val="000000"/>
+                <w:kern w:val="0"/>
+                <w:lang w:eastAsia="en-GB"/>
+                <w14:ligatures w14:val="none"/>
+              </w:rPr>
+              <w:t>Oppgaver</w:t>
+            </w:r>
+            <w:proofErr w:type="spellEnd"/>
+          </w:p>
+        </w:tc>
+        <w:tc>
+          <w:tcPr>
+            <w:tcW w:w="1420" w:type="dxa"/>
+            <w:tcBorders>
+              <w:top w:val="single" w:sz="4" w:space="0" w:color="auto"/>
+              <w:left w:val="single" w:sz="4" w:space="0" w:color="auto"/>
+              <w:bottom w:val="single" w:sz="8" w:space="0" w:color="auto"/>
+              <w:right w:val="single" w:sz="4" w:space="0" w:color="auto"/>
+            </w:tcBorders>
+            <w:shd w:val="clear" w:color="000000" w:fill="BDD7EE"/>
+            <w:noWrap/>
+            <w:vAlign w:val="bottom"/>
+            <w:hideMark/>
+          </w:tcPr>
+          <w:p>
+            <w:pPr>
+              <w:spacing w:after="0" w:line="240" w:lineRule="auto"/>
+              <w:jc w:val="center"/>
+              <w:rPr>
+                <w:rFonts w:ascii="Calibri" w:eastAsia="Times New Roman" w:hAnsi="Calibri" w:cs="Calibri"/>
+                <w:color w:val="000000"/>
+                <w:kern w:val="0"/>
+                <w:lang w:eastAsia="en-GB"/>
+                <w14:ligatures w14:val="none"/>
+              </w:rPr>
+            </w:pPr>
+            <w:proofErr w:type="spellStart"/>
+            <w:r>
+              <w:rPr>
+                <w:rFonts w:ascii="Calibri" w:eastAsia="Times New Roman" w:hAnsi="Calibri" w:cs="Calibri"/>
+                <w:color w:val="000000"/>
+                <w:kern w:val="0"/>
+                <w:lang w:eastAsia="en-GB"/>
+                <w14:ligatures w14:val="none"/>
+              </w:rPr>
+              <w:t>Estimert</w:t>
+            </w:r>
+            <w:proofErr w:type="spellEnd"/>
+          </w:p>
+        </w:tc>
+        <w:tc>
+          <w:tcPr>
+            <w:tcW w:w="1020" w:type="dxa"/>
+            <w:tcBorders>
+              <w:top w:val="single" w:sz="4" w:space="0" w:color="auto"/>
+              <w:left w:val="nil"/>
+              <w:bottom w:val="single" w:sz="8" w:space="0" w:color="auto"/>
+              <w:right w:val="single" w:sz="4" w:space="0" w:color="auto"/>
+            </w:tcBorders>
+            <w:shd w:val="clear" w:color="000000" w:fill="BDD7EE"/>
+            <w:noWrap/>
+            <w:vAlign w:val="bottom"/>
+            <w:hideMark/>
+          </w:tcPr>
+          <w:p>
+            <w:pPr>
+              <w:spacing w:after="0" w:line="240" w:lineRule="auto"/>
+              <w:jc w:val="center"/>
+              <w:rPr>
+                <w:rFonts w:ascii="Calibri" w:eastAsia="Times New Roman" w:hAnsi="Calibri" w:cs="Calibri"/>
+                <w:color w:val="000000"/>
+                <w:kern w:val="0"/>
+                <w:lang w:eastAsia="en-GB"/>
+                <w14:ligatures w14:val="none"/>
+              </w:rPr>
+            </w:pPr>
+            <w:proofErr w:type="spellStart"/>
+            <w:r>
+              <w:rPr>
+                <w:rFonts w:ascii="Calibri" w:eastAsia="Times New Roman" w:hAnsi="Calibri" w:cs="Calibri"/>
+                <w:color w:val="000000"/>
+                <w:kern w:val="0"/>
+                <w:lang w:eastAsia="en-GB"/>
+                <w14:ligatures w14:val="none"/>
+              </w:rPr>
+              <w:t>Brukt</w:t>
+            </w:r>
+            <w:proofErr w:type="spellEnd"/>
+          </w:p>
+        </w:tc>
+      </w:tr>
+      <w:tr>
+        <w:trPr>
+          <w:trHeight w:val="308"/>
+        </w:trPr>
+        <w:tc>
+          <w:tcPr>
+            <w:tcW w:w="1460" w:type="dxa"/>
+            <w:tcBorders>
+              <w:top w:val="nil"/>
+              <w:left w:val="single" w:sz="4" w:space="0" w:color="auto"/>
+              <w:bottom w:val="single" w:sz="4" w:space="0" w:color="auto"/>
+              <w:right w:val="nil"/>
+            </w:tcBorders>
+            <w:shd w:val="clear" w:color="000000" w:fill="FFE699"/>
+            <w:noWrap/>
+            <w:vAlign w:val="bottom"/>
+            <w:hideMark/>
+          </w:tcPr>
+          <w:p>
+            <w:pPr>
+              <w:spacing w:after="0" w:line="240" w:lineRule="auto"/>
+              <w:jc w:val="right"/>
+              <w:rPr>
+                <w:rFonts w:ascii="Calibri" w:eastAsia="Times New Roman" w:hAnsi="Calibri" w:cs="Calibri"/>
+                <w:color w:val="000000"/>
+                <w:kern w:val="0"/>
+                <w:lang w:eastAsia="en-GB"/>
+                <w14:ligatures w14:val="none"/>
+              </w:rPr>
+            </w:pPr>
+            <w:r>
+              <w:rPr>
+                <w:rFonts w:ascii="Calibri" w:eastAsia="Times New Roman" w:hAnsi="Calibri" w:cs="Calibri"/>
+                <w:color w:val="000000"/>
+                <w:kern w:val="0"/>
+                <w:lang w:eastAsia="en-GB"/>
+                <w14:ligatures w14:val="none"/>
+              </w:rPr>
+              <w:t>2</w:t>
+            </w:r>
+          </w:p>
+        </w:tc>
+        <w:tc>
+          <w:tcPr>
+            <w:tcW w:w="3380" w:type="dxa"/>
+            <w:gridSpan w:val="2"/>
+            <w:tcBorders>
+              <w:top w:val="single" w:sz="4" w:space="0" w:color="auto"/>
+              <w:left w:val="single" w:sz="12" w:space="0" w:color="auto"/>
+              <w:bottom w:val="single" w:sz="4" w:space="0" w:color="auto"/>
+              <w:right w:val="single" w:sz="4" w:space="0" w:color="auto"/>
+            </w:tcBorders>
+            <w:shd w:val="clear" w:color="auto" w:fill="auto"/>
+            <w:noWrap/>
+            <w:vAlign w:val="center"/>
+            <w:hideMark/>
+          </w:tcPr>
+          <w:p>
+            <w:pPr>
+              <w:spacing w:after="0" w:line="240" w:lineRule="auto"/>
+              <w:jc w:val="center"/>
+              <w:rPr>
+                <w:rFonts w:ascii="Times New Roman" w:eastAsia="Times New Roman" w:hAnsi="Times New Roman" w:cs="Times New Roman"/>
+                <w:color w:val="000000"/>
+                <w:kern w:val="0"/>
+                <w:sz w:val="24"/>
+                <w:szCs w:val="24"/>
+                <w:lang w:eastAsia="en-GB"/>
+                <w14:ligatures w14:val="none"/>
+              </w:rPr>
+            </w:pPr>
+            <w:r>
+              <w:rPr>
+                <w:rFonts w:ascii="Times New Roman" w:eastAsia="Times New Roman" w:hAnsi="Times New Roman" w:cs="Times New Roman"/>
+                <w:color w:val="000000"/>
+                <w:kern w:val="0"/>
+                <w:sz w:val="24"/>
+                <w:szCs w:val="24"/>
+                <w:lang w:eastAsia="en-GB"/>
+                <w14:ligatures w14:val="none"/>
+              </w:rPr>
+              <w:t xml:space="preserve"> </w:t>
+            </w:r>
+            <w:proofErr w:type="spellStart"/>
+            <w:r>
+              <w:rPr>
+                <w:rFonts w:ascii="Times New Roman" w:eastAsia="Times New Roman" w:hAnsi="Times New Roman" w:cs="Times New Roman"/>
+                <w:color w:val="000000"/>
+                <w:kern w:val="0"/>
+                <w:sz w:val="24"/>
+                <w:szCs w:val="24"/>
+                <w:lang w:eastAsia="en-GB"/>
+                <w14:ligatures w14:val="none"/>
+              </w:rPr>
+              <w:t>Registreringsskjema</w:t>
+            </w:r>
+            <w:proofErr w:type="spellEnd"/>
+          </w:p>
+        </w:tc>
+        <w:tc>
+          <w:tcPr>
+            <w:tcW w:w="1420" w:type="dxa"/>
+            <w:tcBorders>
+              <w:top w:val="nil"/>
+              <w:left w:val="single" w:sz="4" w:space="0" w:color="auto"/>
+              <w:bottom w:val="single" w:sz="4" w:space="0" w:color="auto"/>
+              <w:right w:val="single" w:sz="4" w:space="0" w:color="auto"/>
+            </w:tcBorders>
+            <w:shd w:val="clear" w:color="auto" w:fill="auto"/>
+            <w:noWrap/>
+            <w:vAlign w:val="bottom"/>
+            <w:hideMark/>
+          </w:tcPr>
+          <w:p>
+            <w:pPr>
+              <w:spacing w:after="0" w:line="240" w:lineRule="auto"/>
+              <w:jc w:val="right"/>
+              <w:rPr>
+                <w:rFonts w:ascii="Calibri" w:eastAsia="Times New Roman" w:hAnsi="Calibri" w:cs="Calibri"/>
+                <w:color w:val="000000"/>
+                <w:kern w:val="0"/>
+                <w:lang w:eastAsia="en-GB"/>
+                <w14:ligatures w14:val="none"/>
+              </w:rPr>
+            </w:pPr>
+            <w:r>
+              <w:rPr>
+                <w:rFonts w:ascii="Calibri" w:eastAsia="Times New Roman" w:hAnsi="Calibri" w:cs="Calibri"/>
+                <w:color w:val="000000"/>
+                <w:kern w:val="0"/>
+                <w:lang w:eastAsia="en-GB"/>
+                <w14:ligatures w14:val="none"/>
+              </w:rPr>
+              <w:t>3</w:t>
+            </w:r>
+          </w:p>
+        </w:tc>
+        <w:tc>
+          <w:tcPr>
+            <w:tcW w:w="1020" w:type="dxa"/>
+            <w:tcBorders>
+              <w:top w:val="nil"/>
+              <w:left w:val="nil"/>
+              <w:bottom w:val="single" w:sz="4" w:space="0" w:color="auto"/>
+              <w:right w:val="single" w:sz="4" w:space="0" w:color="auto"/>
+            </w:tcBorders>
+            <w:shd w:val="clear" w:color="auto" w:fill="auto"/>
+            <w:noWrap/>
+            <w:vAlign w:val="bottom"/>
+            <w:hideMark/>
+          </w:tcPr>
+          <w:p>
+            <w:pPr>
+              <w:spacing w:after="0" w:line="240" w:lineRule="auto"/>
+              <w:jc w:val="right"/>
+              <w:rPr>
+                <w:rFonts w:ascii="Calibri" w:eastAsia="Times New Roman" w:hAnsi="Calibri" w:cs="Calibri"/>
+                <w:color w:val="000000"/>
+                <w:kern w:val="0"/>
+                <w:lang w:eastAsia="en-GB"/>
+                <w14:ligatures w14:val="none"/>
+              </w:rPr>
+            </w:pPr>
+            <w:r>
+              <w:rPr>
+                <w:rFonts w:ascii="Calibri" w:eastAsia="Times New Roman" w:hAnsi="Calibri" w:cs="Calibri"/>
+                <w:color w:val="000000"/>
+                <w:kern w:val="0"/>
+                <w:lang w:eastAsia="en-GB"/>
+                <w14:ligatures w14:val="none"/>
+              </w:rPr>
+              <w:t>2</w:t>
+            </w:r>
+          </w:p>
+        </w:tc>
+      </w:tr>
+      <w:tr>
+        <w:trPr>
+          <w:trHeight w:val="308"/>
+        </w:trPr>
+        <w:tc>
+          <w:tcPr>
+            <w:tcW w:w="1460" w:type="dxa"/>
+            <w:tcBorders>
+              <w:top w:val="nil"/>
+              <w:left w:val="single" w:sz="4" w:space="0" w:color="auto"/>
+              <w:bottom w:val="single" w:sz="4" w:space="0" w:color="auto"/>
+              <w:right w:val="nil"/>
+            </w:tcBorders>
+            <w:shd w:val="clear" w:color="000000" w:fill="FFE699"/>
+            <w:noWrap/>
+            <w:vAlign w:val="bottom"/>
+            <w:hideMark/>
+          </w:tcPr>
+          <w:p>
+            <w:pPr>
+              <w:spacing w:after="0" w:line="240" w:lineRule="auto"/>
+              <w:jc w:val="right"/>
+              <w:rPr>
+                <w:rFonts w:ascii="Calibri" w:eastAsia="Times New Roman" w:hAnsi="Calibri" w:cs="Calibri"/>
+                <w:color w:val="000000"/>
+                <w:kern w:val="0"/>
+                <w:lang w:eastAsia="en-GB"/>
+                <w14:ligatures w14:val="none"/>
+              </w:rPr>
+            </w:pPr>
+            <w:r>
+              <w:rPr>
+                <w:rFonts w:ascii="Calibri" w:eastAsia="Times New Roman" w:hAnsi="Calibri" w:cs="Calibri"/>
+                <w:color w:val="000000"/>
+                <w:kern w:val="0"/>
+                <w:lang w:eastAsia="en-GB"/>
+                <w14:ligatures w14:val="none"/>
+              </w:rPr>
+              <w:t>2</w:t>
+            </w:r>
+          </w:p>
+        </w:tc>
+        <w:tc>
+          <w:tcPr>
+            <w:tcW w:w="3380" w:type="dxa"/>
+            <w:gridSpan w:val="2"/>
+            <w:tcBorders>
+              <w:top w:val="single" w:sz="4" w:space="0" w:color="auto"/>
+              <w:left w:val="single" w:sz="12" w:space="0" w:color="auto"/>
+              <w:bottom w:val="single" w:sz="4" w:space="0" w:color="auto"/>
+              <w:right w:val="single" w:sz="4" w:space="0" w:color="auto"/>
+            </w:tcBorders>
+            <w:shd w:val="clear" w:color="auto" w:fill="auto"/>
+            <w:noWrap/>
+            <w:vAlign w:val="center"/>
+            <w:hideMark/>
+          </w:tcPr>
+          <w:p>
+            <w:pPr>
+              <w:spacing w:after="0" w:line="240" w:lineRule="auto"/>
+              <w:jc w:val="center"/>
+              <w:rPr>
+                <w:rFonts w:ascii="Times New Roman" w:eastAsia="Times New Roman" w:hAnsi="Times New Roman" w:cs="Times New Roman"/>
+                <w:color w:val="000000"/>
+                <w:kern w:val="0"/>
+                <w:sz w:val="24"/>
+                <w:szCs w:val="24"/>
+                <w:lang w:eastAsia="en-GB"/>
+                <w14:ligatures w14:val="none"/>
+              </w:rPr>
+            </w:pPr>
+            <w:r>
+              <w:rPr>
+                <w:rFonts w:ascii="Times New Roman" w:eastAsia="Times New Roman" w:hAnsi="Times New Roman" w:cs="Times New Roman"/>
+                <w:color w:val="000000"/>
+                <w:kern w:val="0"/>
+                <w:sz w:val="24"/>
+                <w:szCs w:val="24"/>
+                <w:lang w:eastAsia="en-GB"/>
+                <w14:ligatures w14:val="none"/>
+              </w:rPr>
+              <w:t xml:space="preserve"> Lage </w:t>
+            </w:r>
+            <w:proofErr w:type="spellStart"/>
+            <w:r>
+              <w:rPr>
+                <w:rFonts w:ascii="Times New Roman" w:eastAsia="Times New Roman" w:hAnsi="Times New Roman" w:cs="Times New Roman"/>
+                <w:color w:val="000000"/>
+                <w:kern w:val="0"/>
+                <w:sz w:val="24"/>
+                <w:szCs w:val="24"/>
+                <w:lang w:eastAsia="en-GB"/>
+                <w14:ligatures w14:val="none"/>
+              </w:rPr>
+              <w:t>handlekurv</w:t>
+            </w:r>
+            <w:proofErr w:type="spellEnd"/>
+          </w:p>
+        </w:tc>
+        <w:tc>
+          <w:tcPr>
+            <w:tcW w:w="1420" w:type="dxa"/>
+            <w:tcBorders>
+              <w:top w:val="nil"/>
+              <w:left w:val="single" w:sz="4" w:space="0" w:color="auto"/>
+              <w:bottom w:val="single" w:sz="4" w:space="0" w:color="auto"/>
+              <w:right w:val="single" w:sz="4" w:space="0" w:color="auto"/>
+            </w:tcBorders>
+            <w:shd w:val="clear" w:color="auto" w:fill="auto"/>
+            <w:noWrap/>
+            <w:vAlign w:val="bottom"/>
+            <w:hideMark/>
+          </w:tcPr>
+          <w:p>
+            <w:pPr>
+              <w:spacing w:after="0" w:line="240" w:lineRule="auto"/>
+              <w:jc w:val="right"/>
+              <w:rPr>
+                <w:rFonts w:ascii="Calibri" w:eastAsia="Times New Roman" w:hAnsi="Calibri" w:cs="Calibri"/>
+                <w:color w:val="000000"/>
+                <w:kern w:val="0"/>
+                <w:lang w:eastAsia="en-GB"/>
+                <w14:ligatures w14:val="none"/>
+              </w:rPr>
+            </w:pPr>
+            <w:r>
+              <w:rPr>
+                <w:rFonts w:ascii="Calibri" w:eastAsia="Times New Roman" w:hAnsi="Calibri" w:cs="Calibri"/>
+                <w:color w:val="000000"/>
+                <w:kern w:val="0"/>
+                <w:lang w:eastAsia="en-GB"/>
+                <w14:ligatures w14:val="none"/>
+              </w:rPr>
+              <w:t>3</w:t>
+            </w:r>
+          </w:p>
+        </w:tc>
+        <w:tc>
+          <w:tcPr>
+            <w:tcW w:w="1020" w:type="dxa"/>
+            <w:tcBorders>
+              <w:top w:val="nil"/>
+              <w:left w:val="nil"/>
+              <w:bottom w:val="single" w:sz="4" w:space="0" w:color="auto"/>
+              <w:right w:val="single" w:sz="4" w:space="0" w:color="auto"/>
+            </w:tcBorders>
+            <w:shd w:val="clear" w:color="auto" w:fill="auto"/>
+            <w:noWrap/>
+            <w:vAlign w:val="bottom"/>
+            <w:hideMark/>
+          </w:tcPr>
+          <w:p>
+            <w:pPr>
+              <w:spacing w:after="0" w:line="240" w:lineRule="auto"/>
+              <w:jc w:val="right"/>
+              <w:rPr>
+                <w:rFonts w:ascii="Calibri" w:eastAsia="Times New Roman" w:hAnsi="Calibri" w:cs="Calibri"/>
+                <w:color w:val="000000"/>
+                <w:kern w:val="0"/>
+                <w:lang w:eastAsia="en-GB"/>
+                <w14:ligatures w14:val="none"/>
+              </w:rPr>
+            </w:pPr>
+            <w:r>
+              <w:rPr>
+                <w:rFonts w:ascii="Calibri" w:eastAsia="Times New Roman" w:hAnsi="Calibri" w:cs="Calibri"/>
+                <w:color w:val="000000"/>
+                <w:kern w:val="0"/>
+                <w:lang w:eastAsia="en-GB"/>
+                <w14:ligatures w14:val="none"/>
+              </w:rPr>
+              <w:t>2</w:t>
+            </w:r>
+          </w:p>
+        </w:tc>
+      </w:tr>
+      <w:tr>
+        <w:trPr>
+          <w:trHeight w:val="308"/>
+        </w:trPr>
+        <w:tc>
+          <w:tcPr>
+            <w:tcW w:w="1460" w:type="dxa"/>
+            <w:tcBorders>
+              <w:top w:val="nil"/>
+              <w:left w:val="single" w:sz="4" w:space="0" w:color="auto"/>
+              <w:bottom w:val="single" w:sz="4" w:space="0" w:color="auto"/>
+              <w:right w:val="nil"/>
+            </w:tcBorders>
+            <w:shd w:val="clear" w:color="000000" w:fill="A9D08E"/>
+            <w:noWrap/>
+            <w:vAlign w:val="bottom"/>
+            <w:hideMark/>
+          </w:tcPr>
+          <w:p>
+            <w:pPr>
+              <w:spacing w:after="0" w:line="240" w:lineRule="auto"/>
+              <w:jc w:val="right"/>
+              <w:rPr>
+                <w:rFonts w:ascii="Calibri" w:eastAsia="Times New Roman" w:hAnsi="Calibri" w:cs="Calibri"/>
+                <w:color w:val="000000"/>
+                <w:kern w:val="0"/>
+                <w:lang w:eastAsia="en-GB"/>
+                <w14:ligatures w14:val="none"/>
+              </w:rPr>
+            </w:pPr>
+            <w:r>
+              <w:rPr>
+                <w:rFonts w:ascii="Calibri" w:eastAsia="Times New Roman" w:hAnsi="Calibri" w:cs="Calibri"/>
+                <w:color w:val="000000"/>
+                <w:kern w:val="0"/>
+                <w:lang w:eastAsia="en-GB"/>
+                <w14:ligatures w14:val="none"/>
+              </w:rPr>
+              <w:t>3</w:t>
+            </w:r>
+          </w:p>
+        </w:tc>
+        <w:tc>
+          <w:tcPr>
+            <w:tcW w:w="3380" w:type="dxa"/>
+            <w:gridSpan w:val="2"/>
+            <w:tcBorders>
+              <w:top w:val="single" w:sz="4" w:space="0" w:color="auto"/>
+              <w:left w:val="single" w:sz="12" w:space="0" w:color="auto"/>
+              <w:bottom w:val="single" w:sz="4" w:space="0" w:color="auto"/>
+              <w:right w:val="single" w:sz="4" w:space="0" w:color="auto"/>
+            </w:tcBorders>
+            <w:shd w:val="clear" w:color="auto" w:fill="auto"/>
+            <w:noWrap/>
+            <w:vAlign w:val="center"/>
+            <w:hideMark/>
+          </w:tcPr>
+          <w:p>
+            <w:pPr>
+              <w:spacing w:after="0" w:line="240" w:lineRule="auto"/>
+              <w:jc w:val="center"/>
+              <w:rPr>
+                <w:rFonts w:ascii="Times New Roman" w:eastAsia="Times New Roman" w:hAnsi="Times New Roman" w:cs="Times New Roman"/>
+                <w:color w:val="000000"/>
+                <w:kern w:val="0"/>
+                <w:sz w:val="24"/>
+                <w:szCs w:val="24"/>
+                <w:lang w:eastAsia="en-GB"/>
+                <w14:ligatures w14:val="none"/>
+              </w:rPr>
+            </w:pPr>
+            <w:r>
+              <w:rPr>
+                <w:rFonts w:ascii="Times New Roman" w:eastAsia="Times New Roman" w:hAnsi="Times New Roman" w:cs="Times New Roman"/>
+                <w:color w:val="000000"/>
+                <w:kern w:val="0"/>
+                <w:sz w:val="24"/>
+                <w:szCs w:val="24"/>
+                <w:lang w:eastAsia="en-GB"/>
+                <w14:ligatures w14:val="none"/>
+              </w:rPr>
+              <w:t xml:space="preserve"> </w:t>
+            </w:r>
+            <w:proofErr w:type="spellStart"/>
+            <w:r>
+              <w:rPr>
+                <w:rFonts w:ascii="Times New Roman" w:eastAsia="Times New Roman" w:hAnsi="Times New Roman" w:cs="Times New Roman"/>
+                <w:color w:val="000000"/>
+                <w:kern w:val="0"/>
+                <w:sz w:val="24"/>
+                <w:szCs w:val="24"/>
+                <w:lang w:eastAsia="en-GB"/>
+                <w14:ligatures w14:val="none"/>
+              </w:rPr>
+              <w:t>Kategorier</w:t>
+            </w:r>
+            <w:proofErr w:type="spellEnd"/>
+          </w:p>
+        </w:tc>
+        <w:tc>
+          <w:tcPr>
+            <w:tcW w:w="1420" w:type="dxa"/>
+            <w:tcBorders>
+              <w:top w:val="nil"/>
+              <w:left w:val="single" w:sz="4" w:space="0" w:color="auto"/>
+              <w:bottom w:val="single" w:sz="4" w:space="0" w:color="auto"/>
+              <w:right w:val="single" w:sz="4" w:space="0" w:color="auto"/>
+            </w:tcBorders>
+            <w:shd w:val="clear" w:color="auto" w:fill="auto"/>
+            <w:noWrap/>
+            <w:vAlign w:val="bottom"/>
+            <w:hideMark/>
+          </w:tcPr>
+          <w:p>
+            <w:pPr>
+              <w:spacing w:after="0" w:line="240" w:lineRule="auto"/>
+              <w:jc w:val="right"/>
+              <w:rPr>
+                <w:rFonts w:ascii="Calibri" w:eastAsia="Times New Roman" w:hAnsi="Calibri" w:cs="Calibri"/>
+                <w:color w:val="000000"/>
+                <w:kern w:val="0"/>
+                <w:lang w:eastAsia="en-GB"/>
+                <w14:ligatures w14:val="none"/>
+              </w:rPr>
+            </w:pPr>
+            <w:r>
+              <w:rPr>
+                <w:rFonts w:ascii="Calibri" w:eastAsia="Times New Roman" w:hAnsi="Calibri" w:cs="Calibri"/>
+                <w:color w:val="000000"/>
+                <w:kern w:val="0"/>
+                <w:lang w:eastAsia="en-GB"/>
+                <w14:ligatures w14:val="none"/>
+              </w:rPr>
+              <w:t>3</w:t>
+            </w:r>
+          </w:p>
+        </w:tc>
+        <w:tc>
+          <w:tcPr>
+            <w:tcW w:w="1020" w:type="dxa"/>
+            <w:tcBorders>
+              <w:top w:val="nil"/>
+              <w:left w:val="nil"/>
+              <w:bottom w:val="single" w:sz="4" w:space="0" w:color="auto"/>
+              <w:right w:val="single" w:sz="4" w:space="0" w:color="auto"/>
+            </w:tcBorders>
+            <w:shd w:val="clear" w:color="auto" w:fill="auto"/>
+            <w:noWrap/>
+            <w:vAlign w:val="bottom"/>
+            <w:hideMark/>
+          </w:tcPr>
+          <w:p>
+            <w:pPr>
+              <w:spacing w:after="0" w:line="240" w:lineRule="auto"/>
+              <w:jc w:val="right"/>
+              <w:rPr>
+                <w:rFonts w:ascii="Calibri" w:eastAsia="Times New Roman" w:hAnsi="Calibri" w:cs="Calibri"/>
+                <w:color w:val="000000"/>
+                <w:kern w:val="0"/>
+                <w:lang w:eastAsia="en-GB"/>
+                <w14:ligatures w14:val="none"/>
+              </w:rPr>
+            </w:pPr>
+            <w:r>
+              <w:rPr>
+                <w:rFonts w:ascii="Calibri" w:eastAsia="Times New Roman" w:hAnsi="Calibri" w:cs="Calibri"/>
+                <w:color w:val="000000"/>
+                <w:kern w:val="0"/>
+                <w:lang w:eastAsia="en-GB"/>
+                <w14:ligatures w14:val="none"/>
+              </w:rPr>
+              <w:t>1</w:t>
+            </w:r>
+          </w:p>
+        </w:tc>
+      </w:tr>
+      <w:tr>
+        <w:trPr>
+          <w:trHeight w:val="308"/>
+        </w:trPr>
+        <w:tc>
+          <w:tcPr>
+            <w:tcW w:w="1460" w:type="dxa"/>
+            <w:tcBorders>
+              <w:top w:val="nil"/>
+              <w:left w:val="single" w:sz="4" w:space="0" w:color="auto"/>
+              <w:bottom w:val="single" w:sz="4" w:space="0" w:color="auto"/>
+              <w:right w:val="nil"/>
+            </w:tcBorders>
+            <w:shd w:val="clear" w:color="000000" w:fill="F4B084"/>
+            <w:noWrap/>
+            <w:vAlign w:val="bottom"/>
+            <w:hideMark/>
+          </w:tcPr>
+          <w:p>
+            <w:pPr>
+              <w:spacing w:after="0" w:line="240" w:lineRule="auto"/>
+              <w:jc w:val="right"/>
+              <w:rPr>
+                <w:rFonts w:ascii="Calibri" w:eastAsia="Times New Roman" w:hAnsi="Calibri" w:cs="Calibri"/>
+                <w:color w:val="000000"/>
+                <w:kern w:val="0"/>
+                <w:lang w:eastAsia="en-GB"/>
+                <w14:ligatures w14:val="none"/>
+              </w:rPr>
+            </w:pPr>
+            <w:r>
+              <w:rPr>
+                <w:rFonts w:ascii="Calibri" w:eastAsia="Times New Roman" w:hAnsi="Calibri" w:cs="Calibri"/>
+                <w:color w:val="000000"/>
+                <w:kern w:val="0"/>
+                <w:lang w:eastAsia="en-GB"/>
+                <w14:ligatures w14:val="none"/>
+              </w:rPr>
+              <w:t>1</w:t>
+            </w:r>
+          </w:p>
+        </w:tc>
+        <w:tc>
+          <w:tcPr>
+            <w:tcW w:w="3380" w:type="dxa"/>
+            <w:gridSpan w:val="2"/>
+            <w:tcBorders>
+              <w:top w:val="single" w:sz="4" w:space="0" w:color="auto"/>
+              <w:left w:val="single" w:sz="12" w:space="0" w:color="auto"/>
+              <w:bottom w:val="single" w:sz="4" w:space="0" w:color="auto"/>
+              <w:right w:val="single" w:sz="4" w:space="0" w:color="auto"/>
+            </w:tcBorders>
+            <w:shd w:val="clear" w:color="auto" w:fill="auto"/>
+            <w:noWrap/>
+            <w:vAlign w:val="center"/>
+            <w:hideMark/>
+          </w:tcPr>
+          <w:p>
+            <w:pPr>
+              <w:spacing w:after="0" w:line="240" w:lineRule="auto"/>
+              <w:jc w:val="center"/>
+              <w:rPr>
+                <w:rFonts w:ascii="Times New Roman" w:eastAsia="Times New Roman" w:hAnsi="Times New Roman" w:cs="Times New Roman"/>
+                <w:color w:val="000000"/>
+                <w:kern w:val="0"/>
+                <w:sz w:val="24"/>
+                <w:szCs w:val="24"/>
+                <w:lang w:eastAsia="en-GB"/>
+                <w14:ligatures w14:val="none"/>
+              </w:rPr>
+            </w:pPr>
+            <w:r>
+              <w:rPr>
+                <w:rFonts w:ascii="Times New Roman" w:eastAsia="Times New Roman" w:hAnsi="Times New Roman" w:cs="Times New Roman"/>
+                <w:color w:val="000000"/>
+                <w:kern w:val="0"/>
+                <w:sz w:val="24"/>
+                <w:szCs w:val="24"/>
+                <w:lang w:eastAsia="en-GB"/>
+                <w14:ligatures w14:val="none"/>
+              </w:rPr>
+              <w:t xml:space="preserve"> </w:t>
+            </w:r>
+            <w:proofErr w:type="spellStart"/>
+            <w:r>
+              <w:rPr>
+                <w:rFonts w:ascii="Times New Roman" w:eastAsia="Times New Roman" w:hAnsi="Times New Roman" w:cs="Times New Roman"/>
+                <w:color w:val="000000"/>
+                <w:kern w:val="0"/>
+                <w:sz w:val="24"/>
+                <w:szCs w:val="24"/>
+                <w:lang w:eastAsia="en-GB"/>
+                <w14:ligatures w14:val="none"/>
+              </w:rPr>
+              <w:t>Css</w:t>
+            </w:r>
+            <w:proofErr w:type="spellEnd"/>
+            <w:r>
+              <w:rPr>
+                <w:rFonts w:ascii="Times New Roman" w:eastAsia="Times New Roman" w:hAnsi="Times New Roman" w:cs="Times New Roman"/>
+                <w:color w:val="000000"/>
+                <w:kern w:val="0"/>
+                <w:sz w:val="24"/>
+                <w:szCs w:val="24"/>
+                <w:lang w:eastAsia="en-GB"/>
+                <w14:ligatures w14:val="none"/>
+              </w:rPr>
+              <w:t xml:space="preserve"> for </w:t>
+            </w:r>
+            <w:proofErr w:type="spellStart"/>
+            <w:r>
+              <w:rPr>
+                <w:rFonts w:ascii="Times New Roman" w:eastAsia="Times New Roman" w:hAnsi="Times New Roman" w:cs="Times New Roman"/>
+                <w:color w:val="000000"/>
+                <w:kern w:val="0"/>
+                <w:sz w:val="24"/>
+                <w:szCs w:val="24"/>
+                <w:lang w:eastAsia="en-GB"/>
+                <w14:ligatures w14:val="none"/>
+              </w:rPr>
+              <w:t>produktvisning</w:t>
+            </w:r>
+            <w:proofErr w:type="spellEnd"/>
+          </w:p>
+        </w:tc>
+        <w:tc>
+          <w:tcPr>
+            <w:tcW w:w="1420" w:type="dxa"/>
+            <w:tcBorders>
+              <w:top w:val="nil"/>
+              <w:left w:val="single" w:sz="4" w:space="0" w:color="auto"/>
+              <w:bottom w:val="single" w:sz="4" w:space="0" w:color="auto"/>
+              <w:right w:val="single" w:sz="4" w:space="0" w:color="auto"/>
+            </w:tcBorders>
+            <w:shd w:val="clear" w:color="auto" w:fill="auto"/>
+            <w:noWrap/>
+            <w:vAlign w:val="bottom"/>
+            <w:hideMark/>
+          </w:tcPr>
+          <w:p>
+            <w:pPr>
+              <w:spacing w:after="0" w:line="240" w:lineRule="auto"/>
+              <w:jc w:val="right"/>
+              <w:rPr>
+                <w:rFonts w:ascii="Calibri" w:eastAsia="Times New Roman" w:hAnsi="Calibri" w:cs="Calibri"/>
+                <w:color w:val="000000"/>
+                <w:kern w:val="0"/>
+                <w:lang w:eastAsia="en-GB"/>
+                <w14:ligatures w14:val="none"/>
+              </w:rPr>
+            </w:pPr>
+            <w:r>
+              <w:rPr>
+                <w:rFonts w:ascii="Calibri" w:eastAsia="Times New Roman" w:hAnsi="Calibri" w:cs="Calibri"/>
+                <w:color w:val="000000"/>
+                <w:kern w:val="0"/>
+                <w:lang w:eastAsia="en-GB"/>
+                <w14:ligatures w14:val="none"/>
+              </w:rPr>
+              <w:t>2</w:t>
+            </w:r>
+          </w:p>
+        </w:tc>
+        <w:tc>
+          <w:tcPr>
+            <w:tcW w:w="1020" w:type="dxa"/>
+            <w:tcBorders>
+              <w:top w:val="nil"/>
+              <w:left w:val="nil"/>
+              <w:bottom w:val="single" w:sz="4" w:space="0" w:color="auto"/>
+              <w:right w:val="single" w:sz="4" w:space="0" w:color="auto"/>
+            </w:tcBorders>
+            <w:shd w:val="clear" w:color="auto" w:fill="auto"/>
+            <w:noWrap/>
+            <w:vAlign w:val="bottom"/>
+            <w:hideMark/>
+          </w:tcPr>
+          <w:p>
+            <w:pPr>
+              <w:spacing w:after="0" w:line="240" w:lineRule="auto"/>
+              <w:jc w:val="right"/>
+              <w:rPr>
+                <w:rFonts w:ascii="Calibri" w:eastAsia="Times New Roman" w:hAnsi="Calibri" w:cs="Calibri"/>
+                <w:color w:val="000000"/>
+                <w:kern w:val="0"/>
+                <w:lang w:eastAsia="en-GB"/>
+                <w14:ligatures w14:val="none"/>
+              </w:rPr>
+            </w:pPr>
+            <w:r>
+              <w:rPr>
+                <w:rFonts w:ascii="Calibri" w:eastAsia="Times New Roman" w:hAnsi="Calibri" w:cs="Calibri"/>
+                <w:color w:val="000000"/>
+                <w:kern w:val="0"/>
+                <w:lang w:eastAsia="en-GB"/>
+                <w14:ligatures w14:val="none"/>
+              </w:rPr>
+              <w:t>1</w:t>
+            </w:r>
+          </w:p>
+        </w:tc>
+      </w:tr>
+      <w:tr>
+        <w:trPr>
+          <w:trHeight w:val="308"/>
+        </w:trPr>
+        <w:tc>
+          <w:tcPr>
+            <w:tcW w:w="1460" w:type="dxa"/>
+            <w:tcBorders>
+              <w:top w:val="nil"/>
+              <w:left w:val="single" w:sz="4" w:space="0" w:color="auto"/>
+              <w:bottom w:val="single" w:sz="4" w:space="0" w:color="auto"/>
+              <w:right w:val="nil"/>
+            </w:tcBorders>
+            <w:shd w:val="clear" w:color="000000" w:fill="F4B084"/>
+            <w:noWrap/>
+            <w:vAlign w:val="bottom"/>
+            <w:hideMark/>
+          </w:tcPr>
+          <w:p>
+            <w:pPr>
+              <w:spacing w:after="0" w:line="240" w:lineRule="auto"/>
+              <w:jc w:val="right"/>
+              <w:rPr>
+                <w:rFonts w:ascii="Calibri" w:eastAsia="Times New Roman" w:hAnsi="Calibri" w:cs="Calibri"/>
+                <w:color w:val="000000"/>
+                <w:kern w:val="0"/>
+                <w:lang w:eastAsia="en-GB"/>
+                <w14:ligatures w14:val="none"/>
+              </w:rPr>
+            </w:pPr>
+            <w:r>
+              <w:rPr>
+                <w:rFonts w:ascii="Calibri" w:eastAsia="Times New Roman" w:hAnsi="Calibri" w:cs="Calibri"/>
+                <w:color w:val="000000"/>
+                <w:kern w:val="0"/>
+                <w:lang w:eastAsia="en-GB"/>
+                <w14:ligatures w14:val="none"/>
+              </w:rPr>
+              <w:t>1</w:t>
+            </w:r>
+          </w:p>
+        </w:tc>
+        <w:tc>
+          <w:tcPr>
+            <w:tcW w:w="3380" w:type="dxa"/>
+            <w:gridSpan w:val="2"/>
+            <w:tcBorders>
+              <w:top w:val="single" w:sz="4" w:space="0" w:color="auto"/>
+              <w:left w:val="single" w:sz="12" w:space="0" w:color="auto"/>
+              <w:bottom w:val="single" w:sz="4" w:space="0" w:color="auto"/>
+              <w:right w:val="single" w:sz="4" w:space="0" w:color="auto"/>
+            </w:tcBorders>
+            <w:shd w:val="clear" w:color="auto" w:fill="auto"/>
+            <w:vAlign w:val="center"/>
+            <w:hideMark/>
+          </w:tcPr>
+          <w:p>
+            <w:pPr>
+              <w:spacing w:after="0" w:line="240" w:lineRule="auto"/>
+              <w:jc w:val="center"/>
+              <w:rPr>
+                <w:rFonts w:ascii="Times New Roman" w:eastAsia="Times New Roman" w:hAnsi="Times New Roman" w:cs="Times New Roman"/>
+                <w:color w:val="000000"/>
+                <w:kern w:val="0"/>
+                <w:sz w:val="24"/>
+                <w:szCs w:val="24"/>
+                <w:lang w:eastAsia="en-GB"/>
+                <w14:ligatures w14:val="none"/>
+              </w:rPr>
+            </w:pPr>
+            <w:r>
+              <w:rPr>
+                <w:rFonts w:ascii="Times New Roman" w:eastAsia="Times New Roman" w:hAnsi="Times New Roman" w:cs="Times New Roman"/>
+                <w:color w:val="000000"/>
+                <w:kern w:val="0"/>
+                <w:sz w:val="24"/>
+                <w:szCs w:val="24"/>
+                <w:lang w:eastAsia="en-GB"/>
+                <w14:ligatures w14:val="none"/>
+              </w:rPr>
+              <w:t xml:space="preserve"> US-2</w:t>
+            </w:r>
+          </w:p>
+        </w:tc>
+        <w:tc>
+          <w:tcPr>
+            <w:tcW w:w="1420" w:type="dxa"/>
+            <w:tcBorders>
+              <w:top w:val="nil"/>
+              <w:left w:val="single" w:sz="4" w:space="0" w:color="auto"/>
+              <w:bottom w:val="single" w:sz="4" w:space="0" w:color="auto"/>
+              <w:right w:val="single" w:sz="4" w:space="0" w:color="auto"/>
+            </w:tcBorders>
+            <w:shd w:val="clear" w:color="auto" w:fill="auto"/>
+            <w:noWrap/>
+            <w:vAlign w:val="bottom"/>
+            <w:hideMark/>
+          </w:tcPr>
+          <w:p>
+            <w:pPr>
+              <w:spacing w:after="0" w:line="240" w:lineRule="auto"/>
+              <w:jc w:val="right"/>
+              <w:rPr>
+                <w:rFonts w:ascii="Calibri" w:eastAsia="Times New Roman" w:hAnsi="Calibri" w:cs="Calibri"/>
+                <w:color w:val="000000"/>
+                <w:kern w:val="0"/>
+                <w:lang w:eastAsia="en-GB"/>
+                <w14:ligatures w14:val="none"/>
+              </w:rPr>
+            </w:pPr>
+            <w:r>
+              <w:rPr>
+                <w:rFonts w:ascii="Calibri" w:eastAsia="Times New Roman" w:hAnsi="Calibri" w:cs="Calibri"/>
+                <w:color w:val="000000"/>
+                <w:kern w:val="0"/>
+                <w:lang w:eastAsia="en-GB"/>
+                <w14:ligatures w14:val="none"/>
+              </w:rPr>
+              <w:t>4</w:t>
+            </w:r>
+          </w:p>
+        </w:tc>
+        <w:tc>
+          <w:tcPr>
+            <w:tcW w:w="1020" w:type="dxa"/>
+            <w:tcBorders>
+              <w:top w:val="nil"/>
+              <w:left w:val="nil"/>
+              <w:bottom w:val="single" w:sz="4" w:space="0" w:color="auto"/>
+              <w:right w:val="single" w:sz="4" w:space="0" w:color="auto"/>
+            </w:tcBorders>
+            <w:shd w:val="clear" w:color="auto" w:fill="auto"/>
+            <w:noWrap/>
+            <w:vAlign w:val="bottom"/>
+            <w:hideMark/>
+          </w:tcPr>
+          <w:p>
+            <w:pPr>
+              <w:spacing w:after="0" w:line="240" w:lineRule="auto"/>
+              <w:jc w:val="right"/>
+              <w:rPr>
+                <w:rFonts w:ascii="Calibri" w:eastAsia="Times New Roman" w:hAnsi="Calibri" w:cs="Calibri"/>
+                <w:color w:val="000000"/>
+                <w:kern w:val="0"/>
+                <w:lang w:eastAsia="en-GB"/>
+                <w14:ligatures w14:val="none"/>
+              </w:rPr>
+            </w:pPr>
+            <w:r>
+              <w:rPr>
+                <w:rFonts w:ascii="Calibri" w:eastAsia="Times New Roman" w:hAnsi="Calibri" w:cs="Calibri"/>
+                <w:color w:val="000000"/>
+                <w:kern w:val="0"/>
+                <w:lang w:eastAsia="en-GB"/>
+                <w14:ligatures w14:val="none"/>
+              </w:rPr>
+              <w:t>3</w:t>
+            </w:r>
+          </w:p>
+        </w:tc>
+      </w:tr>
+      <w:tr>
+        <w:trPr>
+          <w:trHeight w:val="308"/>
+        </w:trPr>
+        <w:tc>
+          <w:tcPr>
+            <w:tcW w:w="1460" w:type="dxa"/>
+            <w:tcBorders>
+              <w:top w:val="nil"/>
+              <w:left w:val="single" w:sz="4" w:space="0" w:color="auto"/>
+              <w:bottom w:val="single" w:sz="4" w:space="0" w:color="auto"/>
+              <w:right w:val="nil"/>
+            </w:tcBorders>
+            <w:shd w:val="clear" w:color="000000" w:fill="A9D08E"/>
+            <w:noWrap/>
+            <w:vAlign w:val="bottom"/>
+            <w:hideMark/>
+          </w:tcPr>
+          <w:p>
+            <w:pPr>
+              <w:spacing w:after="0" w:line="240" w:lineRule="auto"/>
+              <w:jc w:val="right"/>
+              <w:rPr>
+                <w:rFonts w:ascii="Calibri" w:eastAsia="Times New Roman" w:hAnsi="Calibri" w:cs="Calibri"/>
+                <w:color w:val="000000"/>
+                <w:kern w:val="0"/>
+                <w:lang w:eastAsia="en-GB"/>
+                <w14:ligatures w14:val="none"/>
+              </w:rPr>
+            </w:pPr>
+            <w:r>
+              <w:rPr>
+                <w:rFonts w:ascii="Calibri" w:eastAsia="Times New Roman" w:hAnsi="Calibri" w:cs="Calibri"/>
+                <w:color w:val="000000"/>
+                <w:kern w:val="0"/>
+                <w:lang w:eastAsia="en-GB"/>
+                <w14:ligatures w14:val="none"/>
+              </w:rPr>
+              <w:t>3</w:t>
+            </w:r>
+          </w:p>
+        </w:tc>
+        <w:tc>
+          <w:tcPr>
+            <w:tcW w:w="3380" w:type="dxa"/>
+            <w:gridSpan w:val="2"/>
+            <w:tcBorders>
+              <w:top w:val="single" w:sz="4" w:space="0" w:color="auto"/>
+              <w:left w:val="single" w:sz="12" w:space="0" w:color="auto"/>
+              <w:bottom w:val="single" w:sz="4" w:space="0" w:color="auto"/>
+              <w:right w:val="single" w:sz="4" w:space="0" w:color="auto"/>
+            </w:tcBorders>
+            <w:shd w:val="clear" w:color="auto" w:fill="auto"/>
+            <w:noWrap/>
+            <w:vAlign w:val="center"/>
+            <w:hideMark/>
+          </w:tcPr>
+          <w:p>
+            <w:pPr>
+              <w:spacing w:after="0" w:line="240" w:lineRule="auto"/>
+              <w:jc w:val="center"/>
+              <w:rPr>
+                <w:rFonts w:ascii="Times New Roman" w:eastAsia="Times New Roman" w:hAnsi="Times New Roman" w:cs="Times New Roman"/>
+                <w:color w:val="000000"/>
+                <w:kern w:val="0"/>
+                <w:sz w:val="24"/>
+                <w:szCs w:val="24"/>
+                <w:lang w:eastAsia="en-GB"/>
+                <w14:ligatures w14:val="none"/>
+              </w:rPr>
+            </w:pPr>
+            <w:r>
+              <w:rPr>
+                <w:rFonts w:ascii="Times New Roman" w:eastAsia="Times New Roman" w:hAnsi="Times New Roman" w:cs="Times New Roman"/>
+                <w:color w:val="000000"/>
+                <w:kern w:val="0"/>
+                <w:sz w:val="24"/>
+                <w:szCs w:val="24"/>
+                <w:lang w:eastAsia="en-GB"/>
+                <w14:ligatures w14:val="none"/>
+              </w:rPr>
+              <w:t xml:space="preserve"> US-4</w:t>
+            </w:r>
+          </w:p>
+        </w:tc>
+        <w:tc>
+          <w:tcPr>
+            <w:tcW w:w="1420" w:type="dxa"/>
+            <w:tcBorders>
+              <w:top w:val="nil"/>
+              <w:left w:val="single" w:sz="4" w:space="0" w:color="auto"/>
+              <w:bottom w:val="single" w:sz="4" w:space="0" w:color="auto"/>
+              <w:right w:val="single" w:sz="4" w:space="0" w:color="auto"/>
+            </w:tcBorders>
+            <w:shd w:val="clear" w:color="auto" w:fill="auto"/>
+            <w:noWrap/>
+            <w:vAlign w:val="bottom"/>
+            <w:hideMark/>
+          </w:tcPr>
+          <w:p>
+            <w:pPr>
+              <w:spacing w:after="0" w:line="240" w:lineRule="auto"/>
+              <w:jc w:val="right"/>
+              <w:rPr>
+                <w:rFonts w:ascii="Calibri" w:eastAsia="Times New Roman" w:hAnsi="Calibri" w:cs="Calibri"/>
+                <w:color w:val="000000"/>
+                <w:kern w:val="0"/>
+                <w:lang w:eastAsia="en-GB"/>
+                <w14:ligatures w14:val="none"/>
+              </w:rPr>
+            </w:pPr>
+            <w:r>
+              <w:rPr>
+                <w:rFonts w:ascii="Calibri" w:eastAsia="Times New Roman" w:hAnsi="Calibri" w:cs="Calibri"/>
+                <w:color w:val="000000"/>
+                <w:kern w:val="0"/>
+                <w:lang w:eastAsia="en-GB"/>
+                <w14:ligatures w14:val="none"/>
+              </w:rPr>
+              <w:t>2</w:t>
+            </w:r>
+          </w:p>
+        </w:tc>
+        <w:tc>
+          <w:tcPr>
+            <w:tcW w:w="1020" w:type="dxa"/>
+            <w:tcBorders>
+              <w:top w:val="nil"/>
+              <w:left w:val="nil"/>
+              <w:bottom w:val="single" w:sz="4" w:space="0" w:color="auto"/>
+              <w:right w:val="single" w:sz="4" w:space="0" w:color="auto"/>
+            </w:tcBorders>
+            <w:shd w:val="clear" w:color="auto" w:fill="auto"/>
+            <w:noWrap/>
+            <w:vAlign w:val="bottom"/>
+            <w:hideMark/>
+          </w:tcPr>
+          <w:p>
+            <w:pPr>
+              <w:spacing w:after="0" w:line="240" w:lineRule="auto"/>
+              <w:jc w:val="right"/>
+              <w:rPr>
+                <w:rFonts w:ascii="Calibri" w:eastAsia="Times New Roman" w:hAnsi="Calibri" w:cs="Calibri"/>
+                <w:color w:val="000000"/>
+                <w:kern w:val="0"/>
+                <w:lang w:eastAsia="en-GB"/>
+                <w14:ligatures w14:val="none"/>
+              </w:rPr>
+            </w:pPr>
+            <w:r>
+              <w:rPr>
+                <w:rFonts w:ascii="Calibri" w:eastAsia="Times New Roman" w:hAnsi="Calibri" w:cs="Calibri"/>
+                <w:color w:val="000000"/>
+                <w:kern w:val="0"/>
+                <w:lang w:eastAsia="en-GB"/>
+                <w14:ligatures w14:val="none"/>
+              </w:rPr>
+              <w:t>2</w:t>
+            </w:r>
+          </w:p>
+        </w:tc>
+      </w:tr>
+      <w:tr>
+        <w:trPr>
+          <w:trHeight w:val="308"/>
+        </w:trPr>
+        <w:tc>
+          <w:tcPr>
+            <w:tcW w:w="1460" w:type="dxa"/>
+            <w:tcBorders>
+              <w:top w:val="nil"/>
+              <w:left w:val="single" w:sz="4" w:space="0" w:color="auto"/>
+              <w:bottom w:val="single" w:sz="4" w:space="0" w:color="auto"/>
+              <w:right w:val="nil"/>
+            </w:tcBorders>
+            <w:shd w:val="clear" w:color="000000" w:fill="A9D08E"/>
+            <w:noWrap/>
+            <w:vAlign w:val="bottom"/>
+            <w:hideMark/>
+          </w:tcPr>
+          <w:p>
+            <w:pPr>
+              <w:spacing w:after="0" w:line="240" w:lineRule="auto"/>
+              <w:jc w:val="right"/>
+              <w:rPr>
+                <w:rFonts w:ascii="Calibri" w:eastAsia="Times New Roman" w:hAnsi="Calibri" w:cs="Calibri"/>
+                <w:color w:val="000000"/>
+                <w:kern w:val="0"/>
+                <w:lang w:eastAsia="en-GB"/>
+                <w14:ligatures w14:val="none"/>
+              </w:rPr>
+            </w:pPr>
+            <w:r>
+              <w:rPr>
+                <w:rFonts w:ascii="Calibri" w:eastAsia="Times New Roman" w:hAnsi="Calibri" w:cs="Calibri"/>
+                <w:color w:val="000000"/>
+                <w:kern w:val="0"/>
+                <w:lang w:eastAsia="en-GB"/>
+                <w14:ligatures w14:val="none"/>
+              </w:rPr>
+              <w:t>3</w:t>
+            </w:r>
+          </w:p>
+        </w:tc>
+        <w:tc>
+          <w:tcPr>
+            <w:tcW w:w="3380" w:type="dxa"/>
+            <w:gridSpan w:val="2"/>
+            <w:tcBorders>
+              <w:top w:val="single" w:sz="4" w:space="0" w:color="auto"/>
+              <w:left w:val="single" w:sz="12" w:space="0" w:color="auto"/>
+              <w:bottom w:val="single" w:sz="4" w:space="0" w:color="auto"/>
+              <w:right w:val="single" w:sz="4" w:space="0" w:color="auto"/>
+            </w:tcBorders>
+            <w:shd w:val="clear" w:color="auto" w:fill="auto"/>
+            <w:noWrap/>
+            <w:vAlign w:val="center"/>
+            <w:hideMark/>
+          </w:tcPr>
+          <w:p>
+            <w:pPr>
+              <w:spacing w:after="0" w:line="240" w:lineRule="auto"/>
+              <w:jc w:val="center"/>
+              <w:rPr>
+                <w:rFonts w:ascii="Times New Roman" w:eastAsia="Times New Roman" w:hAnsi="Times New Roman" w:cs="Times New Roman"/>
+                <w:color w:val="000000"/>
+                <w:kern w:val="0"/>
+                <w:sz w:val="24"/>
+                <w:szCs w:val="24"/>
+                <w:lang w:eastAsia="en-GB"/>
+                <w14:ligatures w14:val="none"/>
+              </w:rPr>
+            </w:pPr>
+            <w:r>
+              <w:rPr>
+                <w:rFonts w:ascii="Times New Roman" w:eastAsia="Times New Roman" w:hAnsi="Times New Roman" w:cs="Times New Roman"/>
+                <w:color w:val="000000"/>
+                <w:kern w:val="0"/>
+                <w:sz w:val="24"/>
+                <w:szCs w:val="24"/>
+                <w:lang w:eastAsia="en-GB"/>
+                <w14:ligatures w14:val="none"/>
+              </w:rPr>
+              <w:t xml:space="preserve"> Fikse </w:t>
+            </w:r>
+            <w:proofErr w:type="spellStart"/>
+            <w:r>
+              <w:rPr>
+                <w:rFonts w:ascii="Times New Roman" w:eastAsia="Times New Roman" w:hAnsi="Times New Roman" w:cs="Times New Roman"/>
+                <w:color w:val="000000"/>
+                <w:kern w:val="0"/>
+                <w:sz w:val="24"/>
+                <w:szCs w:val="24"/>
+                <w:lang w:eastAsia="en-GB"/>
+                <w14:ligatures w14:val="none"/>
+              </w:rPr>
+              <w:t>rød</w:t>
+            </w:r>
+            <w:proofErr w:type="spellEnd"/>
+            <w:r>
+              <w:rPr>
+                <w:rFonts w:ascii="Times New Roman" w:eastAsia="Times New Roman" w:hAnsi="Times New Roman" w:cs="Times New Roman"/>
+                <w:color w:val="000000"/>
+                <w:kern w:val="0"/>
+                <w:sz w:val="24"/>
+                <w:szCs w:val="24"/>
+                <w:lang w:eastAsia="en-GB"/>
+                <w14:ligatures w14:val="none"/>
+              </w:rPr>
+              <w:t xml:space="preserve"> </w:t>
+            </w:r>
+            <w:proofErr w:type="spellStart"/>
+            <w:r>
+              <w:rPr>
+                <w:rFonts w:ascii="Times New Roman" w:eastAsia="Times New Roman" w:hAnsi="Times New Roman" w:cs="Times New Roman"/>
+                <w:color w:val="000000"/>
+                <w:kern w:val="0"/>
+                <w:sz w:val="24"/>
+                <w:szCs w:val="24"/>
+                <w:lang w:eastAsia="en-GB"/>
+                <w14:ligatures w14:val="none"/>
+              </w:rPr>
+              <w:t>bakgrunn</w:t>
+            </w:r>
+            <w:proofErr w:type="spellEnd"/>
+            <w:r>
+              <w:rPr>
+                <w:rFonts w:ascii="Times New Roman" w:eastAsia="Times New Roman" w:hAnsi="Times New Roman" w:cs="Times New Roman"/>
+                <w:color w:val="000000"/>
+                <w:kern w:val="0"/>
+                <w:sz w:val="24"/>
+                <w:szCs w:val="24"/>
+                <w:lang w:eastAsia="en-GB"/>
+                <w14:ligatures w14:val="none"/>
+              </w:rPr>
+              <w:t xml:space="preserve"> </w:t>
+            </w:r>
+            <w:proofErr w:type="spellStart"/>
+            <w:r>
+              <w:rPr>
+                <w:rFonts w:ascii="Times New Roman" w:eastAsia="Times New Roman" w:hAnsi="Times New Roman" w:cs="Times New Roman"/>
+                <w:color w:val="000000"/>
+                <w:kern w:val="0"/>
+                <w:sz w:val="24"/>
+                <w:szCs w:val="24"/>
+                <w:lang w:eastAsia="en-GB"/>
+                <w14:ligatures w14:val="none"/>
+              </w:rPr>
+              <w:t>på</w:t>
+            </w:r>
+            <w:proofErr w:type="spellEnd"/>
+            <w:r>
+              <w:rPr>
+                <w:rFonts w:ascii="Times New Roman" w:eastAsia="Times New Roman" w:hAnsi="Times New Roman" w:cs="Times New Roman"/>
+                <w:color w:val="000000"/>
+                <w:kern w:val="0"/>
+                <w:sz w:val="24"/>
+                <w:szCs w:val="24"/>
+                <w:lang w:eastAsia="en-GB"/>
+                <w14:ligatures w14:val="none"/>
+              </w:rPr>
+              <w:t xml:space="preserve"> </w:t>
+            </w:r>
+            <w:proofErr w:type="spellStart"/>
+            <w:r>
+              <w:rPr>
+                <w:rFonts w:ascii="Times New Roman" w:eastAsia="Times New Roman" w:hAnsi="Times New Roman" w:cs="Times New Roman"/>
+                <w:color w:val="000000"/>
+                <w:kern w:val="0"/>
+                <w:sz w:val="24"/>
+                <w:szCs w:val="24"/>
+                <w:lang w:eastAsia="en-GB"/>
+                <w14:ligatures w14:val="none"/>
+              </w:rPr>
+              <w:t>høyresiden</w:t>
+            </w:r>
+            <w:proofErr w:type="spellEnd"/>
+          </w:p>
+        </w:tc>
+        <w:tc>
+          <w:tcPr>
+            <w:tcW w:w="1420" w:type="dxa"/>
+            <w:tcBorders>
+              <w:top w:val="nil"/>
+              <w:left w:val="single" w:sz="4" w:space="0" w:color="auto"/>
+              <w:bottom w:val="single" w:sz="4" w:space="0" w:color="auto"/>
+              <w:right w:val="single" w:sz="4" w:space="0" w:color="auto"/>
+            </w:tcBorders>
+            <w:shd w:val="clear" w:color="auto" w:fill="auto"/>
+            <w:noWrap/>
+            <w:vAlign w:val="bottom"/>
+            <w:hideMark/>
+          </w:tcPr>
+          <w:p>
+            <w:pPr>
+              <w:spacing w:after="0" w:line="240" w:lineRule="auto"/>
+              <w:jc w:val="right"/>
+              <w:rPr>
+                <w:rFonts w:ascii="Calibri" w:eastAsia="Times New Roman" w:hAnsi="Calibri" w:cs="Calibri"/>
+                <w:color w:val="000000"/>
+                <w:kern w:val="0"/>
+                <w:lang w:eastAsia="en-GB"/>
+                <w14:ligatures w14:val="none"/>
+              </w:rPr>
+            </w:pPr>
+            <w:r>
+              <w:rPr>
+                <w:rFonts w:ascii="Calibri" w:eastAsia="Times New Roman" w:hAnsi="Calibri" w:cs="Calibri"/>
+                <w:color w:val="000000"/>
+                <w:kern w:val="0"/>
+                <w:lang w:eastAsia="en-GB"/>
+                <w14:ligatures w14:val="none"/>
+              </w:rPr>
+              <w:t>1</w:t>
+            </w:r>
+          </w:p>
+        </w:tc>
+        <w:tc>
+          <w:tcPr>
+            <w:tcW w:w="1020" w:type="dxa"/>
+            <w:tcBorders>
+              <w:top w:val="nil"/>
+              <w:left w:val="nil"/>
+              <w:bottom w:val="single" w:sz="4" w:space="0" w:color="auto"/>
+              <w:right w:val="single" w:sz="4" w:space="0" w:color="auto"/>
+            </w:tcBorders>
+            <w:shd w:val="clear" w:color="auto" w:fill="auto"/>
+            <w:noWrap/>
+            <w:vAlign w:val="bottom"/>
+            <w:hideMark/>
+          </w:tcPr>
+          <w:p>
+            <w:pPr>
+              <w:spacing w:after="0" w:line="240" w:lineRule="auto"/>
+              <w:jc w:val="right"/>
+              <w:rPr>
+                <w:rFonts w:ascii="Calibri" w:eastAsia="Times New Roman" w:hAnsi="Calibri" w:cs="Calibri"/>
+                <w:color w:val="000000"/>
+                <w:kern w:val="0"/>
+                <w:lang w:eastAsia="en-GB"/>
+                <w14:ligatures w14:val="none"/>
+              </w:rPr>
+            </w:pPr>
+            <w:r>
+              <w:rPr>
+                <w:rFonts w:ascii="Calibri" w:eastAsia="Times New Roman" w:hAnsi="Calibri" w:cs="Calibri"/>
+                <w:color w:val="000000"/>
+                <w:kern w:val="0"/>
+                <w:lang w:eastAsia="en-GB"/>
+                <w14:ligatures w14:val="none"/>
+              </w:rPr>
+              <w:t>1</w:t>
+            </w:r>
+          </w:p>
+        </w:tc>
+      </w:tr>
+      <w:tr>
+        <w:trPr>
+          <w:trHeight w:val="308"/>
+        </w:trPr>
+        <w:tc>
+          <w:tcPr>
+            <w:tcW w:w="1460" w:type="dxa"/>
+            <w:tcBorders>
+              <w:top w:val="nil"/>
+              <w:left w:val="single" w:sz="4" w:space="0" w:color="auto"/>
+              <w:bottom w:val="single" w:sz="4" w:space="0" w:color="auto"/>
+              <w:right w:val="nil"/>
+            </w:tcBorders>
+            <w:shd w:val="clear" w:color="000000" w:fill="F4B084"/>
+            <w:noWrap/>
+            <w:vAlign w:val="bottom"/>
+            <w:hideMark/>
+          </w:tcPr>
+          <w:p>
+            <w:pPr>
+              <w:spacing w:after="0" w:line="240" w:lineRule="auto"/>
+              <w:jc w:val="right"/>
+              <w:rPr>
+                <w:rFonts w:ascii="Calibri" w:eastAsia="Times New Roman" w:hAnsi="Calibri" w:cs="Calibri"/>
+                <w:color w:val="000000"/>
+                <w:kern w:val="0"/>
+                <w:lang w:eastAsia="en-GB"/>
+                <w14:ligatures w14:val="none"/>
+              </w:rPr>
+            </w:pPr>
+            <w:r>
+              <w:rPr>
+                <w:rFonts w:ascii="Calibri" w:eastAsia="Times New Roman" w:hAnsi="Calibri" w:cs="Calibri"/>
+                <w:color w:val="000000"/>
+                <w:kern w:val="0"/>
+                <w:lang w:eastAsia="en-GB"/>
+                <w14:ligatures w14:val="none"/>
+              </w:rPr>
+              <w:t>1</w:t>
+            </w:r>
+          </w:p>
+        </w:tc>
+        <w:tc>
+          <w:tcPr>
+            <w:tcW w:w="3380" w:type="dxa"/>
+            <w:gridSpan w:val="2"/>
+            <w:tcBorders>
+              <w:top w:val="single" w:sz="4" w:space="0" w:color="auto"/>
+              <w:left w:val="single" w:sz="12" w:space="0" w:color="auto"/>
+              <w:bottom w:val="single" w:sz="4" w:space="0" w:color="auto"/>
+              <w:right w:val="single" w:sz="4" w:space="0" w:color="auto"/>
+            </w:tcBorders>
+            <w:shd w:val="clear" w:color="auto" w:fill="auto"/>
+            <w:vAlign w:val="center"/>
+            <w:hideMark/>
+          </w:tcPr>
+          <w:p>
+            <w:pPr>
+              <w:spacing w:after="0" w:line="240" w:lineRule="auto"/>
+              <w:jc w:val="center"/>
+              <w:rPr>
+                <w:rFonts w:ascii="Times New Roman" w:eastAsia="Times New Roman" w:hAnsi="Times New Roman" w:cs="Times New Roman"/>
+                <w:color w:val="000000"/>
+                <w:kern w:val="0"/>
+                <w:sz w:val="24"/>
+                <w:szCs w:val="24"/>
+                <w:lang w:eastAsia="en-GB"/>
+                <w14:ligatures w14:val="none"/>
+              </w:rPr>
+            </w:pPr>
+            <w:proofErr w:type="spellStart"/>
+            <w:r>
+              <w:rPr>
+                <w:rFonts w:ascii="Times New Roman" w:eastAsia="Times New Roman" w:hAnsi="Times New Roman" w:cs="Times New Roman"/>
+                <w:color w:val="000000"/>
+                <w:kern w:val="0"/>
+                <w:sz w:val="24"/>
+                <w:szCs w:val="24"/>
+                <w:lang w:eastAsia="en-GB"/>
+                <w14:ligatures w14:val="none"/>
+              </w:rPr>
+              <w:t>Lagring</w:t>
+            </w:r>
+            <w:proofErr w:type="spellEnd"/>
+            <w:r>
+              <w:rPr>
+                <w:rFonts w:ascii="Times New Roman" w:eastAsia="Times New Roman" w:hAnsi="Times New Roman" w:cs="Times New Roman"/>
+                <w:color w:val="000000"/>
+                <w:kern w:val="0"/>
+                <w:sz w:val="24"/>
+                <w:szCs w:val="24"/>
+                <w:lang w:eastAsia="en-GB"/>
+                <w14:ligatures w14:val="none"/>
+              </w:rPr>
+              <w:t xml:space="preserve"> </w:t>
+            </w:r>
+            <w:proofErr w:type="spellStart"/>
+            <w:r>
+              <w:rPr>
+                <w:rFonts w:ascii="Times New Roman" w:eastAsia="Times New Roman" w:hAnsi="Times New Roman" w:cs="Times New Roman"/>
+                <w:color w:val="000000"/>
+                <w:kern w:val="0"/>
+                <w:sz w:val="24"/>
+                <w:szCs w:val="24"/>
+                <w:lang w:eastAsia="en-GB"/>
+                <w14:ligatures w14:val="none"/>
+              </w:rPr>
+              <w:t>av</w:t>
+            </w:r>
+            <w:proofErr w:type="spellEnd"/>
+            <w:r>
+              <w:rPr>
+                <w:rFonts w:ascii="Times New Roman" w:eastAsia="Times New Roman" w:hAnsi="Times New Roman" w:cs="Times New Roman"/>
+                <w:color w:val="000000"/>
+                <w:kern w:val="0"/>
+                <w:sz w:val="24"/>
+                <w:szCs w:val="24"/>
+                <w:lang w:eastAsia="en-GB"/>
+                <w14:ligatures w14:val="none"/>
+              </w:rPr>
+              <w:t xml:space="preserve"> </w:t>
+            </w:r>
+            <w:proofErr w:type="spellStart"/>
+            <w:r>
+              <w:rPr>
+                <w:rFonts w:ascii="Times New Roman" w:eastAsia="Times New Roman" w:hAnsi="Times New Roman" w:cs="Times New Roman"/>
+                <w:color w:val="000000"/>
+                <w:kern w:val="0"/>
+                <w:sz w:val="24"/>
+                <w:szCs w:val="24"/>
+                <w:lang w:eastAsia="en-GB"/>
+                <w14:ligatures w14:val="none"/>
+              </w:rPr>
+              <w:t>innlogging</w:t>
+            </w:r>
+            <w:proofErr w:type="spellEnd"/>
+          </w:p>
+        </w:tc>
+        <w:tc>
+          <w:tcPr>
+            <w:tcW w:w="1420" w:type="dxa"/>
+            <w:tcBorders>
+              <w:top w:val="nil"/>
+              <w:left w:val="single" w:sz="4" w:space="0" w:color="auto"/>
+              <w:bottom w:val="single" w:sz="4" w:space="0" w:color="auto"/>
+              <w:right w:val="single" w:sz="4" w:space="0" w:color="auto"/>
+            </w:tcBorders>
+            <w:shd w:val="clear" w:color="auto" w:fill="auto"/>
+            <w:noWrap/>
+            <w:vAlign w:val="bottom"/>
+            <w:hideMark/>
+          </w:tcPr>
+          <w:p>
+            <w:pPr>
+              <w:spacing w:after="0" w:line="240" w:lineRule="auto"/>
+              <w:jc w:val="right"/>
+              <w:rPr>
+                <w:rFonts w:ascii="Calibri" w:eastAsia="Times New Roman" w:hAnsi="Calibri" w:cs="Calibri"/>
+                <w:color w:val="000000"/>
+                <w:kern w:val="0"/>
+                <w:lang w:eastAsia="en-GB"/>
+                <w14:ligatures w14:val="none"/>
+              </w:rPr>
+            </w:pPr>
+            <w:r>
+              <w:rPr>
+                <w:rFonts w:ascii="Calibri" w:eastAsia="Times New Roman" w:hAnsi="Calibri" w:cs="Calibri"/>
+                <w:color w:val="000000"/>
+                <w:kern w:val="0"/>
+                <w:lang w:eastAsia="en-GB"/>
+                <w14:ligatures w14:val="none"/>
+              </w:rPr>
+              <w:t>5</w:t>
+            </w:r>
+          </w:p>
+        </w:tc>
+        <w:tc>
+          <w:tcPr>
+            <w:tcW w:w="1020" w:type="dxa"/>
+            <w:tcBorders>
+              <w:top w:val="nil"/>
+              <w:left w:val="nil"/>
+              <w:bottom w:val="single" w:sz="4" w:space="0" w:color="auto"/>
+              <w:right w:val="single" w:sz="4" w:space="0" w:color="auto"/>
+            </w:tcBorders>
+            <w:shd w:val="clear" w:color="auto" w:fill="auto"/>
+            <w:noWrap/>
+            <w:vAlign w:val="bottom"/>
+            <w:hideMark/>
+          </w:tcPr>
+          <w:p>
+            <w:pPr>
+              <w:spacing w:after="0" w:line="240" w:lineRule="auto"/>
+              <w:jc w:val="right"/>
+              <w:rPr>
+                <w:rFonts w:ascii="Calibri" w:eastAsia="Times New Roman" w:hAnsi="Calibri" w:cs="Calibri"/>
+                <w:color w:val="000000"/>
+                <w:kern w:val="0"/>
+                <w:lang w:eastAsia="en-GB"/>
+                <w14:ligatures w14:val="none"/>
+              </w:rPr>
+            </w:pPr>
+            <w:r>
+              <w:rPr>
+                <w:rFonts w:ascii="Calibri" w:eastAsia="Times New Roman" w:hAnsi="Calibri" w:cs="Calibri"/>
+                <w:color w:val="000000"/>
+                <w:kern w:val="0"/>
+                <w:lang w:eastAsia="en-GB"/>
+                <w14:ligatures w14:val="none"/>
+              </w:rPr>
+              <w:t>4</w:t>
+            </w:r>
+          </w:p>
+        </w:tc>
+      </w:tr>
+      <w:tr>
+        <w:trPr>
+          <w:trHeight w:val="308"/>
+        </w:trPr>
+        <w:tc>
+          <w:tcPr>
+            <w:tcW w:w="1460" w:type="dxa"/>
+            <w:tcBorders>
+              <w:top w:val="nil"/>
+              <w:left w:val="single" w:sz="4" w:space="0" w:color="auto"/>
+              <w:bottom w:val="single" w:sz="4" w:space="0" w:color="auto"/>
+              <w:right w:val="nil"/>
+            </w:tcBorders>
+            <w:shd w:val="clear" w:color="000000" w:fill="FFE699"/>
+            <w:noWrap/>
+            <w:vAlign w:val="bottom"/>
+            <w:hideMark/>
+          </w:tcPr>
+          <w:p>
+            <w:pPr>
+              <w:spacing w:after="0" w:line="240" w:lineRule="auto"/>
+              <w:jc w:val="right"/>
+              <w:rPr>
+                <w:rFonts w:ascii="Calibri" w:eastAsia="Times New Roman" w:hAnsi="Calibri" w:cs="Calibri"/>
+                <w:color w:val="000000"/>
+                <w:kern w:val="0"/>
+                <w:lang w:eastAsia="en-GB"/>
+                <w14:ligatures w14:val="none"/>
+              </w:rPr>
+            </w:pPr>
+            <w:r>
+              <w:rPr>
+                <w:rFonts w:ascii="Calibri" w:eastAsia="Times New Roman" w:hAnsi="Calibri" w:cs="Calibri"/>
+                <w:color w:val="000000"/>
+                <w:kern w:val="0"/>
+                <w:lang w:eastAsia="en-GB"/>
+                <w14:ligatures w14:val="none"/>
+              </w:rPr>
+              <w:t>2</w:t>
+            </w:r>
+          </w:p>
+        </w:tc>
+        <w:tc>
+          <w:tcPr>
+            <w:tcW w:w="3380" w:type="dxa"/>
+            <w:gridSpan w:val="2"/>
+            <w:tcBorders>
+              <w:top w:val="single" w:sz="4" w:space="0" w:color="auto"/>
+              <w:left w:val="single" w:sz="12" w:space="0" w:color="auto"/>
+              <w:bottom w:val="single" w:sz="4" w:space="0" w:color="auto"/>
+              <w:right w:val="single" w:sz="4" w:space="0" w:color="auto"/>
+            </w:tcBorders>
+            <w:shd w:val="clear" w:color="auto" w:fill="auto"/>
+            <w:vAlign w:val="center"/>
+            <w:hideMark/>
+          </w:tcPr>
+          <w:p>
+            <w:pPr>
+              <w:spacing w:after="0" w:line="240" w:lineRule="auto"/>
+              <w:jc w:val="center"/>
+              <w:rPr>
+                <w:rFonts w:ascii="Times New Roman" w:eastAsia="Times New Roman" w:hAnsi="Times New Roman" w:cs="Times New Roman"/>
+                <w:color w:val="000000"/>
+                <w:kern w:val="0"/>
+                <w:sz w:val="24"/>
+                <w:szCs w:val="24"/>
+                <w:lang w:eastAsia="en-GB"/>
+                <w14:ligatures w14:val="none"/>
+              </w:rPr>
+            </w:pPr>
+            <w:proofErr w:type="spellStart"/>
+            <w:r>
+              <w:rPr>
+                <w:rFonts w:ascii="Times New Roman" w:eastAsia="Times New Roman" w:hAnsi="Times New Roman" w:cs="Times New Roman"/>
+                <w:color w:val="000000"/>
+                <w:kern w:val="0"/>
+                <w:sz w:val="24"/>
+                <w:szCs w:val="24"/>
+                <w:lang w:eastAsia="en-GB"/>
+                <w14:ligatures w14:val="none"/>
+              </w:rPr>
+              <w:t>Gjør</w:t>
+            </w:r>
+            <w:proofErr w:type="spellEnd"/>
+            <w:r>
+              <w:rPr>
+                <w:rFonts w:ascii="Times New Roman" w:eastAsia="Times New Roman" w:hAnsi="Times New Roman" w:cs="Times New Roman"/>
+                <w:color w:val="000000"/>
+                <w:kern w:val="0"/>
+                <w:sz w:val="24"/>
+                <w:szCs w:val="24"/>
+                <w:lang w:eastAsia="en-GB"/>
+                <w14:ligatures w14:val="none"/>
+              </w:rPr>
+              <w:t xml:space="preserve"> </w:t>
+            </w:r>
+            <w:proofErr w:type="spellStart"/>
+            <w:r>
+              <w:rPr>
+                <w:rFonts w:ascii="Times New Roman" w:eastAsia="Times New Roman" w:hAnsi="Times New Roman" w:cs="Times New Roman"/>
+                <w:color w:val="000000"/>
+                <w:kern w:val="0"/>
+                <w:sz w:val="24"/>
+                <w:szCs w:val="24"/>
+                <w:lang w:eastAsia="en-GB"/>
+                <w14:ligatures w14:val="none"/>
+              </w:rPr>
+              <w:t>varevisning</w:t>
+            </w:r>
+            <w:proofErr w:type="spellEnd"/>
+            <w:r>
+              <w:rPr>
+                <w:rFonts w:ascii="Times New Roman" w:eastAsia="Times New Roman" w:hAnsi="Times New Roman" w:cs="Times New Roman"/>
+                <w:color w:val="000000"/>
+                <w:kern w:val="0"/>
+                <w:sz w:val="24"/>
+                <w:szCs w:val="24"/>
+                <w:lang w:eastAsia="en-GB"/>
+                <w14:ligatures w14:val="none"/>
+              </w:rPr>
+              <w:t xml:space="preserve"> </w:t>
+            </w:r>
+            <w:proofErr w:type="spellStart"/>
+            <w:r>
+              <w:rPr>
+                <w:rFonts w:ascii="Times New Roman" w:eastAsia="Times New Roman" w:hAnsi="Times New Roman" w:cs="Times New Roman"/>
+                <w:color w:val="000000"/>
+                <w:kern w:val="0"/>
+                <w:sz w:val="24"/>
+                <w:szCs w:val="24"/>
+                <w:lang w:eastAsia="en-GB"/>
+                <w14:ligatures w14:val="none"/>
+              </w:rPr>
+              <w:t>mindre</w:t>
+            </w:r>
+            <w:proofErr w:type="spellEnd"/>
+          </w:p>
+        </w:tc>
+        <w:tc>
+          <w:tcPr>
+            <w:tcW w:w="1420" w:type="dxa"/>
+            <w:tcBorders>
+              <w:top w:val="nil"/>
+              <w:left w:val="single" w:sz="4" w:space="0" w:color="auto"/>
+              <w:bottom w:val="single" w:sz="4" w:space="0" w:color="auto"/>
+              <w:right w:val="single" w:sz="4" w:space="0" w:color="auto"/>
+            </w:tcBorders>
+            <w:shd w:val="clear" w:color="auto" w:fill="auto"/>
+            <w:noWrap/>
+            <w:vAlign w:val="bottom"/>
+            <w:hideMark/>
+          </w:tcPr>
+          <w:p>
+            <w:pPr>
+              <w:spacing w:after="0" w:line="240" w:lineRule="auto"/>
+              <w:jc w:val="right"/>
+              <w:rPr>
+                <w:rFonts w:ascii="Calibri" w:eastAsia="Times New Roman" w:hAnsi="Calibri" w:cs="Calibri"/>
+                <w:color w:val="000000"/>
+                <w:kern w:val="0"/>
+                <w:lang w:eastAsia="en-GB"/>
+                <w14:ligatures w14:val="none"/>
+              </w:rPr>
+            </w:pPr>
+            <w:r>
+              <w:rPr>
+                <w:rFonts w:ascii="Calibri" w:eastAsia="Times New Roman" w:hAnsi="Calibri" w:cs="Calibri"/>
+                <w:color w:val="000000"/>
+                <w:kern w:val="0"/>
+                <w:lang w:eastAsia="en-GB"/>
+                <w14:ligatures w14:val="none"/>
+              </w:rPr>
+              <w:t>2</w:t>
+            </w:r>
+          </w:p>
+        </w:tc>
+        <w:tc>
+          <w:tcPr>
+            <w:tcW w:w="1020" w:type="dxa"/>
+            <w:tcBorders>
+              <w:top w:val="nil"/>
+              <w:left w:val="nil"/>
+              <w:bottom w:val="single" w:sz="4" w:space="0" w:color="auto"/>
+              <w:right w:val="single" w:sz="4" w:space="0" w:color="auto"/>
+            </w:tcBorders>
+            <w:shd w:val="clear" w:color="auto" w:fill="auto"/>
+            <w:noWrap/>
+            <w:vAlign w:val="bottom"/>
+            <w:hideMark/>
+          </w:tcPr>
+          <w:p>
+            <w:pPr>
+              <w:spacing w:after="0" w:line="240" w:lineRule="auto"/>
+              <w:jc w:val="right"/>
+              <w:rPr>
+                <w:rFonts w:ascii="Calibri" w:eastAsia="Times New Roman" w:hAnsi="Calibri" w:cs="Calibri"/>
+                <w:color w:val="000000"/>
+                <w:kern w:val="0"/>
+                <w:lang w:eastAsia="en-GB"/>
+                <w14:ligatures w14:val="none"/>
+              </w:rPr>
+            </w:pPr>
+            <w:r>
+              <w:rPr>
+                <w:rFonts w:ascii="Calibri" w:eastAsia="Times New Roman" w:hAnsi="Calibri" w:cs="Calibri"/>
+                <w:color w:val="000000"/>
+                <w:kern w:val="0"/>
+                <w:lang w:eastAsia="en-GB"/>
+                <w14:ligatures w14:val="none"/>
+              </w:rPr>
+              <w:t>2</w:t>
+            </w:r>
+          </w:p>
+        </w:tc>
+      </w:tr>
+      <w:tr>
+        <w:trPr>
+          <w:trHeight w:val="308"/>
+        </w:trPr>
+        <w:tc>
+          <w:tcPr>
+            <w:tcW w:w="1460" w:type="dxa"/>
+            <w:tcBorders>
+              <w:top w:val="nil"/>
+              <w:left w:val="single" w:sz="4" w:space="0" w:color="auto"/>
+              <w:bottom w:val="single" w:sz="4" w:space="0" w:color="auto"/>
+              <w:right w:val="nil"/>
+            </w:tcBorders>
+            <w:shd w:val="clear" w:color="000000" w:fill="F4B084"/>
+            <w:noWrap/>
+            <w:vAlign w:val="bottom"/>
+            <w:hideMark/>
+          </w:tcPr>
+          <w:p>
+            <w:pPr>
+              <w:spacing w:after="0" w:line="240" w:lineRule="auto"/>
+              <w:jc w:val="right"/>
+              <w:rPr>
+                <w:rFonts w:ascii="Calibri" w:eastAsia="Times New Roman" w:hAnsi="Calibri" w:cs="Calibri"/>
+                <w:color w:val="000000"/>
+                <w:kern w:val="0"/>
+                <w:lang w:eastAsia="en-GB"/>
+                <w14:ligatures w14:val="none"/>
+              </w:rPr>
+            </w:pPr>
+            <w:r>
+              <w:rPr>
+                <w:rFonts w:ascii="Calibri" w:eastAsia="Times New Roman" w:hAnsi="Calibri" w:cs="Calibri"/>
+                <w:color w:val="000000"/>
+                <w:kern w:val="0"/>
+                <w:lang w:eastAsia="en-GB"/>
+                <w14:ligatures w14:val="none"/>
+              </w:rPr>
+              <w:t>1</w:t>
+            </w:r>
+          </w:p>
+        </w:tc>
+        <w:tc>
+          <w:tcPr>
+            <w:tcW w:w="3380" w:type="dxa"/>
+            <w:gridSpan w:val="2"/>
+            <w:tcBorders>
+              <w:top w:val="single" w:sz="4" w:space="0" w:color="auto"/>
+              <w:left w:val="single" w:sz="12" w:space="0" w:color="auto"/>
+              <w:bottom w:val="single" w:sz="4" w:space="0" w:color="auto"/>
+              <w:right w:val="single" w:sz="4" w:space="0" w:color="auto"/>
+            </w:tcBorders>
+            <w:shd w:val="clear" w:color="auto" w:fill="auto"/>
+            <w:vAlign w:val="center"/>
+            <w:hideMark/>
+          </w:tcPr>
+          <w:p>
+            <w:pPr>
+              <w:spacing w:after="0" w:line="240" w:lineRule="auto"/>
+              <w:jc w:val="center"/>
+              <w:rPr>
+                <w:rFonts w:ascii="Times New Roman" w:eastAsia="Times New Roman" w:hAnsi="Times New Roman" w:cs="Times New Roman"/>
+                <w:color w:val="000000"/>
+                <w:kern w:val="0"/>
+                <w:sz w:val="24"/>
+                <w:szCs w:val="24"/>
+                <w:lang w:eastAsia="en-GB"/>
+                <w14:ligatures w14:val="none"/>
+              </w:rPr>
+            </w:pPr>
+            <w:r>
+              <w:rPr>
+                <w:rFonts w:ascii="Times New Roman" w:eastAsia="Times New Roman" w:hAnsi="Times New Roman" w:cs="Times New Roman"/>
+                <w:color w:val="000000"/>
+                <w:kern w:val="0"/>
+                <w:sz w:val="24"/>
+                <w:szCs w:val="24"/>
+                <w:lang w:eastAsia="en-GB"/>
+                <w14:ligatures w14:val="none"/>
+              </w:rPr>
+              <w:t xml:space="preserve">Checkout </w:t>
+            </w:r>
+          </w:p>
+        </w:tc>
+        <w:tc>
+          <w:tcPr>
+            <w:tcW w:w="1420" w:type="dxa"/>
+            <w:tcBorders>
+              <w:top w:val="nil"/>
+              <w:left w:val="single" w:sz="4" w:space="0" w:color="auto"/>
+              <w:bottom w:val="single" w:sz="4" w:space="0" w:color="auto"/>
+              <w:right w:val="single" w:sz="4" w:space="0" w:color="auto"/>
+            </w:tcBorders>
+            <w:shd w:val="clear" w:color="auto" w:fill="auto"/>
+            <w:noWrap/>
+            <w:vAlign w:val="bottom"/>
+            <w:hideMark/>
+          </w:tcPr>
+          <w:p>
+            <w:pPr>
+              <w:spacing w:after="0" w:line="240" w:lineRule="auto"/>
+              <w:jc w:val="right"/>
+              <w:rPr>
+                <w:rFonts w:ascii="Calibri" w:eastAsia="Times New Roman" w:hAnsi="Calibri" w:cs="Calibri"/>
+                <w:color w:val="000000"/>
+                <w:kern w:val="0"/>
+                <w:lang w:eastAsia="en-GB"/>
+                <w14:ligatures w14:val="none"/>
+              </w:rPr>
+            </w:pPr>
+            <w:r>
+              <w:rPr>
+                <w:rFonts w:ascii="Calibri" w:eastAsia="Times New Roman" w:hAnsi="Calibri" w:cs="Calibri"/>
+                <w:color w:val="000000"/>
+                <w:kern w:val="0"/>
+                <w:lang w:eastAsia="en-GB"/>
+                <w14:ligatures w14:val="none"/>
+              </w:rPr>
+              <w:t>5</w:t>
+            </w:r>
+          </w:p>
+        </w:tc>
+        <w:tc>
+          <w:tcPr>
+            <w:tcW w:w="1020" w:type="dxa"/>
+            <w:tcBorders>
+              <w:top w:val="nil"/>
+              <w:left w:val="nil"/>
+              <w:bottom w:val="single" w:sz="4" w:space="0" w:color="auto"/>
+              <w:right w:val="single" w:sz="4" w:space="0" w:color="auto"/>
+            </w:tcBorders>
+            <w:shd w:val="clear" w:color="auto" w:fill="auto"/>
+            <w:noWrap/>
+            <w:vAlign w:val="bottom"/>
+            <w:hideMark/>
+          </w:tcPr>
+          <w:p>
+            <w:pPr>
+              <w:spacing w:after="0" w:line="240" w:lineRule="auto"/>
+              <w:jc w:val="right"/>
+              <w:rPr>
+                <w:rFonts w:ascii="Calibri" w:eastAsia="Times New Roman" w:hAnsi="Calibri" w:cs="Calibri"/>
+                <w:color w:val="000000"/>
+                <w:kern w:val="0"/>
+                <w:lang w:eastAsia="en-GB"/>
+                <w14:ligatures w14:val="none"/>
+              </w:rPr>
+            </w:pPr>
+            <w:r>
+              <w:rPr>
+                <w:rFonts w:ascii="Calibri" w:eastAsia="Times New Roman" w:hAnsi="Calibri" w:cs="Calibri"/>
+                <w:color w:val="000000"/>
+                <w:kern w:val="0"/>
+                <w:lang w:eastAsia="en-GB"/>
+                <w14:ligatures w14:val="none"/>
+              </w:rPr>
+              <w:t>3</w:t>
+            </w:r>
+          </w:p>
+        </w:tc>
+      </w:tr>
+      <w:tr>
+        <w:trPr>
+          <w:trHeight w:val="315"/>
+        </w:trPr>
+        <w:tc>
+          <w:tcPr>
+            <w:tcW w:w="1460" w:type="dxa"/>
+            <w:tcBorders>
+              <w:top w:val="nil"/>
+              <w:left w:val="single" w:sz="4" w:space="0" w:color="auto"/>
+              <w:bottom w:val="single" w:sz="8" w:space="0" w:color="auto"/>
+              <w:right w:val="nil"/>
+            </w:tcBorders>
+            <w:shd w:val="clear" w:color="000000" w:fill="F4B084"/>
+            <w:noWrap/>
+            <w:vAlign w:val="bottom"/>
+            <w:hideMark/>
+          </w:tcPr>
+          <w:p>
+            <w:pPr>
+              <w:spacing w:after="0" w:line="240" w:lineRule="auto"/>
+              <w:jc w:val="right"/>
+              <w:rPr>
+                <w:rFonts w:ascii="Calibri" w:eastAsia="Times New Roman" w:hAnsi="Calibri" w:cs="Calibri"/>
+                <w:color w:val="000000"/>
+                <w:kern w:val="0"/>
+                <w:lang w:eastAsia="en-GB"/>
+                <w14:ligatures w14:val="none"/>
+              </w:rPr>
+            </w:pPr>
+            <w:r>
+              <w:rPr>
+                <w:rFonts w:ascii="Calibri" w:eastAsia="Times New Roman" w:hAnsi="Calibri" w:cs="Calibri"/>
+                <w:color w:val="000000"/>
+                <w:kern w:val="0"/>
+                <w:lang w:eastAsia="en-GB"/>
+                <w14:ligatures w14:val="none"/>
+              </w:rPr>
+              <w:t>1</w:t>
+            </w:r>
+          </w:p>
+        </w:tc>
+        <w:tc>
+          <w:tcPr>
+            <w:tcW w:w="3380" w:type="dxa"/>
+            <w:gridSpan w:val="2"/>
+            <w:tcBorders>
+              <w:top w:val="single" w:sz="4" w:space="0" w:color="auto"/>
+              <w:left w:val="single" w:sz="12" w:space="0" w:color="auto"/>
+              <w:bottom w:val="single" w:sz="8" w:space="0" w:color="auto"/>
+              <w:right w:val="single" w:sz="4" w:space="0" w:color="auto"/>
+            </w:tcBorders>
+            <w:shd w:val="clear" w:color="auto" w:fill="auto"/>
+            <w:vAlign w:val="center"/>
+            <w:hideMark/>
+          </w:tcPr>
+          <w:p>
+            <w:pPr>
+              <w:spacing w:after="0" w:line="240" w:lineRule="auto"/>
+              <w:jc w:val="center"/>
+              <w:rPr>
+                <w:rFonts w:ascii="Times New Roman" w:eastAsia="Times New Roman" w:hAnsi="Times New Roman" w:cs="Times New Roman"/>
+                <w:color w:val="000000"/>
+                <w:kern w:val="0"/>
+                <w:sz w:val="24"/>
+                <w:szCs w:val="24"/>
+                <w:lang w:eastAsia="en-GB"/>
+                <w14:ligatures w14:val="none"/>
+              </w:rPr>
+            </w:pPr>
+            <w:r>
+              <w:rPr>
+                <w:rFonts w:ascii="Times New Roman" w:eastAsia="Times New Roman" w:hAnsi="Times New Roman" w:cs="Times New Roman"/>
+                <w:color w:val="000000"/>
+                <w:kern w:val="0"/>
+                <w:sz w:val="24"/>
+                <w:szCs w:val="24"/>
+                <w:lang w:eastAsia="en-GB"/>
+                <w14:ligatures w14:val="none"/>
+              </w:rPr>
+              <w:t>"</w:t>
+            </w:r>
+            <w:proofErr w:type="spellStart"/>
+            <w:r>
+              <w:rPr>
+                <w:rFonts w:ascii="Times New Roman" w:eastAsia="Times New Roman" w:hAnsi="Times New Roman" w:cs="Times New Roman"/>
+                <w:color w:val="000000"/>
+                <w:kern w:val="0"/>
+                <w:sz w:val="24"/>
+                <w:szCs w:val="24"/>
+                <w:lang w:eastAsia="en-GB"/>
+                <w14:ligatures w14:val="none"/>
+              </w:rPr>
+              <w:t>Hjelp</w:t>
+            </w:r>
+            <w:proofErr w:type="spellEnd"/>
+            <w:r>
+              <w:rPr>
+                <w:rFonts w:ascii="Times New Roman" w:eastAsia="Times New Roman" w:hAnsi="Times New Roman" w:cs="Times New Roman"/>
+                <w:color w:val="000000"/>
+                <w:kern w:val="0"/>
+                <w:sz w:val="24"/>
+                <w:szCs w:val="24"/>
+                <w:lang w:eastAsia="en-GB"/>
+                <w14:ligatures w14:val="none"/>
+              </w:rPr>
+              <w:t xml:space="preserve"> </w:t>
+            </w:r>
+            <w:proofErr w:type="spellStart"/>
+            <w:r>
+              <w:rPr>
+                <w:rFonts w:ascii="Times New Roman" w:eastAsia="Times New Roman" w:hAnsi="Times New Roman" w:cs="Times New Roman"/>
+                <w:color w:val="000000"/>
+                <w:kern w:val="0"/>
+                <w:sz w:val="24"/>
+                <w:szCs w:val="24"/>
+                <w:lang w:eastAsia="en-GB"/>
+                <w14:ligatures w14:val="none"/>
+              </w:rPr>
+              <w:t>og</w:t>
+            </w:r>
+            <w:proofErr w:type="spellEnd"/>
+            <w:r>
+              <w:rPr>
+                <w:rFonts w:ascii="Times New Roman" w:eastAsia="Times New Roman" w:hAnsi="Times New Roman" w:cs="Times New Roman"/>
+                <w:color w:val="000000"/>
+                <w:kern w:val="0"/>
+                <w:sz w:val="24"/>
+                <w:szCs w:val="24"/>
+                <w:lang w:eastAsia="en-GB"/>
+                <w14:ligatures w14:val="none"/>
+              </w:rPr>
+              <w:t xml:space="preserve"> </w:t>
+            </w:r>
+            <w:proofErr w:type="spellStart"/>
+            <w:r>
+              <w:rPr>
+                <w:rFonts w:ascii="Times New Roman" w:eastAsia="Times New Roman" w:hAnsi="Times New Roman" w:cs="Times New Roman"/>
+                <w:color w:val="000000"/>
+                <w:kern w:val="0"/>
+                <w:sz w:val="24"/>
+                <w:szCs w:val="24"/>
+                <w:lang w:eastAsia="en-GB"/>
+                <w14:ligatures w14:val="none"/>
+              </w:rPr>
+              <w:t>kontakt</w:t>
+            </w:r>
+            <w:proofErr w:type="spellEnd"/>
+            <w:r>
+              <w:rPr>
+                <w:rFonts w:ascii="Times New Roman" w:eastAsia="Times New Roman" w:hAnsi="Times New Roman" w:cs="Times New Roman"/>
+                <w:color w:val="000000"/>
+                <w:kern w:val="0"/>
+                <w:sz w:val="24"/>
+                <w:szCs w:val="24"/>
+                <w:lang w:eastAsia="en-GB"/>
+                <w14:ligatures w14:val="none"/>
+              </w:rPr>
+              <w:t xml:space="preserve">" </w:t>
+            </w:r>
+            <w:proofErr w:type="spellStart"/>
+            <w:r>
+              <w:rPr>
+                <w:rFonts w:ascii="Times New Roman" w:eastAsia="Times New Roman" w:hAnsi="Times New Roman" w:cs="Times New Roman"/>
+                <w:color w:val="000000"/>
+                <w:kern w:val="0"/>
+                <w:sz w:val="24"/>
+                <w:szCs w:val="24"/>
+                <w:lang w:eastAsia="en-GB"/>
+                <w14:ligatures w14:val="none"/>
+              </w:rPr>
+              <w:t>på</w:t>
+            </w:r>
+            <w:proofErr w:type="spellEnd"/>
+            <w:r>
+              <w:rPr>
+                <w:rFonts w:ascii="Times New Roman" w:eastAsia="Times New Roman" w:hAnsi="Times New Roman" w:cs="Times New Roman"/>
+                <w:color w:val="000000"/>
+                <w:kern w:val="0"/>
+                <w:sz w:val="24"/>
+                <w:szCs w:val="24"/>
+                <w:lang w:eastAsia="en-GB"/>
+                <w14:ligatures w14:val="none"/>
+              </w:rPr>
+              <w:t xml:space="preserve"> din </w:t>
+            </w:r>
+            <w:proofErr w:type="spellStart"/>
+            <w:r>
+              <w:rPr>
+                <w:rFonts w:ascii="Times New Roman" w:eastAsia="Times New Roman" w:hAnsi="Times New Roman" w:cs="Times New Roman"/>
+                <w:color w:val="000000"/>
+                <w:kern w:val="0"/>
+                <w:sz w:val="24"/>
+                <w:szCs w:val="24"/>
+                <w:lang w:eastAsia="en-GB"/>
+                <w14:ligatures w14:val="none"/>
+              </w:rPr>
+              <w:t>konto</w:t>
+            </w:r>
+            <w:proofErr w:type="spellEnd"/>
+            <w:r>
+              <w:rPr>
+                <w:rFonts w:ascii="Times New Roman" w:eastAsia="Times New Roman" w:hAnsi="Times New Roman" w:cs="Times New Roman"/>
+                <w:color w:val="000000"/>
+                <w:kern w:val="0"/>
+                <w:sz w:val="24"/>
+                <w:szCs w:val="24"/>
+                <w:lang w:eastAsia="en-GB"/>
+                <w14:ligatures w14:val="none"/>
+              </w:rPr>
+              <w:t xml:space="preserve"> </w:t>
+            </w:r>
+            <w:proofErr w:type="spellStart"/>
+            <w:r>
+              <w:rPr>
+                <w:rFonts w:ascii="Times New Roman" w:eastAsia="Times New Roman" w:hAnsi="Times New Roman" w:cs="Times New Roman"/>
+                <w:color w:val="000000"/>
+                <w:kern w:val="0"/>
+                <w:sz w:val="24"/>
+                <w:szCs w:val="24"/>
+                <w:lang w:eastAsia="en-GB"/>
+                <w14:ligatures w14:val="none"/>
+              </w:rPr>
+              <w:t>leder</w:t>
+            </w:r>
+            <w:proofErr w:type="spellEnd"/>
+            <w:r>
+              <w:rPr>
+                <w:rFonts w:ascii="Times New Roman" w:eastAsia="Times New Roman" w:hAnsi="Times New Roman" w:cs="Times New Roman"/>
+                <w:color w:val="000000"/>
+                <w:kern w:val="0"/>
+                <w:sz w:val="24"/>
+                <w:szCs w:val="24"/>
+                <w:lang w:eastAsia="en-GB"/>
+                <w14:ligatures w14:val="none"/>
+              </w:rPr>
+              <w:t xml:space="preserve"> </w:t>
+            </w:r>
+            <w:proofErr w:type="spellStart"/>
+            <w:r>
+              <w:rPr>
+                <w:rFonts w:ascii="Times New Roman" w:eastAsia="Times New Roman" w:hAnsi="Times New Roman" w:cs="Times New Roman"/>
+                <w:color w:val="000000"/>
+                <w:kern w:val="0"/>
+                <w:sz w:val="24"/>
+                <w:szCs w:val="24"/>
+                <w:lang w:eastAsia="en-GB"/>
+                <w14:ligatures w14:val="none"/>
+              </w:rPr>
+              <w:t>til</w:t>
+            </w:r>
+            <w:proofErr w:type="spellEnd"/>
+            <w:r>
+              <w:rPr>
+                <w:rFonts w:ascii="Times New Roman" w:eastAsia="Times New Roman" w:hAnsi="Times New Roman" w:cs="Times New Roman"/>
+                <w:color w:val="000000"/>
+                <w:kern w:val="0"/>
+                <w:sz w:val="24"/>
+                <w:szCs w:val="24"/>
+                <w:lang w:eastAsia="en-GB"/>
+                <w14:ligatures w14:val="none"/>
+              </w:rPr>
+              <w:t xml:space="preserve"> om </w:t>
+            </w:r>
+            <w:proofErr w:type="spellStart"/>
+            <w:r>
+              <w:rPr>
+                <w:rFonts w:ascii="Times New Roman" w:eastAsia="Times New Roman" w:hAnsi="Times New Roman" w:cs="Times New Roman"/>
+                <w:color w:val="000000"/>
+                <w:kern w:val="0"/>
+                <w:sz w:val="24"/>
+                <w:szCs w:val="24"/>
+                <w:lang w:eastAsia="en-GB"/>
+                <w14:ligatures w14:val="none"/>
+              </w:rPr>
+              <w:t>oss</w:t>
+            </w:r>
+            <w:proofErr w:type="spellEnd"/>
+            <w:r>
+              <w:rPr>
+                <w:rFonts w:ascii="Times New Roman" w:eastAsia="Times New Roman" w:hAnsi="Times New Roman" w:cs="Times New Roman"/>
+                <w:color w:val="000000"/>
+                <w:kern w:val="0"/>
+                <w:sz w:val="24"/>
+                <w:szCs w:val="24"/>
+                <w:lang w:eastAsia="en-GB"/>
+                <w14:ligatures w14:val="none"/>
+              </w:rPr>
+              <w:t xml:space="preserve"> </w:t>
+            </w:r>
+            <w:proofErr w:type="spellStart"/>
+            <w:r>
+              <w:rPr>
+                <w:rFonts w:ascii="Times New Roman" w:eastAsia="Times New Roman" w:hAnsi="Times New Roman" w:cs="Times New Roman"/>
+                <w:color w:val="000000"/>
+                <w:kern w:val="0"/>
+                <w:sz w:val="24"/>
+                <w:szCs w:val="24"/>
+                <w:lang w:eastAsia="en-GB"/>
+                <w14:ligatures w14:val="none"/>
+              </w:rPr>
+              <w:t>siden</w:t>
+            </w:r>
+            <w:proofErr w:type="spellEnd"/>
+            <w:r>
+              <w:rPr>
+                <w:rFonts w:ascii="Times New Roman" w:eastAsia="Times New Roman" w:hAnsi="Times New Roman" w:cs="Times New Roman"/>
+                <w:color w:val="000000"/>
+                <w:kern w:val="0"/>
+                <w:sz w:val="24"/>
+                <w:szCs w:val="24"/>
+                <w:lang w:eastAsia="en-GB"/>
+                <w14:ligatures w14:val="none"/>
+              </w:rPr>
+              <w:t xml:space="preserve"> </w:t>
+            </w:r>
+          </w:p>
+        </w:tc>
+        <w:tc>
+          <w:tcPr>
+            <w:tcW w:w="1420" w:type="dxa"/>
+            <w:tcBorders>
+              <w:top w:val="nil"/>
+              <w:left w:val="single" w:sz="4" w:space="0" w:color="auto"/>
+              <w:bottom w:val="nil"/>
+              <w:right w:val="single" w:sz="4" w:space="0" w:color="auto"/>
+            </w:tcBorders>
+            <w:shd w:val="clear" w:color="auto" w:fill="auto"/>
+            <w:noWrap/>
+            <w:vAlign w:val="bottom"/>
+            <w:hideMark/>
+          </w:tcPr>
+          <w:p>
+            <w:pPr>
+              <w:spacing w:after="0" w:line="240" w:lineRule="auto"/>
+              <w:jc w:val="right"/>
+              <w:rPr>
+                <w:rFonts w:ascii="Calibri" w:eastAsia="Times New Roman" w:hAnsi="Calibri" w:cs="Calibri"/>
+                <w:color w:val="000000"/>
+                <w:kern w:val="0"/>
+                <w:lang w:eastAsia="en-GB"/>
+                <w14:ligatures w14:val="none"/>
+              </w:rPr>
+            </w:pPr>
+            <w:r>
+              <w:rPr>
+                <w:rFonts w:ascii="Calibri" w:eastAsia="Times New Roman" w:hAnsi="Calibri" w:cs="Calibri"/>
+                <w:color w:val="000000"/>
+                <w:kern w:val="0"/>
+                <w:lang w:eastAsia="en-GB"/>
+                <w14:ligatures w14:val="none"/>
+              </w:rPr>
+              <w:t>2</w:t>
+            </w:r>
+          </w:p>
+        </w:tc>
+        <w:tc>
+          <w:tcPr>
+            <w:tcW w:w="1020" w:type="dxa"/>
+            <w:tcBorders>
+              <w:top w:val="nil"/>
+              <w:left w:val="nil"/>
+              <w:bottom w:val="nil"/>
+              <w:right w:val="single" w:sz="4" w:space="0" w:color="auto"/>
+            </w:tcBorders>
+            <w:shd w:val="clear" w:color="auto" w:fill="auto"/>
+            <w:noWrap/>
+            <w:vAlign w:val="bottom"/>
+            <w:hideMark/>
+          </w:tcPr>
+          <w:p>
+            <w:pPr>
+              <w:spacing w:after="0" w:line="240" w:lineRule="auto"/>
+              <w:jc w:val="right"/>
+              <w:rPr>
+                <w:rFonts w:ascii="Calibri" w:eastAsia="Times New Roman" w:hAnsi="Calibri" w:cs="Calibri"/>
+                <w:color w:val="000000"/>
+                <w:kern w:val="0"/>
+                <w:lang w:eastAsia="en-GB"/>
+                <w14:ligatures w14:val="none"/>
+              </w:rPr>
+            </w:pPr>
+            <w:r>
+              <w:rPr>
+                <w:rFonts w:ascii="Calibri" w:eastAsia="Times New Roman" w:hAnsi="Calibri" w:cs="Calibri"/>
+                <w:color w:val="000000"/>
+                <w:kern w:val="0"/>
+                <w:lang w:eastAsia="en-GB"/>
+                <w14:ligatures w14:val="none"/>
+              </w:rPr>
+              <w:t>1</w:t>
+            </w:r>
+          </w:p>
+        </w:tc>
+      </w:tr>
+      <w:tr>
+        <w:trPr>
+          <w:trHeight w:val="308"/>
+        </w:trPr>
+        <w:tc>
+          <w:tcPr>
+            <w:tcW w:w="1460" w:type="dxa"/>
+            <w:tcBorders>
+              <w:top w:val="nil"/>
+              <w:left w:val="nil"/>
+              <w:bottom w:val="nil"/>
+              <w:right w:val="nil"/>
+            </w:tcBorders>
+            <w:shd w:val="clear" w:color="000000" w:fill="FFFFFF"/>
+            <w:noWrap/>
+            <w:vAlign w:val="bottom"/>
+            <w:hideMark/>
+          </w:tcPr>
+          <w:p>
+            <w:pPr>
+              <w:spacing w:after="0" w:line="240" w:lineRule="auto"/>
+              <w:rPr>
+                <w:rFonts w:ascii="Calibri" w:eastAsia="Times New Roman" w:hAnsi="Calibri" w:cs="Calibri"/>
+                <w:color w:val="000000"/>
+                <w:kern w:val="0"/>
+                <w:lang w:eastAsia="en-GB"/>
+                <w14:ligatures w14:val="none"/>
+              </w:rPr>
+            </w:pPr>
+            <w:r>
+              <w:rPr>
+                <w:rFonts w:ascii="Calibri" w:eastAsia="Times New Roman" w:hAnsi="Calibri" w:cs="Calibri"/>
+                <w:color w:val="000000"/>
+                <w:kern w:val="0"/>
+                <w:lang w:eastAsia="en-GB"/>
+                <w14:ligatures w14:val="none"/>
+              </w:rPr>
+              <w:t> </w:t>
+            </w:r>
+          </w:p>
+        </w:tc>
+        <w:tc>
+          <w:tcPr>
+            <w:tcW w:w="1440" w:type="dxa"/>
+            <w:tcBorders>
+              <w:top w:val="nil"/>
+              <w:left w:val="nil"/>
+              <w:bottom w:val="nil"/>
+              <w:right w:val="nil"/>
+            </w:tcBorders>
+            <w:shd w:val="clear" w:color="auto" w:fill="auto"/>
+            <w:vAlign w:val="center"/>
+            <w:hideMark/>
+          </w:tcPr>
+          <w:p>
+            <w:pPr>
+              <w:spacing w:after="0" w:line="240" w:lineRule="auto"/>
+              <w:rPr>
+                <w:rFonts w:ascii="Calibri" w:eastAsia="Times New Roman" w:hAnsi="Calibri" w:cs="Calibri"/>
+                <w:color w:val="000000"/>
+                <w:kern w:val="0"/>
+                <w:lang w:eastAsia="en-GB"/>
+                <w14:ligatures w14:val="none"/>
+              </w:rPr>
+            </w:pPr>
+          </w:p>
+        </w:tc>
+        <w:tc>
+          <w:tcPr>
+            <w:tcW w:w="1940" w:type="dxa"/>
+            <w:tcBorders>
+              <w:top w:val="single" w:sz="4" w:space="0" w:color="auto"/>
+              <w:left w:val="single" w:sz="4" w:space="0" w:color="auto"/>
+              <w:bottom w:val="single" w:sz="4" w:space="0" w:color="auto"/>
+              <w:right w:val="single" w:sz="4" w:space="0" w:color="auto"/>
+            </w:tcBorders>
+            <w:shd w:val="clear" w:color="000000" w:fill="BDD7EE"/>
+            <w:vAlign w:val="center"/>
+            <w:hideMark/>
+          </w:tcPr>
+          <w:p>
+            <w:pPr>
+              <w:spacing w:after="0" w:line="240" w:lineRule="auto"/>
+              <w:jc w:val="center"/>
+              <w:rPr>
+                <w:rFonts w:ascii="Times New Roman" w:eastAsia="Times New Roman" w:hAnsi="Times New Roman" w:cs="Times New Roman"/>
+                <w:kern w:val="0"/>
+                <w:sz w:val="24"/>
+                <w:szCs w:val="24"/>
+                <w:lang w:eastAsia="en-GB"/>
+                <w14:ligatures w14:val="none"/>
+              </w:rPr>
+            </w:pPr>
+            <w:proofErr w:type="spellStart"/>
+            <w:r>
+              <w:rPr>
+                <w:rFonts w:ascii="Times New Roman" w:eastAsia="Times New Roman" w:hAnsi="Times New Roman" w:cs="Times New Roman"/>
+                <w:kern w:val="0"/>
+                <w:sz w:val="24"/>
+                <w:szCs w:val="24"/>
+                <w:lang w:eastAsia="en-GB"/>
+                <w14:ligatures w14:val="none"/>
+              </w:rPr>
+              <w:t>SumTid</w:t>
+            </w:r>
+            <w:proofErr w:type="spellEnd"/>
+            <w:r>
+              <w:rPr>
+                <w:rFonts w:ascii="Times New Roman" w:eastAsia="Times New Roman" w:hAnsi="Times New Roman" w:cs="Times New Roman"/>
+                <w:kern w:val="0"/>
+                <w:sz w:val="24"/>
+                <w:szCs w:val="24"/>
+                <w:lang w:eastAsia="en-GB"/>
+                <w14:ligatures w14:val="none"/>
+              </w:rPr>
+              <w:t>:</w:t>
+            </w:r>
+          </w:p>
+        </w:tc>
+        <w:tc>
+          <w:tcPr>
+            <w:tcW w:w="1420" w:type="dxa"/>
+            <w:tcBorders>
+              <w:top w:val="single" w:sz="4" w:space="0" w:color="auto"/>
+              <w:left w:val="nil"/>
+              <w:bottom w:val="single" w:sz="4" w:space="0" w:color="auto"/>
+              <w:right w:val="single" w:sz="4" w:space="0" w:color="auto"/>
+            </w:tcBorders>
+            <w:shd w:val="clear" w:color="000000" w:fill="BDD7EE"/>
+            <w:noWrap/>
+            <w:vAlign w:val="bottom"/>
+            <w:hideMark/>
+          </w:tcPr>
+          <w:p>
+            <w:pPr>
+              <w:spacing w:after="0" w:line="240" w:lineRule="auto"/>
+              <w:jc w:val="right"/>
+              <w:rPr>
+                <w:rFonts w:ascii="Calibri" w:eastAsia="Times New Roman" w:hAnsi="Calibri" w:cs="Calibri"/>
+                <w:kern w:val="0"/>
+                <w:lang w:eastAsia="en-GB"/>
+                <w14:ligatures w14:val="none"/>
+              </w:rPr>
+            </w:pPr>
+            <w:r>
+              <w:rPr>
+                <w:rFonts w:ascii="Calibri" w:eastAsia="Times New Roman" w:hAnsi="Calibri" w:cs="Calibri"/>
+                <w:kern w:val="0"/>
+                <w:lang w:eastAsia="en-GB"/>
+                <w14:ligatures w14:val="none"/>
+              </w:rPr>
+              <w:t>32</w:t>
+            </w:r>
+          </w:p>
+        </w:tc>
+        <w:tc>
+          <w:tcPr>
+            <w:tcW w:w="1020" w:type="dxa"/>
+            <w:tcBorders>
+              <w:top w:val="single" w:sz="4" w:space="0" w:color="auto"/>
+              <w:left w:val="nil"/>
+              <w:bottom w:val="single" w:sz="4" w:space="0" w:color="auto"/>
+              <w:right w:val="single" w:sz="4" w:space="0" w:color="auto"/>
+            </w:tcBorders>
+            <w:shd w:val="clear" w:color="000000" w:fill="BDD7EE"/>
+            <w:noWrap/>
+            <w:vAlign w:val="bottom"/>
+            <w:hideMark/>
+          </w:tcPr>
+          <w:p>
+            <w:pPr>
+              <w:spacing w:after="0" w:line="240" w:lineRule="auto"/>
+              <w:jc w:val="right"/>
+              <w:rPr>
+                <w:rFonts w:ascii="Calibri" w:eastAsia="Times New Roman" w:hAnsi="Calibri" w:cs="Calibri"/>
+                <w:kern w:val="0"/>
+                <w:lang w:eastAsia="en-GB"/>
+                <w14:ligatures w14:val="none"/>
+              </w:rPr>
+            </w:pPr>
+            <w:r>
+              <w:rPr>
+                <w:rFonts w:ascii="Calibri" w:eastAsia="Times New Roman" w:hAnsi="Calibri" w:cs="Calibri"/>
+                <w:kern w:val="0"/>
+                <w:lang w:eastAsia="en-GB"/>
+                <w14:ligatures w14:val="none"/>
+              </w:rPr>
+              <w:t>22</w:t>
+            </w:r>
+          </w:p>
+        </w:tc>
+      </w:tr>
+    </w:tbl>
+    <w:p>
+      <w:pPr>
+        <w:rPr>
+          <w:rFonts w:ascii="Times New Roman" w:hAnsi="Times New Roman" w:cs="Times New Roman"/>
+          <w:sz w:val="24"/>
+          <w:szCs w:val="24"/>
+        </w:rPr>
+      </w:pPr>
     </w:p>
     <w:p>
       <w:pPr>
